--- a/week-4/cen429-week-4-ders-notu.docx
+++ b/week-4/cen429-week-4-ders-notu.docx
@@ -2,7 +2,7 @@
 <file path=word/document.xml><?xml version="1.0" encoding="utf-8"?>
 <w:document xmlns:w="http://schemas.openxmlformats.org/wordprocessingml/2006/main" xmlns:m="http://schemas.openxmlformats.org/officeDocument/2006/math" xmlns:r="http://schemas.openxmlformats.org/officeDocument/2006/relationships" xmlns:o="urn:schemas-microsoft-com:office:office" xmlns:v="urn:schemas-microsoft-com:vml" xmlns:w10="urn:schemas-microsoft-com:office:word" xmlns:a="http://schemas.openxmlformats.org/drawingml/2006/main" xmlns:pic="http://schemas.openxmlformats.org/drawingml/2006/picture" xmlns:wp="http://schemas.openxmlformats.org/drawingml/2006/wordprocessingDrawing">
   <w:body>
-    <w:bookmarkStart w:id="169" w:name="hafta-4-kod-sağlamlaştırma-cc"/>
+    <w:bookmarkStart w:id="173" w:name="hafta-4-kod-sağlamlaştırma-cc"/>
     <w:p>
       <w:pPr>
         <w:pStyle w:val="Heading1"/>
@@ -147,7 +147,21 @@
               <w:t xml:space="preserve">free</w:t>
             </w:r>
             <w:r>
-              <w:t xml:space="preserve">); Hafta 1’den bellek düzeni, yığın ve öbek; Linux/WSL terminalinde derleme ve</w:t>
+              <w:t xml:space="preserve">);</w:t>
+            </w:r>
+            <w:r>
+              <w:t xml:space="preserve"> </w:t>
+            </w:r>
+            <w:hyperlink r:id="rId20">
+              <w:r>
+                <w:rPr>
+                  <w:rStyle w:val="Hyperlink"/>
+                </w:rPr>
+                <w:t xml:space="preserve">Hafta 1</w:t>
+              </w:r>
+            </w:hyperlink>
+            <w:r>
+              <w:t xml:space="preserve">’den bellek düzeni, yığın (stack) ve öbek (heap); Linux/WSL terminalinde derleme ve</w:t>
             </w:r>
             <w:r>
               <w:t xml:space="preserve"> </w:t>
@@ -189,7 +203,7 @@
             <w:pPr>
               <w:pStyle w:val="Compact"/>
             </w:pPr>
-            <w:hyperlink r:id="rId20">
+            <w:hyperlink r:id="rId21">
               <w:r>
                 <w:rPr>
                   <w:rStyle w:val="VerbatimChar"/>
@@ -253,7 +267,7 @@
           <w:b/>
           <w:bCs/>
         </w:rPr>
-        <w:t xml:space="preserve">Kod sağlamlaştırmanın</w:t>
+        <w:t xml:space="preserve">Kod sağlamlaştırmanın (hardening)</w:t>
       </w:r>
       <w:r>
         <w:t xml:space="preserve"> </w:t>
@@ -309,7 +323,7 @@
           <w:b/>
           <w:bCs/>
         </w:rPr>
-        <w:t xml:space="preserve">Biçim dizisi</w:t>
+        <w:t xml:space="preserve">Biçim dizesi (format string)</w:t>
       </w:r>
       <w:r>
         <w:t xml:space="preserve">,</w:t>
@@ -637,7 +651,7 @@
               <w:pStyle w:val="Compact"/>
             </w:pPr>
             <w:r>
-              <w:t xml:space="preserve">Biçim dizisi açığı —</w:t>
+              <w:t xml:space="preserve">Biçim dizesi açığı —</w:t>
             </w:r>
             <w:r>
               <w:t xml:space="preserve"> </w:t>
@@ -1309,13 +1323,13 @@
         </w:pict>
       </w:r>
     </w:p>
-    <w:bookmarkStart w:id="41" w:name="temel-kavramlar-sıfırdan"/>
+    <w:bookmarkStart w:id="32" w:name="başlamadan-önce"/>
     <w:p>
       <w:pPr>
         <w:pStyle w:val="Heading2"/>
       </w:pPr>
       <w:r>
-        <w:t xml:space="preserve">0. Temel kavramlar (sıfırdan)</w:t>
+        <w:t xml:space="preserve">0. Başlamadan önce</w:t>
       </w:r>
     </w:p>
     <w:p>
@@ -1323,20 +1337,31 @@
         <w:pStyle w:val="FirstParagraph"/>
       </w:pPr>
       <w:r>
-        <w:t xml:space="preserve">Bu bölüm</w:t>
-      </w:r>
-      <w:r>
-        <w:t xml:space="preserve"> </w:t>
-      </w:r>
-      <w:r>
-        <w:rPr>
-          <w:b/>
-          <w:bCs/>
-        </w:rPr>
-        <w:t xml:space="preserve">hiçbir ön bilgi varsaymaz</w:t>
-      </w:r>
-      <w:r>
-        <w:t xml:space="preserve">. Haftanın geri kalanında kullanacağımız terimleri sıfırdan tanımlıyoruz. Bir terimi bilmiyorsanız önce burayı okuyun; sonraki bölümler bunların üzerine kurulur.</w:t>
+        <w:t xml:space="preserve">Bu bölüm haftaya hazırlık içindir. Önce bu haftanın dayandığı önceki konuları kısaca hatırlatır; sonra bu haftanın</w:t>
+      </w:r>
+      <w:r>
+        <w:t xml:space="preserve"> </w:t>
+      </w:r>
+      <w:r>
+        <w:t xml:space="preserve">kavramlarını birer cümleyle tanımlayıp her birini ayrıntılı anlatıldığı bölüme bağlar. Önceki haftalarda görülmemiş</w:t>
+      </w:r>
+      <w:r>
+        <w:t xml:space="preserve"> </w:t>
+      </w:r>
+      <w:r>
+        <w:t xml:space="preserve">temel bilgiler ise</w:t>
+      </w:r>
+      <w:r>
+        <w:t xml:space="preserve"> </w:t>
+      </w:r>
+      <w:r>
+        <w:t xml:space="preserve">“Ön bilgi”</w:t>
+      </w:r>
+      <w:r>
+        <w:t xml:space="preserve"> </w:t>
+      </w:r>
+      <w:r>
+        <w:t xml:space="preserve">başlıkları altında sıfırdan anlatılır.</w:t>
       </w:r>
     </w:p>
     <w:p>
@@ -1346,20 +1371,20 @@
       <w:r>
         <w:drawing>
           <wp:inline>
-            <wp:extent cx="5759999" cy="2470728"/>
+            <wp:extent cx="5759999" cy="2646260"/>
             <wp:effectExtent b="0" l="0" r="0" t="0"/>
-            <wp:docPr descr="Yığın ve öbek belleğin karşılaştırması" title="" id="22" name="Picture"/>
+            <wp:docPr descr="Yığın ve öbek belleğin karşılaştırması" title="" id="23" name="Picture"/>
             <a:graphic>
               <a:graphicData uri="http://schemas.openxmlformats.org/drawingml/2006/picture">
                 <pic:pic>
                   <pic:nvPicPr>
-                    <pic:cNvPr descr="h04-13-yigin-obek.png" id="23" name="Picture"/>
+                    <pic:cNvPr descr="h04-13-yigin-obek.png" id="24" name="Picture"/>
                     <pic:cNvPicPr>
                       <a:picLocks noChangeArrowheads="1" noChangeAspect="1"/>
                     </pic:cNvPicPr>
                   </pic:nvPicPr>
                   <pic:blipFill>
-                    <a:blip r:embed="rId21"/>
+                    <a:blip r:embed="rId22"/>
                     <a:stretch>
                       <a:fillRect/>
                     </a:stretch>
@@ -1367,7 +1392,7 @@
                   <pic:spPr bwMode="auto">
                     <a:xfrm>
                       <a:off x="0" y="0"/>
-                      <a:ext cx="5759999" cy="2470728"/>
+                      <a:ext cx="5759999" cy="2646260"/>
                     </a:xfrm>
                     <a:prstGeom prst="rect">
                       <a:avLst/>
@@ -1386,13 +1411,13 @@
         </w:drawing>
       </w:r>
     </w:p>
-    <w:bookmarkStart w:id="24" w:name="bellek-yığın-ve-öbek"/>
+    <w:bookmarkStart w:id="29" w:name="önceki-haftalardan-gelenler"/>
     <w:p>
       <w:pPr>
         <w:pStyle w:val="Heading3"/>
       </w:pPr>
       <w:r>
-        <w:t xml:space="preserve">Bellek: yığın ve öbek</w:t>
+        <w:t xml:space="preserve">Önceki haftalardan gelenler</w:t>
       </w:r>
     </w:p>
     <w:p>
@@ -1408,13 +1433,90 @@
           <w:b/>
           <w:bCs/>
         </w:rPr>
-        <w:t xml:space="preserve">Yığın (stack):</w:t>
-      </w:r>
-      <w:r>
-        <w:t xml:space="preserve"> </w:t>
-      </w:r>
-      <w:r>
-        <w:t xml:space="preserve">fonksiyon çağrılarının yerel değişkenlerini tuttuğu, otomatik yönetilen bellek.</w:t>
+        <w:t xml:space="preserve">Süreç belleği: yığın ve öbek</w:t>
+      </w:r>
+      <w:r>
+        <w:t xml:space="preserve"> </w:t>
+      </w:r>
+      <w:r>
+        <w:t xml:space="preserve">— bir programın çalışırken kullandığı bellek; yığın (stack) fonksiyon</w:t>
+      </w:r>
+      <w:r>
+        <w:t xml:space="preserve"> </w:t>
+      </w:r>
+      <w:r>
+        <w:t xml:space="preserve">çağrılarının yerel değişkenlerini otomatik yönetir, öbek (heap)</w:t>
+      </w:r>
+      <w:r>
+        <w:t xml:space="preserve"> </w:t>
+      </w:r>
+      <w:r>
+        <w:rPr>
+          <w:rStyle w:val="VerbatimChar"/>
+        </w:rPr>
+        <w:t xml:space="preserve">malloc</w:t>
+      </w:r>
+      <w:r>
+        <w:t xml:space="preserve">/</w:t>
+      </w:r>
+      <w:r>
+        <w:rPr>
+          <w:rStyle w:val="VerbatimChar"/>
+        </w:rPr>
+        <w:t xml:space="preserve">new</w:t>
+      </w:r>
+      <w:r>
+        <w:t xml:space="preserve"> </w:t>
+      </w:r>
+      <w:r>
+        <w:t xml:space="preserve">ile elle ayrılıp</w:t>
+      </w:r>
+      <w:r>
+        <w:t xml:space="preserve"> </w:t>
+      </w:r>
+      <w:r>
+        <w:rPr>
+          <w:rStyle w:val="VerbatimChar"/>
+        </w:rPr>
+        <w:t xml:space="preserve">free</w:t>
+      </w:r>
+      <w:r>
+        <w:t xml:space="preserve">/</w:t>
+      </w:r>
+      <w:r>
+        <w:rPr>
+          <w:rStyle w:val="VerbatimChar"/>
+        </w:rPr>
+        <w:t xml:space="preserve">delete</w:t>
+      </w:r>
+      <w:r>
+        <w:t xml:space="preserve"> </w:t>
+      </w:r>
+      <w:r>
+        <w:t xml:space="preserve">ile bırakılır (</w:t>
+      </w:r>
+      <w:hyperlink r:id="rId25">
+        <w:r>
+          <w:rPr>
+            <w:rStyle w:val="Hyperlink"/>
+          </w:rPr>
+          <w:t xml:space="preserve">Hafta 1, §13</w:t>
+        </w:r>
+      </w:hyperlink>
+      <w:r>
+        <w:t xml:space="preserve">). Bu hafta</w:t>
+      </w:r>
+      <w:r>
+        <w:t xml:space="preserve"> </w:t>
+      </w:r>
+      <w:r>
+        <w:t xml:space="preserve">§6’da öbeğin yeniden tahsisini (serbest bırakılmış belleğin kullanımı), §12’de yığın çerçevesinin korunmasını</w:t>
+      </w:r>
+      <w:r>
+        <w:t xml:space="preserve"> </w:t>
+      </w:r>
+      <w:r>
+        <w:t xml:space="preserve">(kanarya) bu temel üzerine kuruyoruz.</w:t>
       </w:r>
     </w:p>
     <w:p>
@@ -1430,89 +1532,42 @@
           <w:b/>
           <w:bCs/>
         </w:rPr>
-        <w:t xml:space="preserve">Öbek (heap):</w:t>
-      </w:r>
-      <w:r>
-        <w:t xml:space="preserve"> </w:t>
-      </w:r>
-      <w:r>
-        <w:rPr>
-          <w:rStyle w:val="VerbatimChar"/>
-        </w:rPr>
-        <w:t xml:space="preserve">malloc</w:t>
-      </w:r>
-      <w:r>
-        <w:t xml:space="preserve">/</w:t>
-      </w:r>
-      <w:r>
-        <w:rPr>
-          <w:rStyle w:val="VerbatimChar"/>
-        </w:rPr>
-        <w:t xml:space="preserve">new</w:t>
-      </w:r>
-      <w:r>
-        <w:t xml:space="preserve"> </w:t>
-      </w:r>
-      <w:r>
-        <w:t xml:space="preserve">ile</w:t>
-      </w:r>
-      <w:r>
-        <w:t xml:space="preserve"> </w:t>
-      </w:r>
-      <w:r>
-        <w:rPr>
-          <w:b/>
-          <w:bCs/>
-        </w:rPr>
-        <w:t xml:space="preserve">elle</w:t>
-      </w:r>
-      <w:r>
-        <w:t xml:space="preserve"> </w:t>
-      </w:r>
-      <w:r>
-        <w:t xml:space="preserve">ayrılan,</w:t>
-      </w:r>
-      <w:r>
-        <w:t xml:space="preserve"> </w:t>
-      </w:r>
-      <w:r>
-        <w:rPr>
-          <w:rStyle w:val="VerbatimChar"/>
-        </w:rPr>
-        <w:t xml:space="preserve">free</w:t>
-      </w:r>
-      <w:r>
-        <w:t xml:space="preserve">/</w:t>
-      </w:r>
-      <w:r>
-        <w:rPr>
-          <w:rStyle w:val="VerbatimChar"/>
-        </w:rPr>
-        <w:t xml:space="preserve">delete</w:t>
-      </w:r>
-      <w:r>
-        <w:t xml:space="preserve"> </w:t>
-      </w:r>
-      <w:r>
-        <w:t xml:space="preserve">ile bırakılan bellek.</w:t>
-      </w:r>
-    </w:p>
-    <w:p>
-      <w:pPr>
-        <w:pStyle w:val="FirstParagraph"/>
-      </w:pPr>
-      <w:r>
-        <w:t xml:space="preserve">İkisi de taşma ve hata kaynağı olabilir.</w:t>
-      </w:r>
-    </w:p>
-    <w:bookmarkEnd w:id="24"/>
-    <w:bookmarkStart w:id="25" w:name="işaretçi-pointer"/>
-    <w:p>
-      <w:pPr>
-        <w:pStyle w:val="Heading3"/>
-      </w:pPr>
-      <w:r>
-        <w:t xml:space="preserve">İşaretçi (pointer)</w:t>
+        <w:t xml:space="preserve">Arabellek taşması</w:t>
+      </w:r>
+      <w:r>
+        <w:t xml:space="preserve"> </w:t>
+      </w:r>
+      <w:r>
+        <w:t xml:space="preserve">— bir programın bir diziye, ayrılan boyuttan fazla veri yazması; taşan baytlar dizinin</w:t>
+      </w:r>
+      <w:r>
+        <w:t xml:space="preserve"> </w:t>
+      </w:r>
+      <w:r>
+        <w:t xml:space="preserve">hemen yanındaki belleğe, başka değişkenlerin ya da dönüş adresinin üzerine yazılır</w:t>
+      </w:r>
+      <w:r>
+        <w:t xml:space="preserve"> </w:t>
+      </w:r>
+      <w:r>
+        <w:t xml:space="preserve">(</w:t>
+      </w:r>
+      <w:hyperlink r:id="rId26">
+        <w:r>
+          <w:rPr>
+            <w:rStyle w:val="Hyperlink"/>
+          </w:rPr>
+          <w:t xml:space="preserve">Hafta 1, §14</w:t>
+        </w:r>
+      </w:hyperlink>
+      <w:r>
+        <w:t xml:space="preserve">). Bu hafta bu</w:t>
+      </w:r>
+      <w:r>
+        <w:t xml:space="preserve"> </w:t>
+      </w:r>
+      <w:r>
+        <w:t xml:space="preserve">hatayı biçim dizesi açığıyla (§5) ve tamsayı kaynaklı taşmalarla (§7) genişletiyoruz.</w:t>
       </w:r>
     </w:p>
     <w:p>
@@ -1520,7 +1575,7 @@
         <w:pStyle w:val="Compact"/>
         <w:numPr>
           <w:ilvl w:val="0"/>
-          <w:numId w:val="1003"/>
+          <w:numId w:val="1002"/>
         </w:numPr>
       </w:pPr>
       <w:r>
@@ -1528,29 +1583,64 @@
           <w:b/>
           <w:bCs/>
         </w:rPr>
-        <w:t xml:space="preserve">İşaretçi:</w:t>
-      </w:r>
-      <w:r>
-        <w:t xml:space="preserve"> </w:t>
-      </w:r>
-      <w:r>
-        <w:t xml:space="preserve">bir bellek</w:t>
-      </w:r>
-      <w:r>
-        <w:t xml:space="preserve"> </w:t>
-      </w:r>
-      <w:r>
-        <w:rPr>
-          <w:b/>
-          <w:bCs/>
-        </w:rPr>
-        <w:t xml:space="preserve">adresini</w:t>
-      </w:r>
-      <w:r>
-        <w:t xml:space="preserve"> </w:t>
-      </w:r>
-      <w:r>
-        <w:t xml:space="preserve">tutan değişken.</w:t>
+        <w:t xml:space="preserve">Yığın çerçevesi ve dönüş adresi</w:t>
+      </w:r>
+      <w:r>
+        <w:t xml:space="preserve"> </w:t>
+      </w:r>
+      <w:r>
+        <w:t xml:space="preserve">— bir fonksiyon çağrıldığında yığında ona ayrılan, yerel değişkenleri ve</w:t>
+      </w:r>
+      <w:r>
+        <w:t xml:space="preserve"> </w:t>
+      </w:r>
+      <w:r>
+        <w:t xml:space="preserve">fonksiyon bitince nereye döneceğini gösteren dönüş adresini tutan bölüm</w:t>
+      </w:r>
+      <w:r>
+        <w:t xml:space="preserve"> </w:t>
+      </w:r>
+      <w:r>
+        <w:t xml:space="preserve">(</w:t>
+      </w:r>
+      <w:hyperlink r:id="rId26">
+        <w:r>
+          <w:rPr>
+            <w:rStyle w:val="Hyperlink"/>
+          </w:rPr>
+          <w:t xml:space="preserve">Hafta 1, §14</w:t>
+        </w:r>
+      </w:hyperlink>
+      <w:r>
+        <w:t xml:space="preserve">). Bu hafta §5’te</w:t>
+      </w:r>
+      <w:r>
+        <w:t xml:space="preserve"> </w:t>
+      </w:r>
+      <w:r>
+        <w:t xml:space="preserve">biçim dizesi açığının yığından nasıl okuduğunu, §12’de yığın kanaryasının bu çerçeveyi nasıl koruduğunu adım</w:t>
+      </w:r>
+      <w:r>
+        <w:t xml:space="preserve"> </w:t>
+      </w:r>
+      <w:r>
+        <w:t xml:space="preserve">adım izliyoruz; ayrıca</w:t>
+      </w:r>
+      <w:r>
+        <w:t xml:space="preserve"> </w:t>
+      </w:r>
+      <w:r>
+        <w:rPr>
+          <w:b/>
+          <w:bCs/>
+        </w:rPr>
+        <w:t xml:space="preserve">ofset</w:t>
+      </w:r>
+      <w:r>
+        <w:t xml:space="preserve"> </w:t>
+      </w:r>
+      <w:r>
+        <w:t xml:space="preserve">terimini (bir başlangıç noktasına bayt cinsinden uzaklık) sıkça kullanacağız.</w:t>
       </w:r>
     </w:p>
     <w:p>
@@ -1558,35 +1648,62 @@
         <w:pStyle w:val="Compact"/>
         <w:numPr>
           <w:ilvl w:val="0"/>
-          <w:numId w:val="1003"/>
+          <w:numId w:val="1002"/>
         </w:numPr>
       </w:pPr>
       <w:r>
         <w:rPr>
-          <w:rStyle w:val="VerbatimChar"/>
-        </w:rPr>
-        <w:t xml:space="preserve">p</w:t>
-      </w:r>
-      <w:r>
-        <w:t xml:space="preserve"> </w:t>
-      </w:r>
-      <w:r>
-        <w:t xml:space="preserve">bir adres;</w:t>
-      </w:r>
-      <w:r>
-        <w:t xml:space="preserve"> </w:t>
-      </w:r>
-      <w:r>
-        <w:rPr>
-          <w:rStyle w:val="VerbatimChar"/>
-        </w:rPr>
-        <w:t xml:space="preserve">*p</w:t>
-      </w:r>
-      <w:r>
-        <w:t xml:space="preserve"> </w:t>
-      </w:r>
-      <w:r>
-        <w:t xml:space="preserve">o adresteki değer.</w:t>
+          <w:b/>
+          <w:bCs/>
+        </w:rPr>
+        <w:t xml:space="preserve">Beyaz kutu saldırgan modeli</w:t>
+      </w:r>
+      <w:r>
+        <w:t xml:space="preserve"> </w:t>
+      </w:r>
+      <w:r>
+        <w:t xml:space="preserve">— cihazın sahibi olan kullanıcının aynı zamanda potansiyel saldırgan olduğu,</w:t>
+      </w:r>
+      <w:r>
+        <w:t xml:space="preserve"> </w:t>
+      </w:r>
+      <w:r>
+        <w:t xml:space="preserve">belleği okuyup hata ayıklayıcı bağlayabildiği model</w:t>
+      </w:r>
+      <w:r>
+        <w:t xml:space="preserve"> </w:t>
+      </w:r>
+      <w:r>
+        <w:t xml:space="preserve">(</w:t>
+      </w:r>
+      <w:hyperlink r:id="rId27">
+        <w:r>
+          <w:rPr>
+            <w:rStyle w:val="Hyperlink"/>
+          </w:rPr>
+          <w:t xml:space="preserve">Hafta 1, §3</w:t>
+        </w:r>
+      </w:hyperlink>
+      <w:r>
+        <w:t xml:space="preserve">; Hafta 1 §5’teki</w:t>
+      </w:r>
+      <w:r>
+        <w:t xml:space="preserve"> </w:t>
+      </w:r>
+      <w:r>
+        <w:t xml:space="preserve">“beyaz kutu</w:t>
+      </w:r>
+      <w:r>
+        <w:t xml:space="preserve"> </w:t>
+      </w:r>
+      <w:r>
+        <w:t xml:space="preserve">saldırganın altı yolu”</w:t>
+      </w:r>
+      <w:r>
+        <w:t xml:space="preserve"> </w:t>
+      </w:r>
+      <w:r>
+        <w:t xml:space="preserve">tablosuna da bakınız). Bu hafta §14’te kod gizlemenin motivasyonunu bu modelle kuruyoruz.</w:t>
       </w:r>
     </w:p>
     <w:p>
@@ -1594,324 +1711,547 @@
         <w:pStyle w:val="Compact"/>
         <w:numPr>
           <w:ilvl w:val="0"/>
-          <w:numId w:val="1003"/>
+          <w:numId w:val="1002"/>
         </w:numPr>
       </w:pPr>
       <w:r>
-        <w:t xml:space="preserve">Yanlış adres → çökme ya da yanlış veri.</w:t>
-      </w:r>
-    </w:p>
-    <w:bookmarkEnd w:id="25"/>
-    <w:bookmarkStart w:id="26" w:name="tampon-buffer-ve-taşma"/>
+        <w:rPr>
+          <w:b/>
+          <w:bCs/>
+        </w:rPr>
+        <w:t xml:space="preserve">CWE</w:t>
+      </w:r>
+      <w:r>
+        <w:t xml:space="preserve"> </w:t>
+      </w:r>
+      <w:r>
+        <w:t xml:space="preserve">— yazılım zayıflıklarının MITRE tarafından yürütülen, numaralı kataloğu</w:t>
+      </w:r>
+      <w:r>
+        <w:t xml:space="preserve"> </w:t>
+      </w:r>
+      <w:r>
+        <w:t xml:space="preserve">(</w:t>
+      </w:r>
+      <w:hyperlink r:id="rId28">
+        <w:r>
+          <w:rPr>
+            <w:rStyle w:val="Hyperlink"/>
+          </w:rPr>
+          <w:t xml:space="preserve">Hafta 2, §13</w:t>
+        </w:r>
+      </w:hyperlink>
+      <w:r>
+        <w:t xml:space="preserve">). Bu hafta</w:t>
+      </w:r>
+      <w:r>
+        <w:t xml:space="preserve"> </w:t>
+      </w:r>
+      <w:r>
+        <w:t xml:space="preserve">neredeyse her bölümde bulguları CWE numarasıyla adlandırıyoruz.</w:t>
+      </w:r>
+    </w:p>
+    <w:bookmarkEnd w:id="29"/>
+    <w:bookmarkStart w:id="30" w:name="bu-haftanın-kavram-haritası"/>
     <w:p>
       <w:pPr>
         <w:pStyle w:val="Heading3"/>
       </w:pPr>
       <w:r>
-        <w:t xml:space="preserve">Tampon (buffer) ve taşma</w:t>
-      </w:r>
-    </w:p>
-    <w:p>
-      <w:pPr>
-        <w:pStyle w:val="Compact"/>
-        <w:numPr>
-          <w:ilvl w:val="0"/>
-          <w:numId w:val="1004"/>
-        </w:numPr>
-      </w:pPr>
-      <w:r>
-        <w:rPr>
-          <w:b/>
-          <w:bCs/>
-        </w:rPr>
-        <w:t xml:space="preserve">Tampon:</w:t>
-      </w:r>
-      <w:r>
-        <w:t xml:space="preserve"> </w:t>
-      </w:r>
-      <w:r>
-        <w:t xml:space="preserve">ardışık bellek bloğu (ör.</w:t>
-      </w:r>
-      <w:r>
-        <w:t xml:space="preserve"> </w:t>
-      </w:r>
-      <w:r>
-        <w:rPr>
-          <w:rStyle w:val="VerbatimChar"/>
-        </w:rPr>
-        <w:t xml:space="preserve">char ad[16]</w:t>
-      </w:r>
-      <w:r>
-        <w:t xml:space="preserve">).</w:t>
-      </w:r>
-    </w:p>
-    <w:p>
-      <w:pPr>
-        <w:pStyle w:val="Compact"/>
-        <w:numPr>
-          <w:ilvl w:val="0"/>
-          <w:numId w:val="1004"/>
-        </w:numPr>
-      </w:pPr>
-      <w:r>
-        <w:rPr>
-          <w:b/>
-          <w:bCs/>
-        </w:rPr>
-        <w:t xml:space="preserve">Taşma (buffer overflow):</w:t>
-      </w:r>
-      <w:r>
-        <w:t xml:space="preserve"> </w:t>
-      </w:r>
-      <w:r>
-        <w:t xml:space="preserve">tampona</w:t>
-      </w:r>
-      <w:r>
-        <w:t xml:space="preserve"> </w:t>
-      </w:r>
-      <w:r>
-        <w:rPr>
-          <w:b/>
-          <w:bCs/>
-        </w:rPr>
-        <w:t xml:space="preserve">sığmayan</w:t>
-      </w:r>
-      <w:r>
-        <w:t xml:space="preserve"> </w:t>
-      </w:r>
-      <w:r>
-        <w:t xml:space="preserve">kadar veri yazmak → komşu belleği bozar.</w:t>
-      </w:r>
-    </w:p>
-    <w:p>
-      <w:pPr>
-        <w:pStyle w:val="Compact"/>
-        <w:numPr>
-          <w:ilvl w:val="0"/>
-          <w:numId w:val="1004"/>
-        </w:numPr>
-      </w:pPr>
-      <w:r>
-        <w:t xml:space="preserve">Klasik ve tehlikeli bir hata sınıfı.</w:t>
-      </w:r>
-    </w:p>
-    <w:bookmarkEnd w:id="26"/>
-    <w:bookmarkStart w:id="27" w:name="neden-taşma-tehlikeli"/>
+        <w:t xml:space="preserve">Bu haftanın kavram haritası</w:t>
+      </w:r>
+    </w:p>
+    <w:tbl>
+      <w:tblPr>
+        <w:tblStyle w:val="Table"/>
+        <w:tblW w:type="pct" w:w="5000"/>
+        <w:tblLayout w:type="fixed"/>
+        <w:tblLook w:firstRow="1" w:lastRow="0" w:firstColumn="0" w:lastColumn="0" w:noHBand="0" w:noVBand="0" w:val="0020"/>
+      </w:tblPr>
+      <w:tblGrid>
+        <w:gridCol w:w="2640"/>
+        <w:gridCol w:w="2640"/>
+        <w:gridCol w:w="2640"/>
+      </w:tblGrid>
+      <w:tr>
+        <w:trPr>
+          <w:tblHeader w:val="on"/>
+        </w:trPr>
+        <w:tc>
+          <w:tcPr/>
+          <w:p>
+            <w:pPr>
+              <w:pStyle w:val="Compact"/>
+            </w:pPr>
+            <w:r>
+              <w:t xml:space="preserve">Kavram</w:t>
+            </w:r>
+          </w:p>
+        </w:tc>
+        <w:tc>
+          <w:tcPr/>
+          <w:p>
+            <w:pPr>
+              <w:pStyle w:val="Compact"/>
+            </w:pPr>
+            <w:r>
+              <w:t xml:space="preserve">Bir cümlede</w:t>
+            </w:r>
+          </w:p>
+        </w:tc>
+        <w:tc>
+          <w:tcPr/>
+          <w:p>
+            <w:pPr>
+              <w:pStyle w:val="Compact"/>
+            </w:pPr>
+            <w:r>
+              <w:t xml:space="preserve">Ayrıntısı</w:t>
+            </w:r>
+          </w:p>
+        </w:tc>
+      </w:tr>
+      <w:tr>
+        <w:tc>
+          <w:tcPr/>
+          <w:p>
+            <w:pPr>
+              <w:pStyle w:val="Compact"/>
+            </w:pPr>
+            <w:r>
+              <w:t xml:space="preserve">CERT</w:t>
+            </w:r>
+          </w:p>
+        </w:tc>
+        <w:tc>
+          <w:tcPr/>
+          <w:p>
+            <w:pPr>
+              <w:pStyle w:val="Compact"/>
+            </w:pPr>
+            <w:r>
+              <w:t xml:space="preserve">SEI CERT C/C++, gerçek zafiyetlerden çıkarılan; her kuralı hatalı örnek, uyumlu çözüm, risk değerlendirmesi ve CWE bağıyla veren güvenli kodlama kurallarının kataloğudur.</w:t>
+            </w:r>
+          </w:p>
+        </w:tc>
+        <w:tc>
+          <w:tcPr/>
+          <w:p>
+            <w:pPr>
+              <w:pStyle w:val="Compact"/>
+            </w:pPr>
+            <w:hyperlink w:anchor="X25159a847c7538df43e0cc5e1b2db5e9e63bd61">
+              <w:r>
+                <w:rPr>
+                  <w:rStyle w:val="Hyperlink"/>
+                </w:rPr>
+                <w:t xml:space="preserve">§2</w:t>
+              </w:r>
+            </w:hyperlink>
+          </w:p>
+        </w:tc>
+      </w:tr>
+      <w:tr>
+        <w:tc>
+          <w:tcPr/>
+          <w:p>
+            <w:pPr>
+              <w:pStyle w:val="Compact"/>
+            </w:pPr>
+            <w:r>
+              <w:t xml:space="preserve">Tanımsız davranış (UB)</w:t>
+            </w:r>
+          </w:p>
+        </w:tc>
+        <w:tc>
+          <w:tcPr/>
+          <w:p>
+            <w:pPr>
+              <w:pStyle w:val="Compact"/>
+            </w:pPr>
+            <w:r>
+              <w:t xml:space="preserve">C/C++ standardının sonucunu tanımlamadığı işlemdir (ör. işaretli tamsayı taşması); derleyici bu durumun hiç oluşmayacağını varsayıp ona dayanan denetimi silebilir.</w:t>
+            </w:r>
+          </w:p>
+        </w:tc>
+        <w:tc>
+          <w:tcPr/>
+          <w:p>
+            <w:pPr>
+              <w:pStyle w:val="Compact"/>
+            </w:pPr>
+            <w:hyperlink w:anchor="X8a0712799b5d680f55bf49a7d68d558e88c9430">
+              <w:r>
+                <w:rPr>
+                  <w:rStyle w:val="Hyperlink"/>
+                </w:rPr>
+                <w:t xml:space="preserve">§7</w:t>
+              </w:r>
+            </w:hyperlink>
+          </w:p>
+        </w:tc>
+      </w:tr>
+      <w:tr>
+        <w:tc>
+          <w:tcPr/>
+          <w:p>
+            <w:pPr>
+              <w:pStyle w:val="Compact"/>
+            </w:pPr>
+            <w:r>
+              <w:t xml:space="preserve">Statik ve dinamik analiz</w:t>
+            </w:r>
+          </w:p>
+        </w:tc>
+        <w:tc>
+          <w:tcPr/>
+          <w:p>
+            <w:pPr>
+              <w:pStyle w:val="Compact"/>
+            </w:pPr>
+            <w:r>
+              <w:t xml:space="preserve">Statik analiz kodu</w:t>
+            </w:r>
+            <w:r>
+              <w:t xml:space="preserve"> </w:t>
+            </w:r>
+            <w:r>
+              <w:rPr>
+                <w:b/>
+                <w:bCs/>
+              </w:rPr>
+              <w:t xml:space="preserve">çalıştırmadan</w:t>
+            </w:r>
+            <w:r>
+              <w:t xml:space="preserve"> </w:t>
+            </w:r>
+            <w:r>
+              <w:t xml:space="preserve">(derleyici uyarıları,</w:t>
+            </w:r>
+            <w:r>
+              <w:t xml:space="preserve"> </w:t>
+            </w:r>
+            <w:r>
+              <w:rPr>
+                <w:rStyle w:val="VerbatimChar"/>
+              </w:rPr>
+              <w:t xml:space="preserve">clang-tidy</w:t>
+            </w:r>
+            <w:r>
+              <w:t xml:space="preserve">), dinamik analiz kodu</w:t>
+            </w:r>
+            <w:r>
+              <w:t xml:space="preserve"> </w:t>
+            </w:r>
+            <w:r>
+              <w:rPr>
+                <w:b/>
+                <w:bCs/>
+              </w:rPr>
+              <w:t xml:space="preserve">çalıştırırken</w:t>
+            </w:r>
+            <w:r>
+              <w:t xml:space="preserve"> </w:t>
+            </w:r>
+            <w:r>
+              <w:t xml:space="preserve">(sanitizer’lar) hata arar; ikisi birbirini tamamlar.</w:t>
+            </w:r>
+          </w:p>
+        </w:tc>
+        <w:tc>
+          <w:tcPr/>
+          <w:p>
+            <w:pPr>
+              <w:pStyle w:val="Compact"/>
+            </w:pPr>
+            <w:hyperlink w:anchor="Xad939a7a435d59ecc47e8c0d38aebab821528fb">
+              <w:r>
+                <w:rPr>
+                  <w:rStyle w:val="Hyperlink"/>
+                </w:rPr>
+                <w:t xml:space="preserve">§9</w:t>
+              </w:r>
+            </w:hyperlink>
+          </w:p>
+        </w:tc>
+      </w:tr>
+      <w:tr>
+        <w:tc>
+          <w:tcPr/>
+          <w:p>
+            <w:pPr>
+              <w:pStyle w:val="Compact"/>
+            </w:pPr>
+            <w:r>
+              <w:t xml:space="preserve">Sanitizer</w:t>
+            </w:r>
+          </w:p>
+        </w:tc>
+        <w:tc>
+          <w:tcPr/>
+          <w:p>
+            <w:pPr>
+              <w:pStyle w:val="Compact"/>
+            </w:pPr>
+            <w:r>
+              <w:t xml:space="preserve">Derleyicinin programa eklediği, her bellek erişimini ya da tanımsız davranışı çalışma anında denetleyip ilk hatada ayrıntılı rapor veren bir araçtır (ör. AddressSanitizer).</w:t>
+            </w:r>
+          </w:p>
+        </w:tc>
+        <w:tc>
+          <w:tcPr/>
+          <w:p>
+            <w:pPr>
+              <w:pStyle w:val="Compact"/>
+            </w:pPr>
+            <w:hyperlink w:anchor="X8aa20ae23ec88be30ffe284d077bc4b27630d4a">
+              <w:r>
+                <w:rPr>
+                  <w:rStyle w:val="Hyperlink"/>
+                </w:rPr>
+                <w:t xml:space="preserve">§10</w:t>
+              </w:r>
+            </w:hyperlink>
+          </w:p>
+        </w:tc>
+      </w:tr>
+      <w:tr>
+        <w:tc>
+          <w:tcPr/>
+          <w:p>
+            <w:pPr>
+              <w:pStyle w:val="Compact"/>
+            </w:pPr>
+            <w:r>
+              <w:t xml:space="preserve">Fuzzing</w:t>
+            </w:r>
+          </w:p>
+        </w:tc>
+        <w:tc>
+          <w:tcPr/>
+          <w:p>
+            <w:pPr>
+              <w:pStyle w:val="Compact"/>
+            </w:pPr>
+            <w:r>
+              <w:t xml:space="preserve">Bir programı çok sayıda otomatik üretilmiş, çoğu bozuk girdiyle çalıştırıp çöktüğü ya da bir sanitizer’ın hata bildirdiği girdileri arama tekniğidir.</w:t>
+            </w:r>
+          </w:p>
+        </w:tc>
+        <w:tc>
+          <w:tcPr/>
+          <w:p>
+            <w:pPr>
+              <w:pStyle w:val="Compact"/>
+            </w:pPr>
+            <w:hyperlink w:anchor="Xdea59f9078cb96e02081753709ecf2f452a0dc3">
+              <w:r>
+                <w:rPr>
+                  <w:rStyle w:val="Hyperlink"/>
+                </w:rPr>
+                <w:t xml:space="preserve">§11</w:t>
+              </w:r>
+            </w:hyperlink>
+          </w:p>
+        </w:tc>
+      </w:tr>
+      <w:tr>
+        <w:tc>
+          <w:tcPr/>
+          <w:p>
+            <w:pPr>
+              <w:pStyle w:val="Compact"/>
+            </w:pPr>
+            <w:r>
+              <w:t xml:space="preserve">ASLR / NX / kanarya</w:t>
+            </w:r>
+          </w:p>
+        </w:tc>
+        <w:tc>
+          <w:tcPr/>
+          <w:p>
+            <w:pPr>
+              <w:pStyle w:val="Compact"/>
+            </w:pPr>
+            <w:r>
+              <w:t xml:space="preserve">Derleyici ve işletim sisteminin, bir hata kaçtığında sömürülmesini zorlaştırmak için eklediği korumalardır: ASLR adresleri rastgeleleştirir, NX/DEP veri sayfalarında kod çalıştırmayı engeller, yığın kanaryası dönüş adresine ulaşan taşmayı yakalar.</w:t>
+            </w:r>
+          </w:p>
+        </w:tc>
+        <w:tc>
+          <w:tcPr/>
+          <w:p>
+            <w:pPr>
+              <w:pStyle w:val="Compact"/>
+            </w:pPr>
+            <w:hyperlink w:anchor="X9b89911f83fc17e6c948dc568674e6ac7111cab">
+              <w:r>
+                <w:rPr>
+                  <w:rStyle w:val="Hyperlink"/>
+                </w:rPr>
+                <w:t xml:space="preserve">§12</w:t>
+              </w:r>
+            </w:hyperlink>
+          </w:p>
+        </w:tc>
+      </w:tr>
+      <w:tr>
+        <w:tc>
+          <w:tcPr/>
+          <w:p>
+            <w:pPr>
+              <w:pStyle w:val="Compact"/>
+            </w:pPr>
+            <w:r>
+              <w:t xml:space="preserve">CI</w:t>
+            </w:r>
+          </w:p>
+        </w:tc>
+        <w:tc>
+          <w:tcPr/>
+          <w:p>
+            <w:pPr>
+              <w:pStyle w:val="Compact"/>
+            </w:pPr>
+            <w:r>
+              <w:t xml:space="preserve">Her kod değişikliğinde otomatik derleme, statik analiz, sanitizer’lı test ve fuzzing çalıştıran sürekli entegrasyon sistemidir.</w:t>
+            </w:r>
+          </w:p>
+        </w:tc>
+        <w:tc>
+          <w:tcPr/>
+          <w:p>
+            <w:pPr>
+              <w:pStyle w:val="Compact"/>
+            </w:pPr>
+            <w:hyperlink w:anchor="Xda5d8a2dbae3cb40decca5d51af5cb996223009">
+              <w:r>
+                <w:rPr>
+                  <w:rStyle w:val="Hyperlink"/>
+                </w:rPr>
+                <w:t xml:space="preserve">§13</w:t>
+              </w:r>
+            </w:hyperlink>
+          </w:p>
+        </w:tc>
+      </w:tr>
+    </w:tbl>
+    <w:bookmarkEnd w:id="30"/>
+    <w:bookmarkStart w:id="31" w:name="X350c866dc168cb2a88e0b116f74b94353cdf9f5"/>
     <w:p>
       <w:pPr>
         <w:pStyle w:val="Heading3"/>
       </w:pPr>
       <w:r>
-        <w:t xml:space="preserve">Neden taşma tehlikeli?</w:t>
-      </w:r>
-    </w:p>
-    <w:p>
-      <w:pPr>
-        <w:pStyle w:val="Compact"/>
-        <w:numPr>
-          <w:ilvl w:val="0"/>
-          <w:numId w:val="1005"/>
-        </w:numPr>
-      </w:pPr>
-      <w:r>
-        <w:t xml:space="preserve">Komşu değişkenleri, dönüş adresini bozabilir.</w:t>
-      </w:r>
-    </w:p>
-    <w:p>
-      <w:pPr>
-        <w:pStyle w:val="Compact"/>
-        <w:numPr>
-          <w:ilvl w:val="0"/>
-          <w:numId w:val="1005"/>
-        </w:numPr>
-      </w:pPr>
-      <w:r>
-        <w:t xml:space="preserve">Saldırgan bunu</w:t>
-      </w:r>
-      <w:r>
-        <w:t xml:space="preserve"> </w:t>
-      </w:r>
-      <w:r>
-        <w:rPr>
-          <w:b/>
-          <w:bCs/>
-        </w:rPr>
-        <w:t xml:space="preserve">denetim akışını</w:t>
-      </w:r>
-      <w:r>
-        <w:t xml:space="preserve"> </w:t>
-      </w:r>
-      <w:r>
-        <w:t xml:space="preserve">ele geçirmek için kullanabilir.</w:t>
-      </w:r>
-    </w:p>
-    <w:p>
-      <w:pPr>
-        <w:pStyle w:val="Compact"/>
-        <w:numPr>
-          <w:ilvl w:val="0"/>
-          <w:numId w:val="1005"/>
-        </w:numPr>
-      </w:pPr>
-      <w:r>
-        <w:t xml:space="preserve">Bu yüzden</w:t>
-      </w:r>
-      <w:r>
-        <w:t xml:space="preserve"> </w:t>
-      </w:r>
-      <w:r>
-        <w:rPr>
-          <w:b/>
-          <w:bCs/>
-        </w:rPr>
-        <w:t xml:space="preserve">sınır denetimi</w:t>
-      </w:r>
-      <w:r>
-        <w:t xml:space="preserve"> </w:t>
-      </w:r>
-      <w:r>
-        <w:t xml:space="preserve">hayatidir.</w:t>
-      </w:r>
-    </w:p>
-    <w:bookmarkEnd w:id="27"/>
-    <w:bookmarkStart w:id="28" w:name="tanımsız-davranış-ub-nedir"/>
-    <w:p>
-      <w:pPr>
-        <w:pStyle w:val="Heading3"/>
-      </w:pPr>
-      <w:r>
-        <w:t xml:space="preserve">Tanımsız davranış (UB) nedir?</w:t>
-      </w:r>
-    </w:p>
-    <w:p>
-      <w:pPr>
-        <w:pStyle w:val="Compact"/>
-        <w:numPr>
-          <w:ilvl w:val="0"/>
-          <w:numId w:val="1006"/>
-        </w:numPr>
-      </w:pPr>
-      <w:r>
-        <w:rPr>
-          <w:b/>
-          <w:bCs/>
-        </w:rPr>
-        <w:t xml:space="preserve">Tanımsız davranış (undefined behavior):</w:t>
-      </w:r>
-      <w:r>
-        <w:t xml:space="preserve"> </w:t>
-      </w:r>
-      <w:r>
-        <w:t xml:space="preserve">C/C++ standardının</w:t>
-      </w:r>
-      <w:r>
-        <w:t xml:space="preserve"> </w:t>
-      </w:r>
-      <w:r>
-        <w:t xml:space="preserve">“sonucu belirsiz”</w:t>
-      </w:r>
-      <w:r>
-        <w:t xml:space="preserve"> </w:t>
-      </w:r>
-      <w:r>
-        <w:t xml:space="preserve">dediği durumlar.</w:t>
-      </w:r>
-    </w:p>
-    <w:p>
-      <w:pPr>
-        <w:pStyle w:val="Compact"/>
-        <w:numPr>
-          <w:ilvl w:val="0"/>
-          <w:numId w:val="1006"/>
-        </w:numPr>
-      </w:pPr>
-      <w:r>
-        <w:t xml:space="preserve">Örnek: işaretli tamsayı taşması, dizinin dışına erişim.</w:t>
-      </w:r>
-    </w:p>
-    <w:p>
-      <w:pPr>
-        <w:pStyle w:val="Compact"/>
-        <w:numPr>
-          <w:ilvl w:val="0"/>
-          <w:numId w:val="1006"/>
-        </w:numPr>
-      </w:pPr>
-      <w:r>
-        <w:t xml:space="preserve">Derleyici bunu</w:t>
-      </w:r>
-      <w:r>
-        <w:t xml:space="preserve"> </w:t>
-      </w:r>
-      <w:r>
-        <w:rPr>
-          <w:b/>
-          <w:bCs/>
-        </w:rPr>
-        <w:t xml:space="preserve">istediği gibi</w:t>
-      </w:r>
-      <w:r>
-        <w:t xml:space="preserve"> </w:t>
-      </w:r>
-      <w:r>
-        <w:t xml:space="preserve">ele alabilir — hatta ilgili denetimi</w:t>
-      </w:r>
-      <w:r>
-        <w:t xml:space="preserve"> </w:t>
-      </w:r>
-      <w:r>
-        <w:rPr>
-          <w:b/>
-          <w:bCs/>
-        </w:rPr>
-        <w:t xml:space="preserve">silebilir</w:t>
-      </w:r>
-      <w:r>
-        <w:t xml:space="preserve">.</w:t>
-      </w:r>
-    </w:p>
-    <w:bookmarkEnd w:id="28"/>
-    <w:bookmarkStart w:id="29" w:name="derleyici-bayrağı-flag"/>
-    <w:p>
-      <w:pPr>
-        <w:pStyle w:val="Heading3"/>
-      </w:pPr>
-      <w:r>
-        <w:t xml:space="preserve">Derleyici bayrağı (flag)</w:t>
-      </w:r>
-    </w:p>
-    <w:p>
-      <w:pPr>
-        <w:pStyle w:val="Compact"/>
-        <w:numPr>
-          <w:ilvl w:val="0"/>
-          <w:numId w:val="1007"/>
-        </w:numPr>
-      </w:pPr>
-      <w:r>
-        <w:rPr>
-          <w:b/>
-          <w:bCs/>
-        </w:rPr>
-        <w:t xml:space="preserve">Bayrak:</w:t>
-      </w:r>
-      <w:r>
-        <w:t xml:space="preserve"> </w:t>
-      </w:r>
-      <w:r>
-        <w:t xml:space="preserve">derleyiciye verilen seçenek.</w:t>
-      </w:r>
-    </w:p>
-    <w:p>
-      <w:pPr>
-        <w:pStyle w:val="Compact"/>
-        <w:numPr>
-          <w:ilvl w:val="0"/>
-          <w:numId w:val="1007"/>
-        </w:numPr>
-      </w:pPr>
-      <w:r>
-        <w:t xml:space="preserve">Örnek:</w:t>
+        <w:t xml:space="preserve">Ön bilgi: işaretçiler ve derleme seçenekleri</w:t>
+      </w:r>
+    </w:p>
+    <w:p>
+      <w:pPr>
+        <w:pStyle w:val="FirstParagraph"/>
+      </w:pPr>
+      <w:r>
+        <w:t xml:space="preserve">Bu ikisi önceki haftalarda öğretilmedi ama bu haftanın hemen her örneğinde kullanılır; kısaca tanımlayalım.</w:t>
+      </w:r>
+    </w:p>
+    <w:p>
+      <w:pPr>
+        <w:pStyle w:val="BodyText"/>
+      </w:pPr>
+      <w:r>
+        <w:rPr>
+          <w:b/>
+          <w:bCs/>
+        </w:rPr>
+        <w:t xml:space="preserve">İşaretçi (pointer).</w:t>
+      </w:r>
+      <w:r>
+        <w:t xml:space="preserve"> </w:t>
+      </w:r>
+      <w:r>
+        <w:t xml:space="preserve">Bir işaretçi, bir bellek</w:t>
+      </w:r>
+      <w:r>
+        <w:t xml:space="preserve"> </w:t>
+      </w:r>
+      <w:r>
+        <w:rPr>
+          <w:b/>
+          <w:bCs/>
+        </w:rPr>
+        <w:t xml:space="preserve">adresini</w:t>
+      </w:r>
+      <w:r>
+        <w:t xml:space="preserve"> </w:t>
+      </w:r>
+      <w:r>
+        <w:t xml:space="preserve">tutan değişkendir.</w:t>
+      </w:r>
+      <w:r>
+        <w:t xml:space="preserve"> </w:t>
+      </w:r>
+      <w:r>
+        <w:rPr>
+          <w:rStyle w:val="VerbatimChar"/>
+        </w:rPr>
+        <w:t xml:space="preserve">p</w:t>
+      </w:r>
+      <w:r>
+        <w:t xml:space="preserve"> </w:t>
+      </w:r>
+      <w:r>
+        <w:t xml:space="preserve">bir adresi tutar;</w:t>
+      </w:r>
+      <w:r>
+        <w:t xml:space="preserve"> </w:t>
+      </w:r>
+      <w:r>
+        <w:rPr>
+          <w:rStyle w:val="VerbatimChar"/>
+        </w:rPr>
+        <w:t xml:space="preserve">*p</w:t>
+      </w:r>
+      <w:r>
+        <w:t xml:space="preserve"> </w:t>
+      </w:r>
+      <w:r>
+        <w:t xml:space="preserve">o</w:t>
+      </w:r>
+      <w:r>
+        <w:t xml:space="preserve"> </w:t>
+      </w:r>
+      <w:r>
+        <w:t xml:space="preserve">adresteki değeri okur ya da yazar (dereferans). Bir işaretçi geçersiz ya da yanlış bir adresi gösteriyorsa, program</w:t>
+      </w:r>
+      <w:r>
+        <w:t xml:space="preserve"> </w:t>
+      </w:r>
+      <w:r>
+        <w:t xml:space="preserve">çöker ya da yanlış veriyi okuyup yazar — bu haftanın hatalarının çoğu, sonunda bir işaretçinin yanlış bir yeri</w:t>
+      </w:r>
+      <w:r>
+        <w:t xml:space="preserve"> </w:t>
+      </w:r>
+      <w:r>
+        <w:t xml:space="preserve">göstermesine dayanır.</w:t>
+      </w:r>
+    </w:p>
+    <w:p>
+      <w:pPr>
+        <w:pStyle w:val="BodyText"/>
+      </w:pPr>
+      <w:r>
+        <w:rPr>
+          <w:b/>
+          <w:bCs/>
+        </w:rPr>
+        <w:t xml:space="preserve">Derleyici bayrağı, uyarı ve hata.</w:t>
+      </w:r>
+      <w:r>
+        <w:t xml:space="preserve"> </w:t>
+      </w:r>
+      <w:r>
+        <w:t xml:space="preserve">Bir bayrak (flag), derleyiciye komut satırında verilen bir seçenektir; ör.</w:t>
       </w:r>
       <w:r>
         <w:t xml:space="preserve"> </w:t>
@@ -1926,7 +2266,7 @@
         <w:t xml:space="preserve"> </w:t>
       </w:r>
       <w:r>
-        <w:t xml:space="preserve">(optimizasyon),</w:t>
+        <w:t xml:space="preserve">derleyiciye kodu iyileştirmesini,</w:t>
       </w:r>
       <w:r>
         <w:t xml:space="preserve"> </w:t>
@@ -1941,7 +2281,7 @@
         <w:t xml:space="preserve"> </w:t>
       </w:r>
       <w:r>
-        <w:t xml:space="preserve">(uyarılar),</w:t>
+        <w:t xml:space="preserve">bütün uyarıları açmasını,</w:t>
       </w:r>
       <w:r>
         <w:t xml:space="preserve"> </w:t>
@@ -1953,117 +2293,60 @@
         <w:t xml:space="preserve">-fsanitize=address</w:t>
       </w:r>
       <w:r>
-        <w:t xml:space="preserve">.</w:t>
-      </w:r>
-    </w:p>
-    <w:p>
-      <w:pPr>
-        <w:pStyle w:val="Compact"/>
-        <w:numPr>
-          <w:ilvl w:val="0"/>
-          <w:numId w:val="1007"/>
-        </w:numPr>
-      </w:pPr>
-      <w:r>
-        <w:t xml:space="preserve">Doğru bayraklar birçok hatayı</w:t>
-      </w:r>
-      <w:r>
-        <w:t xml:space="preserve"> </w:t>
-      </w:r>
-      <w:r>
-        <w:rPr>
-          <w:b/>
-          <w:bCs/>
-        </w:rPr>
-        <w:t xml:space="preserve">derleme anında</w:t>
-      </w:r>
-      <w:r>
-        <w:t xml:space="preserve"> </w:t>
-      </w:r>
-      <w:r>
-        <w:t xml:space="preserve">yakalar.</w:t>
-      </w:r>
-    </w:p>
-    <w:bookmarkEnd w:id="29"/>
-    <w:bookmarkStart w:id="30" w:name="uyarı-warning-vs-hata-error"/>
-    <w:p>
-      <w:pPr>
-        <w:pStyle w:val="Heading3"/>
-      </w:pPr>
-      <w:r>
-        <w:t xml:space="preserve">Uyarı (warning) vs hata (error)</w:t>
-      </w:r>
-    </w:p>
-    <w:p>
-      <w:pPr>
-        <w:pStyle w:val="Compact"/>
-        <w:numPr>
-          <w:ilvl w:val="0"/>
-          <w:numId w:val="1008"/>
-        </w:numPr>
-      </w:pPr>
-      <w:r>
-        <w:rPr>
-          <w:b/>
-          <w:bCs/>
-        </w:rPr>
-        <w:t xml:space="preserve">Hata:</w:t>
-      </w:r>
-      <w:r>
-        <w:t xml:space="preserve"> </w:t>
-      </w:r>
-      <w:r>
-        <w:t xml:space="preserve">derleme durur.</w:t>
-      </w:r>
-    </w:p>
-    <w:p>
-      <w:pPr>
-        <w:pStyle w:val="Compact"/>
-        <w:numPr>
-          <w:ilvl w:val="0"/>
-          <w:numId w:val="1008"/>
-        </w:numPr>
-      </w:pPr>
-      <w:r>
-        <w:rPr>
-          <w:b/>
-          <w:bCs/>
-        </w:rPr>
-        <w:t xml:space="preserve">Uyarı:</w:t>
-      </w:r>
-      <w:r>
-        <w:t xml:space="preserve"> </w:t>
-      </w:r>
-      <w:r>
-        <w:t xml:space="preserve">derleme sürer ama bir sorun bildirilir.</w:t>
-      </w:r>
-    </w:p>
-    <w:p>
-      <w:pPr>
-        <w:pStyle w:val="Compact"/>
-        <w:numPr>
-          <w:ilvl w:val="0"/>
-          <w:numId w:val="1008"/>
-        </w:numPr>
-      </w:pPr>
-      <w:r>
-        <w:t xml:space="preserve">Kural: uyarıları</w:t>
-      </w:r>
-      <w:r>
-        <w:t xml:space="preserve"> </w:t>
-      </w:r>
-      <w:r>
-        <w:rPr>
-          <w:b/>
-          <w:bCs/>
-        </w:rPr>
-        <w:t xml:space="preserve">hataya çevir</w:t>
-      </w:r>
-      <w:r>
-        <w:t xml:space="preserve"> </w:t>
-      </w:r>
-      <w:r>
-        <w:t xml:space="preserve">(</w:t>
+        <w:t xml:space="preserve"> </w:t>
+      </w:r>
+      <w:r>
+        <w:t xml:space="preserve">denetim kodu</w:t>
+      </w:r>
+      <w:r>
+        <w:t xml:space="preserve"> </w:t>
+      </w:r>
+      <w:r>
+        <w:t xml:space="preserve">eklemesini söyler. Derleyici, kodda şüpheli bir yapı gördüğünde iki türden bir bildirim verir: bir</w:t>
+      </w:r>
+      <w:r>
+        <w:t xml:space="preserve"> </w:t>
+      </w:r>
+      <w:r>
+        <w:rPr>
+          <w:b/>
+          <w:bCs/>
+        </w:rPr>
+        <w:t xml:space="preserve">hata</w:t>
+      </w:r>
+      <w:r>
+        <w:t xml:space="preserve"> </w:t>
+      </w:r>
+      <w:r>
+        <w:t xml:space="preserve">(error)</w:t>
+      </w:r>
+      <w:r>
+        <w:t xml:space="preserve"> </w:t>
+      </w:r>
+      <w:r>
+        <w:t xml:space="preserve">derlemeyi durdurur; bir</w:t>
+      </w:r>
+      <w:r>
+        <w:t xml:space="preserve"> </w:t>
+      </w:r>
+      <w:r>
+        <w:rPr>
+          <w:b/>
+          <w:bCs/>
+        </w:rPr>
+        <w:t xml:space="preserve">uyarı</w:t>
+      </w:r>
+      <w:r>
+        <w:t xml:space="preserve"> </w:t>
+      </w:r>
+      <w:r>
+        <w:t xml:space="preserve">(warning) derlemeyi durdurmaz, yalnız bir sorunu bildirir. Bu ayrım bu haftanın</w:t>
+      </w:r>
+      <w:r>
+        <w:t xml:space="preserve"> </w:t>
+      </w:r>
+      <w:r>
+        <w:t xml:space="preserve">kuralı için önemlidir: doğru bayraklarla (</w:t>
       </w:r>
       <w:r>
         <w:rPr>
@@ -2072,987 +2355,43 @@
         <w:t xml:space="preserve">-Werror</w:t>
       </w:r>
       <w:r>
-        <w:t xml:space="preserve">) — görmezden gelinen uyarı, gelecekteki açıktır.</w:t>
-      </w:r>
-    </w:p>
-    <w:bookmarkEnd w:id="30"/>
-    <w:bookmarkStart w:id="31" w:name="cwe-nedir"/>
-    <w:p>
-      <w:pPr>
-        <w:pStyle w:val="Heading3"/>
-      </w:pPr>
-      <w:r>
-        <w:t xml:space="preserve">CWE nedir?</w:t>
-      </w:r>
-    </w:p>
-    <w:p>
-      <w:pPr>
-        <w:pStyle w:val="Compact"/>
-        <w:numPr>
-          <w:ilvl w:val="0"/>
-          <w:numId w:val="1009"/>
-        </w:numPr>
-      </w:pPr>
-      <w:r>
-        <w:rPr>
-          <w:b/>
-          <w:bCs/>
-        </w:rPr>
-        <w:t xml:space="preserve">CWE (Common Weakness Enumeration):</w:t>
-      </w:r>
-      <w:r>
-        <w:t xml:space="preserve"> </w:t>
-      </w:r>
-      <w:r>
-        <w:t xml:space="preserve">yazılım zayıflıklarının numaralı kataloğu.</w:t>
-      </w:r>
-    </w:p>
-    <w:p>
-      <w:pPr>
-        <w:pStyle w:val="Compact"/>
-        <w:numPr>
-          <w:ilvl w:val="0"/>
-          <w:numId w:val="1009"/>
-        </w:numPr>
-      </w:pPr>
-      <w:r>
-        <w:t xml:space="preserve">Örnek: CWE-416 =</w:t>
-      </w:r>
-      <w:r>
-        <w:t xml:space="preserve"> </w:t>
-      </w:r>
-      <w:r>
-        <w:t xml:space="preserve">“use-after-free”</w:t>
-      </w:r>
-      <w:r>
-        <w:t xml:space="preserve">.</w:t>
-      </w:r>
-    </w:p>
-    <w:p>
-      <w:pPr>
-        <w:pStyle w:val="Compact"/>
-        <w:numPr>
-          <w:ilvl w:val="0"/>
-          <w:numId w:val="1009"/>
-        </w:numPr>
-      </w:pPr>
-      <w:r>
-        <w:t xml:space="preserve">Bir bulguyu CWE numarasıyla adlandırmak, onu</w:t>
-      </w:r>
-      <w:r>
-        <w:t xml:space="preserve"> </w:t>
-      </w:r>
-      <w:r>
-        <w:rPr>
-          <w:b/>
-          <w:bCs/>
-        </w:rPr>
-        <w:t xml:space="preserve">aranabilir</w:t>
-      </w:r>
-      <w:r>
-        <w:t xml:space="preserve"> </w:t>
-      </w:r>
-      <w:r>
-        <w:t xml:space="preserve">yapar.</w:t>
+        <w:t xml:space="preserve">) uyarılar hataya çevrilmelidir, çünkü görmezden gelinen bir</w:t>
+      </w:r>
+      <w:r>
+        <w:t xml:space="preserve"> </w:t>
+      </w:r>
+      <w:r>
+        <w:t xml:space="preserve">uyarı yarının açığıdır.</w:t>
       </w:r>
     </w:p>
     <w:bookmarkEnd w:id="31"/>
-    <w:bookmarkStart w:id="32" w:name="cert-nedir"/>
-    <w:p>
-      <w:pPr>
-        <w:pStyle w:val="Heading3"/>
-      </w:pPr>
-      <w:r>
-        <w:t xml:space="preserve">CERT nedir?</w:t>
-      </w:r>
-    </w:p>
-    <w:p>
-      <w:pPr>
-        <w:pStyle w:val="Compact"/>
-        <w:numPr>
-          <w:ilvl w:val="0"/>
-          <w:numId w:val="1010"/>
-        </w:numPr>
-      </w:pPr>
-      <w:r>
-        <w:rPr>
-          <w:b/>
-          <w:bCs/>
-        </w:rPr>
-        <w:t xml:space="preserve">SEI CERT C/C++:</w:t>
-      </w:r>
-      <w:r>
-        <w:t xml:space="preserve"> </w:t>
-      </w:r>
-      <w:r>
-        <w:t xml:space="preserve">güvenli kodlamanın</w:t>
-      </w:r>
-      <w:r>
-        <w:t xml:space="preserve"> </w:t>
-      </w:r>
-      <w:r>
-        <w:rPr>
-          <w:b/>
-          <w:bCs/>
-        </w:rPr>
-        <w:t xml:space="preserve">kural kitabı</w:t>
-      </w:r>
-      <w:r>
-        <w:t xml:space="preserve">.</w:t>
-      </w:r>
-    </w:p>
-    <w:p>
-      <w:pPr>
-        <w:pStyle w:val="Compact"/>
-        <w:numPr>
-          <w:ilvl w:val="0"/>
-          <w:numId w:val="1010"/>
-        </w:numPr>
-      </w:pPr>
-      <w:r>
-        <w:t xml:space="preserve">Her kural: hatalı örnek + uyumlu çözüm + risk + CWE bağı.</w:t>
-      </w:r>
-    </w:p>
-    <w:p>
-      <w:pPr>
-        <w:pStyle w:val="Compact"/>
-        <w:numPr>
-          <w:ilvl w:val="0"/>
-          <w:numId w:val="1010"/>
-        </w:numPr>
-      </w:pPr>
-      <w:r>
-        <w:t xml:space="preserve">Örnek:</w:t>
-      </w:r>
-      <w:r>
-        <w:t xml:space="preserve"> </w:t>
-      </w:r>
-      <w:r>
-        <w:rPr>
-          <w:rStyle w:val="VerbatimChar"/>
-        </w:rPr>
-        <w:t xml:space="preserve">STR31-C</w:t>
-      </w:r>
-      <w:r>
-        <w:t xml:space="preserve"> </w:t>
-      </w:r>
-      <w:r>
-        <w:t xml:space="preserve">= dizgeye yeterli yer ayır.</w:t>
-      </w:r>
-    </w:p>
     <w:bookmarkEnd w:id="32"/>
-    <w:bookmarkStart w:id="33" w:name="statik-vs-dinamik-analiz"/>
-    <w:p>
-      <w:pPr>
-        <w:pStyle w:val="Heading3"/>
-      </w:pPr>
-      <w:r>
-        <w:t xml:space="preserve">Statik vs dinamik analiz</w:t>
-      </w:r>
-    </w:p>
-    <w:p>
-      <w:pPr>
-        <w:pStyle w:val="Compact"/>
-        <w:numPr>
-          <w:ilvl w:val="0"/>
-          <w:numId w:val="1011"/>
-        </w:numPr>
-      </w:pPr>
-      <w:r>
-        <w:rPr>
-          <w:b/>
-          <w:bCs/>
-        </w:rPr>
-        <w:t xml:space="preserve">Statik analiz:</w:t>
-      </w:r>
-      <w:r>
-        <w:t xml:space="preserve"> </w:t>
-      </w:r>
-      <w:r>
-        <w:t xml:space="preserve">kodu</w:t>
-      </w:r>
-      <w:r>
-        <w:t xml:space="preserve"> </w:t>
-      </w:r>
-      <w:r>
-        <w:rPr>
-          <w:b/>
-          <w:bCs/>
-        </w:rPr>
-        <w:t xml:space="preserve">çalıştırmadan</w:t>
-      </w:r>
-      <w:r>
-        <w:t xml:space="preserve"> </w:t>
-      </w:r>
-      <w:r>
-        <w:t xml:space="preserve">inceleme (derleyici uyarıları, clang-tidy).</w:t>
-      </w:r>
-    </w:p>
-    <w:p>
-      <w:pPr>
-        <w:pStyle w:val="Compact"/>
-        <w:numPr>
-          <w:ilvl w:val="0"/>
-          <w:numId w:val="1011"/>
-        </w:numPr>
-      </w:pPr>
-      <w:r>
-        <w:rPr>
-          <w:b/>
-          <w:bCs/>
-        </w:rPr>
-        <w:t xml:space="preserve">Dinamik analiz:</w:t>
-      </w:r>
-      <w:r>
-        <w:t xml:space="preserve"> </w:t>
-      </w:r>
-      <w:r>
-        <w:t xml:space="preserve">kodu</w:t>
-      </w:r>
-      <w:r>
-        <w:t xml:space="preserve"> </w:t>
-      </w:r>
-      <w:r>
-        <w:rPr>
-          <w:b/>
-          <w:bCs/>
-        </w:rPr>
-        <w:t xml:space="preserve">çalıştırırken</w:t>
-      </w:r>
-      <w:r>
-        <w:t xml:space="preserve"> </w:t>
-      </w:r>
-      <w:r>
-        <w:t xml:space="preserve">izleme (sanitizer’lar).</w:t>
-      </w:r>
-    </w:p>
-    <w:p>
-      <w:pPr>
-        <w:pStyle w:val="Compact"/>
-        <w:numPr>
-          <w:ilvl w:val="0"/>
-          <w:numId w:val="1011"/>
-        </w:numPr>
-      </w:pPr>
-      <w:r>
-        <w:t xml:space="preserve">İkisi birbirini tamamlar.</w:t>
-      </w:r>
-    </w:p>
-    <w:bookmarkEnd w:id="33"/>
-    <w:bookmarkStart w:id="34" w:name="sanitizer-nedir"/>
-    <w:p>
-      <w:pPr>
-        <w:pStyle w:val="Heading3"/>
-      </w:pPr>
-      <w:r>
-        <w:t xml:space="preserve">Sanitizer nedir?</w:t>
-      </w:r>
-    </w:p>
-    <w:p>
-      <w:pPr>
-        <w:pStyle w:val="Compact"/>
-        <w:numPr>
-          <w:ilvl w:val="0"/>
-          <w:numId w:val="1012"/>
-        </w:numPr>
-      </w:pPr>
-      <w:r>
-        <w:rPr>
-          <w:b/>
-          <w:bCs/>
-        </w:rPr>
-        <w:t xml:space="preserve">Sanitizer:</w:t>
-      </w:r>
-      <w:r>
-        <w:t xml:space="preserve"> </w:t>
-      </w:r>
-      <w:r>
-        <w:t xml:space="preserve">programı çalıştırırken bellek/UB hatalarını yakalayan derleyici aracı.</w:t>
-      </w:r>
-    </w:p>
-    <w:p>
-      <w:pPr>
-        <w:pStyle w:val="Compact"/>
-        <w:numPr>
-          <w:ilvl w:val="0"/>
-          <w:numId w:val="1012"/>
-        </w:numPr>
-      </w:pPr>
-      <w:r>
-        <w:t xml:space="preserve">Örnek:</w:t>
-      </w:r>
-      <w:r>
-        <w:t xml:space="preserve"> </w:t>
-      </w:r>
-      <w:r>
-        <w:rPr>
-          <w:b/>
-          <w:bCs/>
-        </w:rPr>
-        <w:t xml:space="preserve">ASan</w:t>
-      </w:r>
-      <w:r>
-        <w:t xml:space="preserve"> </w:t>
-      </w:r>
-      <w:r>
-        <w:t xml:space="preserve">(adres),</w:t>
-      </w:r>
-      <w:r>
-        <w:t xml:space="preserve"> </w:t>
-      </w:r>
-      <w:r>
-        <w:rPr>
-          <w:b/>
-          <w:bCs/>
-        </w:rPr>
-        <w:t xml:space="preserve">UBSan</w:t>
-      </w:r>
-      <w:r>
-        <w:t xml:space="preserve"> </w:t>
-      </w:r>
-      <w:r>
-        <w:t xml:space="preserve">(tanımsız davranış).</w:t>
-      </w:r>
-    </w:p>
-    <w:p>
-      <w:pPr>
-        <w:pStyle w:val="Compact"/>
-        <w:numPr>
-          <w:ilvl w:val="0"/>
-          <w:numId w:val="1012"/>
-        </w:numPr>
-      </w:pPr>
-      <w:r>
-        <w:t xml:space="preserve">Sürüme gitmez;</w:t>
-      </w:r>
-      <w:r>
-        <w:t xml:space="preserve"> </w:t>
-      </w:r>
-      <w:r>
-        <w:rPr>
-          <w:b/>
-          <w:bCs/>
-        </w:rPr>
-        <w:t xml:space="preserve">test/CI</w:t>
-      </w:r>
-      <w:r>
-        <w:t xml:space="preserve">’da kullanılır.</w:t>
-      </w:r>
-    </w:p>
-    <w:bookmarkEnd w:id="34"/>
-    <w:bookmarkStart w:id="35" w:name="fuzzing-nedir"/>
-    <w:p>
-      <w:pPr>
-        <w:pStyle w:val="Heading3"/>
-      </w:pPr>
-      <w:r>
-        <w:t xml:space="preserve">Fuzzing nedir?</w:t>
-      </w:r>
-    </w:p>
-    <w:p>
-      <w:pPr>
-        <w:pStyle w:val="Compact"/>
-        <w:numPr>
-          <w:ilvl w:val="0"/>
-          <w:numId w:val="1013"/>
-        </w:numPr>
-      </w:pPr>
-      <w:r>
-        <w:rPr>
-          <w:b/>
-          <w:bCs/>
-        </w:rPr>
-        <w:t xml:space="preserve">Fuzzing:</w:t>
-      </w:r>
-      <w:r>
-        <w:t xml:space="preserve"> </w:t>
-      </w:r>
-      <w:r>
-        <w:t xml:space="preserve">programa</w:t>
-      </w:r>
-      <w:r>
-        <w:t xml:space="preserve"> </w:t>
-      </w:r>
-      <w:r>
-        <w:rPr>
-          <w:b/>
-          <w:bCs/>
-        </w:rPr>
-        <w:t xml:space="preserve">rastgele/beklenmeyen</w:t>
-      </w:r>
-      <w:r>
-        <w:t xml:space="preserve"> </w:t>
-      </w:r>
-      <w:r>
-        <w:t xml:space="preserve">girdiler verip çökme aramak.</w:t>
-      </w:r>
-    </w:p>
-    <w:p>
-      <w:pPr>
-        <w:pStyle w:val="Compact"/>
-        <w:numPr>
-          <w:ilvl w:val="0"/>
-          <w:numId w:val="1013"/>
-        </w:numPr>
-      </w:pPr>
-      <w:r>
-        <w:t xml:space="preserve">İnsanın düşünmediği girdileri bulur.</w:t>
-      </w:r>
-    </w:p>
-    <w:p>
-      <w:pPr>
-        <w:pStyle w:val="Compact"/>
-        <w:numPr>
-          <w:ilvl w:val="0"/>
-          <w:numId w:val="1013"/>
-        </w:numPr>
-      </w:pPr>
-      <w:r>
-        <w:t xml:space="preserve">Sanitizer’la birlikte çok güçlü.</w:t>
-      </w:r>
-    </w:p>
-    <w:bookmarkEnd w:id="35"/>
-    <w:bookmarkStart w:id="36" w:name="aslr-nxdep-kanarya"/>
-    <w:p>
-      <w:pPr>
-        <w:pStyle w:val="Heading3"/>
-      </w:pPr>
-      <w:r>
-        <w:t xml:space="preserve">ASLR, NX/DEP, kanarya</w:t>
-      </w:r>
-    </w:p>
-    <w:p>
-      <w:pPr>
-        <w:pStyle w:val="Compact"/>
-        <w:numPr>
-          <w:ilvl w:val="0"/>
-          <w:numId w:val="1014"/>
-        </w:numPr>
-      </w:pPr>
-      <w:r>
-        <w:rPr>
-          <w:b/>
-          <w:bCs/>
-        </w:rPr>
-        <w:t xml:space="preserve">ASLR:</w:t>
-      </w:r>
-      <w:r>
-        <w:t xml:space="preserve"> </w:t>
-      </w:r>
-      <w:r>
-        <w:t xml:space="preserve">bellek adreslerini</w:t>
-      </w:r>
-      <w:r>
-        <w:t xml:space="preserve"> </w:t>
-      </w:r>
-      <w:r>
-        <w:rPr>
-          <w:b/>
-          <w:bCs/>
-        </w:rPr>
-        <w:t xml:space="preserve">rastgeleleştirir</w:t>
-      </w:r>
-      <w:r>
-        <w:t xml:space="preserve"> </w:t>
-      </w:r>
-      <w:r>
-        <w:t xml:space="preserve">(saldırgan adresi tahmin edemesin).</w:t>
-      </w:r>
-    </w:p>
-    <w:p>
-      <w:pPr>
-        <w:pStyle w:val="Compact"/>
-        <w:numPr>
-          <w:ilvl w:val="0"/>
-          <w:numId w:val="1014"/>
-        </w:numPr>
-      </w:pPr>
-      <w:r>
-        <w:rPr>
-          <w:b/>
-          <w:bCs/>
-        </w:rPr>
-        <w:t xml:space="preserve">NX/DEP:</w:t>
-      </w:r>
-      <w:r>
-        <w:t xml:space="preserve"> </w:t>
-      </w:r>
-      <w:r>
-        <w:t xml:space="preserve">veri bölgesindeki baytları</w:t>
-      </w:r>
-      <w:r>
-        <w:t xml:space="preserve"> </w:t>
-      </w:r>
-      <w:r>
-        <w:rPr>
-          <w:b/>
-          <w:bCs/>
-        </w:rPr>
-        <w:t xml:space="preserve">kod olarak çalıştırmayı</w:t>
-      </w:r>
-      <w:r>
-        <w:t xml:space="preserve"> </w:t>
-      </w:r>
-      <w:r>
-        <w:t xml:space="preserve">engeller.</w:t>
-      </w:r>
-    </w:p>
-    <w:p>
-      <w:pPr>
-        <w:pStyle w:val="Compact"/>
-        <w:numPr>
-          <w:ilvl w:val="0"/>
-          <w:numId w:val="1014"/>
-        </w:numPr>
-      </w:pPr>
-      <w:r>
-        <w:rPr>
-          <w:b/>
-          <w:bCs/>
-        </w:rPr>
-        <w:t xml:space="preserve">Yığın kanaryası:</w:t>
-      </w:r>
-      <w:r>
-        <w:t xml:space="preserve"> </w:t>
-      </w:r>
-      <w:r>
-        <w:t xml:space="preserve">dönüş adresinden önce bir</w:t>
-      </w:r>
-      <w:r>
-        <w:t xml:space="preserve"> </w:t>
-      </w:r>
-      <w:r>
-        <w:rPr>
-          <w:b/>
-          <w:bCs/>
-        </w:rPr>
-        <w:t xml:space="preserve">nöbetçi değer</w:t>
-      </w:r>
-      <w:r>
-        <w:t xml:space="preserve">; taşma onu bozarsa program durur.</w:t>
-      </w:r>
-    </w:p>
-    <w:bookmarkEnd w:id="36"/>
-    <w:bookmarkStart w:id="37" w:name="beyaz-kutu-saldırgan-hatırlatma"/>
-    <w:p>
-      <w:pPr>
-        <w:pStyle w:val="Heading3"/>
-      </w:pPr>
-      <w:r>
-        <w:t xml:space="preserve">Beyaz kutu saldırgan (hatırlatma)</w:t>
-      </w:r>
-    </w:p>
-    <w:p>
-      <w:pPr>
-        <w:pStyle w:val="Compact"/>
-        <w:numPr>
-          <w:ilvl w:val="0"/>
-          <w:numId w:val="1015"/>
-        </w:numPr>
-      </w:pPr>
-      <w:r>
-        <w:t xml:space="preserve">Programa sahip saldırgan (1. hafta MATE).</w:t>
-      </w:r>
-    </w:p>
-    <w:p>
-      <w:pPr>
-        <w:pStyle w:val="Compact"/>
-        <w:numPr>
-          <w:ilvl w:val="0"/>
-          <w:numId w:val="1015"/>
-        </w:numPr>
-      </w:pPr>
-      <w:r>
-        <w:t xml:space="preserve">Dizgeleri okur, fonksiyonları adıyla bulur, denetimi atlar.</w:t>
-      </w:r>
-    </w:p>
-    <w:p>
-      <w:pPr>
-        <w:pStyle w:val="Compact"/>
-        <w:numPr>
-          <w:ilvl w:val="0"/>
-          <w:numId w:val="1015"/>
-        </w:numPr>
-      </w:pPr>
-      <w:r>
-        <w:t xml:space="preserve">Gizleme bölümünde (bugün sonunda) buna döneceğiz.</w:t>
-      </w:r>
-    </w:p>
-    <w:bookmarkEnd w:id="37"/>
-    <w:bookmarkStart w:id="38" w:name="yığın-çerçevesi-dönüş-adresi-ve-ofset"/>
-    <w:p>
-      <w:pPr>
-        <w:pStyle w:val="Heading3"/>
-      </w:pPr>
-      <w:r>
-        <w:t xml:space="preserve">Yığın çerçevesi, dönüş adresi ve ofset</w:t>
+    <w:bookmarkStart w:id="37" w:name="kod-sağlamlaştırma-nedir"/>
+    <w:p>
+      <w:pPr>
+        <w:pStyle w:val="Heading2"/>
+      </w:pPr>
+      <w:r>
+        <w:t xml:space="preserve">1. Kod sağlamlaştırma nedir?</w:t>
       </w:r>
     </w:p>
     <w:p>
       <w:pPr>
         <w:pStyle w:val="FirstParagraph"/>
       </w:pPr>
-      <w:r>
-        <w:t xml:space="preserve">Bu haftanın</w:t>
-      </w:r>
-      <w:r>
-        <w:t xml:space="preserve"> </w:t>
-      </w:r>
-      <w:r>
-        <w:t xml:space="preserve">“bellek düzeyinde adım adım”</w:t>
-      </w:r>
-      <w:r>
-        <w:t xml:space="preserve"> </w:t>
-      </w:r>
-      <w:r>
-        <w:t xml:space="preserve">örneklerinde (biçim dizisi, use-after-free, kanarya) sürekli</w:t>
-      </w:r>
-      <w:r>
-        <w:t xml:space="preserve"> </w:t>
-      </w:r>
-      <w:r>
-        <w:t xml:space="preserve">kullanacağımız üç terim daha var; şimdiden tanımlayalım ki örnekler geldiğinde durup sözlüğe bakmayalım:</w:t>
-      </w:r>
-    </w:p>
-    <w:p>
-      <w:pPr>
-        <w:pStyle w:val="Compact"/>
-        <w:numPr>
-          <w:ilvl w:val="0"/>
-          <w:numId w:val="1016"/>
-        </w:numPr>
-      </w:pPr>
-      <w:r>
-        <w:rPr>
-          <w:b/>
-          <w:bCs/>
-        </w:rPr>
-        <w:t xml:space="preserve">Yığın çerçevesi (stack frame):</w:t>
-      </w:r>
-      <w:r>
-        <w:t xml:space="preserve"> </w:t>
-      </w:r>
-      <w:r>
-        <w:t xml:space="preserve">bir fonksiyon çağrıldığında yığında ona ayrılan bölüm. Fonksiyonun yerel</w:t>
-      </w:r>
-      <w:r>
-        <w:t xml:space="preserve"> </w:t>
-      </w:r>
-      <w:r>
-        <w:t xml:space="preserve">değişkenlerini, kaydedilmiş çerçeve işaretçisini ve dönüş adresini tutar. Fonksiyon her çağrıldığında yeni bir</w:t>
-      </w:r>
-      <w:r>
-        <w:t xml:space="preserve"> </w:t>
-      </w:r>
-      <w:r>
-        <w:t xml:space="preserve">çerçeve açılır; fonksiyon bitince çerçeve</w:t>
-      </w:r>
-      <w:r>
-        <w:t xml:space="preserve"> </w:t>
-      </w:r>
-      <w:r>
-        <w:rPr>
-          <w:b/>
-          <w:bCs/>
-        </w:rPr>
-        <w:t xml:space="preserve">söner</w:t>
-      </w:r>
-      <w:r>
-        <w:t xml:space="preserve"> </w:t>
-      </w:r>
-      <w:r>
-        <w:t xml:space="preserve">(yığın işaretçisi geri alınır), içindeki baytlar silinmez,</w:t>
-      </w:r>
-      <w:r>
-        <w:t xml:space="preserve"> </w:t>
-      </w:r>
-      <w:r>
-        <w:t xml:space="preserve">yalnız</w:t>
-      </w:r>
-      <w:r>
-        <w:t xml:space="preserve"> </w:t>
-      </w:r>
-      <w:r>
-        <w:t xml:space="preserve">“artık kullanılmıyor”</w:t>
-      </w:r>
-      <w:r>
-        <w:t xml:space="preserve"> </w:t>
-      </w:r>
-      <w:r>
-        <w:t xml:space="preserve">işaretlenir — bir sonraki çağrı aynı baytları üzerine yazana kadar eski değerler</w:t>
-      </w:r>
-      <w:r>
-        <w:t xml:space="preserve"> </w:t>
-      </w:r>
-      <w:r>
-        <w:t xml:space="preserve">orada</w:t>
-      </w:r>
-      <w:r>
-        <w:t xml:space="preserve"> </w:t>
-      </w:r>
-      <w:r>
-        <w:rPr>
-          <w:b/>
-          <w:bCs/>
-        </w:rPr>
-        <w:t xml:space="preserve">durmaya devam eder</w:t>
-      </w:r>
-      <w:r>
-        <w:t xml:space="preserve">. (Bu, ileride göreceğimiz bazı bellek hatalarının neden</w:t>
-      </w:r>
-      <w:r>
-        <w:t xml:space="preserve"> </w:t>
-      </w:r>
-      <w:r>
-        <w:t xml:space="preserve">“çalışıyormuş gibi”</w:t>
-      </w:r>
-      <w:r>
-        <w:t xml:space="preserve"> </w:t>
-      </w:r>
-      <w:r>
-        <w:t xml:space="preserve">görünebildiğinin bir nedenidir.)</w:t>
-      </w:r>
-    </w:p>
-    <w:p>
-      <w:pPr>
-        <w:pStyle w:val="Compact"/>
-        <w:numPr>
-          <w:ilvl w:val="0"/>
-          <w:numId w:val="1016"/>
-        </w:numPr>
-      </w:pPr>
-      <w:r>
-        <w:rPr>
-          <w:b/>
-          <w:bCs/>
-        </w:rPr>
-        <w:t xml:space="preserve">Dönüş adresi (return address):</w:t>
-      </w:r>
-      <w:r>
-        <w:t xml:space="preserve"> </w:t>
-      </w:r>
-      <w:r>
-        <w:t xml:space="preserve">bir fonksiyon çağrıldığında, işlemci</w:t>
-      </w:r>
-      <w:r>
-        <w:t xml:space="preserve"> </w:t>
-      </w:r>
-      <w:r>
-        <w:t xml:space="preserve">“bu fonksiyon bitince hangi komuta geri</w:t>
-      </w:r>
-      <w:r>
-        <w:t xml:space="preserve"> </w:t>
-      </w:r>
-      <w:r>
-        <w:t xml:space="preserve">döneceğimi”</w:t>
-      </w:r>
-      <w:r>
-        <w:t xml:space="preserve"> </w:t>
-      </w:r>
-      <w:r>
-        <w:t xml:space="preserve">yığına otomatik olarak yazar. Fonksiyonun sonunda bu adres okunur ve program oraya atlar. Dönüş</w:t>
-      </w:r>
-      <w:r>
-        <w:t xml:space="preserve"> </w:t>
-      </w:r>
-      <w:r>
-        <w:t xml:space="preserve">adresini değiştirebilen bir saldırgan, programın</w:t>
-      </w:r>
-      <w:r>
-        <w:t xml:space="preserve"> </w:t>
-      </w:r>
-      <w:r>
-        <w:rPr>
-          <w:b/>
-          <w:bCs/>
-        </w:rPr>
-        <w:t xml:space="preserve">nereye devam edeceğini</w:t>
-      </w:r>
-      <w:r>
-        <w:t xml:space="preserve"> </w:t>
-      </w:r>
-      <w:r>
-        <w:t xml:space="preserve">seçebilir — bu yüzden dönüş adresi</w:t>
-      </w:r>
-      <w:r>
-        <w:t xml:space="preserve"> </w:t>
-      </w:r>
-      <w:r>
-        <w:t xml:space="preserve">yığındaki en kıymetli hedeflerden biridir.</w:t>
-      </w:r>
-    </w:p>
-    <w:p>
-      <w:pPr>
-        <w:pStyle w:val="Compact"/>
-        <w:numPr>
-          <w:ilvl w:val="0"/>
-          <w:numId w:val="1016"/>
-        </w:numPr>
-      </w:pPr>
-      <w:r>
-        <w:rPr>
-          <w:b/>
-          <w:bCs/>
-        </w:rPr>
-        <w:t xml:space="preserve">Ofset (offset):</w:t>
-      </w:r>
-      <w:r>
-        <w:t xml:space="preserve"> </w:t>
-      </w:r>
-      <w:r>
-        <w:t xml:space="preserve">bir başlangıç noktasına göre uzaklık, bayt cinsinden.</w:t>
-      </w:r>
-      <w:r>
-        <w:t xml:space="preserve"> </w:t>
-      </w:r>
-      <w:r>
-        <w:t xml:space="preserve">“Tampondan 8 bayt sonra”</w:t>
-      </w:r>
-      <w:r>
-        <w:t xml:space="preserve">, “dosyanın</w:t>
-      </w:r>
-    </w:p>
-    <w:p>
-      <w:pPr>
-        <w:pStyle w:val="Compact"/>
-        <w:numPr>
-          <w:ilvl w:val="1"/>
-          <w:numId w:val="1017"/>
-        </w:numPr>
-      </w:pPr>
-      <w:r>
-        <w:t xml:space="preserve">baytından itibaren” gibi ifadeler ofset anlatır. Bir taşmanın</w:t>
-      </w:r>
-      <w:r>
-        <w:t xml:space="preserve"> </w:t>
-      </w:r>
-      <w:r>
-        <w:t xml:space="preserve">“kaç bayt fazladan yazarsa dönüş adresine</w:t>
-      </w:r>
-      <w:r>
-        <w:t xml:space="preserve"> </w:t>
-      </w:r>
-      <w:r>
-        <w:t xml:space="preserve">ulaşır”</w:t>
-      </w:r>
-      <w:r>
-        <w:t xml:space="preserve"> </w:t>
-      </w:r>
-      <w:r>
-        <w:t xml:space="preserve">sorusunun cevabı bir ofsettir.</w:t>
-      </w:r>
-    </w:p>
-    <w:bookmarkEnd w:id="38"/>
-    <w:bookmarkStart w:id="39" w:name="ci-sürekli-entegrasyon"/>
-    <w:p>
-      <w:pPr>
-        <w:pStyle w:val="Heading3"/>
-      </w:pPr>
-      <w:r>
-        <w:t xml:space="preserve">CI (sürekli entegrasyon)</w:t>
-      </w:r>
-    </w:p>
-    <w:p>
-      <w:pPr>
-        <w:pStyle w:val="Compact"/>
-        <w:numPr>
-          <w:ilvl w:val="0"/>
-          <w:numId w:val="1018"/>
-        </w:numPr>
-      </w:pPr>
-      <w:r>
-        <w:rPr>
-          <w:b/>
-          <w:bCs/>
-        </w:rPr>
-        <w:t xml:space="preserve">CI (Continuous Integration):</w:t>
-      </w:r>
-      <w:r>
-        <w:t xml:space="preserve"> </w:t>
-      </w:r>
-      <w:r>
-        <w:t xml:space="preserve">her kod değişikliğinde otomatik derleme + test çalıştıran sistem.</w:t>
-      </w:r>
-    </w:p>
-    <w:p>
-      <w:pPr>
-        <w:pStyle w:val="Compact"/>
-        <w:numPr>
-          <w:ilvl w:val="0"/>
-          <w:numId w:val="1018"/>
-        </w:numPr>
-      </w:pPr>
-      <w:r>
-        <w:t xml:space="preserve">Güvenlik araçlarını (uyarı, statik analiz, sanitizer, fuzzing)</w:t>
-      </w:r>
-      <w:r>
-        <w:t xml:space="preserve"> </w:t>
-      </w:r>
-      <w:r>
-        <w:rPr>
-          <w:b/>
-          <w:bCs/>
-        </w:rPr>
-        <w:t xml:space="preserve">her birleştirmede</w:t>
-      </w:r>
-      <w:r>
-        <w:t xml:space="preserve"> </w:t>
-      </w:r>
-      <w:r>
-        <w:t xml:space="preserve">koşturur.</w:t>
-      </w:r>
-    </w:p>
-    <w:bookmarkEnd w:id="39"/>
-    <w:bookmarkStart w:id="40" w:name="şimdi-hazırız"/>
-    <w:p>
-      <w:pPr>
-        <w:pStyle w:val="Heading3"/>
-      </w:pPr>
-      <w:r>
-        <w:t xml:space="preserve">Şimdi hazırız</w:t>
-      </w:r>
-    </w:p>
-    <w:p>
-      <w:pPr>
-        <w:pStyle w:val="FirstParagraph"/>
-      </w:pPr>
-      <w:r>
-        <w:t xml:space="preserve">Terimler:</w:t>
-      </w:r>
-    </w:p>
-    <w:p>
-      <w:pPr>
-        <w:pStyle w:val="BodyText"/>
-      </w:pPr>
-      <w:r>
-        <w:t xml:space="preserve">yığın/öbek · işaretçi · tampon/taşma · UB · bayrak · uyarı/hata · CWE · CERT · statik/dinamik · sanitizer · fuzzing · ASLR/NX/kanarya · CI</w:t>
-      </w:r>
-    </w:p>
-    <w:p>
-      <w:pPr>
-        <w:pStyle w:val="BodyText"/>
-      </w:pPr>
-      <w:r>
-        <w:t xml:space="preserve">Şimdi: kod sağlamlaştırmanın katmanları.</w:t>
-      </w:r>
-    </w:p>
-    <w:bookmarkEnd w:id="40"/>
-    <w:bookmarkEnd w:id="41"/>
-    <w:bookmarkStart w:id="46" w:name="kod-sağlamlaştırma-nedir"/>
-    <w:p>
-      <w:pPr>
-        <w:pStyle w:val="Heading2"/>
-      </w:pPr>
-      <w:r>
-        <w:t xml:space="preserve">1. Kod sağlamlaştırma nedir?</w:t>
-      </w:r>
-    </w:p>
-    <w:p>
-      <w:pPr>
-        <w:pStyle w:val="FirstParagraph"/>
-      </w:pPr>
-      <w:r>
-        <w:t xml:space="preserve">Birinci haftada uygulama korumasının yedi katmanını gördük. Bu hafta bunlardan üçünü, C ve C++ kodu özelinde açıyoruz:</w:t>
+      <w:hyperlink r:id="rId20">
+        <w:r>
+          <w:rPr>
+            <w:rStyle w:val="Hyperlink"/>
+          </w:rPr>
+          <w:t xml:space="preserve">Birinci haftada</w:t>
+        </w:r>
+      </w:hyperlink>
+      <w:r>
+        <w:t xml:space="preserve"> </w:t>
+      </w:r>
+      <w:r>
+        <w:t xml:space="preserve">uygulama korumasının yedi katmanını gördük. Bu hafta bunlardan üçünü, C ve C++ kodu özelinde açıyoruz:</w:t>
       </w:r>
     </w:p>
     <w:p>
@@ -3062,20 +2401,20 @@
       <w:r>
         <w:drawing>
           <wp:inline>
-            <wp:extent cx="5759999" cy="2382201"/>
+            <wp:extent cx="5759999" cy="3282532"/>
             <wp:effectExtent b="0" l="0" r="0" t="0"/>
-            <wp:docPr descr="Kod sağlamlaştırmanın üç katmanı" title="" id="43" name="Picture"/>
+            <wp:docPr descr="Kod sağlamlaştırmanın üç katmanı" title="" id="34" name="Picture"/>
             <a:graphic>
               <a:graphicData uri="http://schemas.openxmlformats.org/drawingml/2006/picture">
                 <pic:pic>
                   <pic:nvPicPr>
-                    <pic:cNvPr descr="h04-05-uc-katman.png" id="44" name="Picture"/>
+                    <pic:cNvPr descr="h04-05-uc-katman.png" id="35" name="Picture"/>
                     <pic:cNvPicPr>
                       <a:picLocks noChangeArrowheads="1" noChangeAspect="1"/>
                     </pic:cNvPicPr>
                   </pic:nvPicPr>
                   <pic:blipFill>
-                    <a:blip r:embed="rId42"/>
+                    <a:blip r:embed="rId33"/>
                     <a:stretch>
                       <a:fillRect/>
                     </a:stretch>
@@ -3083,7 +2422,7 @@
                   <pic:spPr bwMode="auto">
                     <a:xfrm>
                       <a:off x="0" y="0"/>
-                      <a:ext cx="5759999" cy="2382201"/>
+                      <a:ext cx="5759999" cy="3282532"/>
                     </a:xfrm>
                     <a:prstGeom prst="rect">
                       <a:avLst/>
@@ -3119,7 +2458,7 @@
         <w:pStyle w:val="Compact"/>
         <w:numPr>
           <w:ilvl w:val="0"/>
-          <w:numId w:val="1019"/>
+          <w:numId w:val="1003"/>
         </w:numPr>
       </w:pPr>
       <w:r>
@@ -3169,7 +2508,7 @@
         <w:pStyle w:val="Compact"/>
         <w:numPr>
           <w:ilvl w:val="0"/>
-          <w:numId w:val="1019"/>
+          <w:numId w:val="1003"/>
         </w:numPr>
       </w:pPr>
       <w:r>
@@ -3207,7 +2546,7 @@
         <w:pStyle w:val="Compact"/>
         <w:numPr>
           <w:ilvl w:val="0"/>
-          <w:numId w:val="1019"/>
+          <w:numId w:val="1003"/>
         </w:numPr>
       </w:pPr>
       <w:r>
@@ -3277,7 +2616,7 @@
         <w:pStyle w:val="Compact"/>
         <w:numPr>
           <w:ilvl w:val="0"/>
-          <w:numId w:val="1019"/>
+          <w:numId w:val="1003"/>
         </w:numPr>
       </w:pPr>
       <w:r>
@@ -3666,7 +3005,7 @@
         <w:t xml:space="preserve">için on sekiz ayrı sağlamlaştırma önlemi listelenir. Bu haftanın sonunda bu önlemlerin çoğunu tanıyor olacaksınız.</w:t>
       </w:r>
     </w:p>
-    <w:bookmarkStart w:id="45" w:name="X554a4811a02199b6af1bc2476321ce33ce44f34"/>
+    <w:bookmarkStart w:id="36" w:name="X554a4811a02199b6af1bc2476321ce33ce44f34"/>
     <w:p>
       <w:pPr>
         <w:pStyle w:val="Heading3"/>
@@ -3688,7 +3027,7 @@
         <w:pStyle w:val="Compact"/>
         <w:numPr>
           <w:ilvl w:val="0"/>
-          <w:numId w:val="1020"/>
+          <w:numId w:val="1004"/>
         </w:numPr>
       </w:pPr>
       <w:r>
@@ -3702,7 +3041,7 @@
         <w:t xml:space="preserve"> </w:t>
       </w:r>
       <w:r>
-        <w:t xml:space="preserve">Kontrol akışı düzleştirilmiş, dizgeleri şifrelenmiş bir programda hâlâ bir</w:t>
+        <w:t xml:space="preserve">Kontrol akışı düzleştirilmiş, dizeleri (string) şifrelenmiş bir programda hâlâ bir</w:t>
       </w:r>
       <w:r>
         <w:t xml:space="preserve"> </w:t>
@@ -3751,7 +3090,7 @@
         <w:pStyle w:val="Compact"/>
         <w:numPr>
           <w:ilvl w:val="0"/>
-          <w:numId w:val="1020"/>
+          <w:numId w:val="1004"/>
         </w:numPr>
       </w:pPr>
       <w:r>
@@ -3829,7 +3168,7 @@
         <w:pStyle w:val="Compact"/>
         <w:numPr>
           <w:ilvl w:val="0"/>
-          <w:numId w:val="1020"/>
+          <w:numId w:val="1004"/>
         </w:numPr>
       </w:pPr>
       <w:r>
@@ -3918,9 +3257,9 @@
         </w:pict>
       </w:r>
     </w:p>
-    <w:bookmarkEnd w:id="45"/>
-    <w:bookmarkEnd w:id="46"/>
-    <w:bookmarkStart w:id="54" w:name="X1b672bf2c6d276104a7e3f943eb715b9c88afa2"/>
+    <w:bookmarkEnd w:id="36"/>
+    <w:bookmarkEnd w:id="37"/>
+    <w:bookmarkStart w:id="45" w:name="X1b672bf2c6d276104a7e3f943eb715b9c88afa2"/>
     <w:p>
       <w:pPr>
         <w:pStyle w:val="Heading2"/>
@@ -3966,20 +3305,20 @@
       <w:r>
         <w:drawing>
           <wp:inline>
-            <wp:extent cx="5759999" cy="2283460"/>
+            <wp:extent cx="5759999" cy="1795555"/>
             <wp:effectExtent b="0" l="0" r="0" t="0"/>
-            <wp:docPr descr="Bir SEI CERT kuralının dört parçası" title="" id="48" name="Picture"/>
+            <wp:docPr descr="Bir SEI CERT kuralının dört parçası" title="" id="39" name="Picture"/>
             <a:graphic>
               <a:graphicData uri="http://schemas.openxmlformats.org/drawingml/2006/picture">
                 <pic:pic>
                   <pic:nvPicPr>
-                    <pic:cNvPr descr="h04-15-cert-kural-anatomisi.png" id="49" name="Picture"/>
+                    <pic:cNvPr descr="h04-15-cert-kural-anatomisi.png" id="40" name="Picture"/>
                     <pic:cNvPicPr>
                       <a:picLocks noChangeArrowheads="1" noChangeAspect="1"/>
                     </pic:cNvPicPr>
                   </pic:nvPicPr>
                   <pic:blipFill>
-                    <a:blip r:embed="rId47"/>
+                    <a:blip r:embed="rId38"/>
                     <a:stretch>
                       <a:fillRect/>
                     </a:stretch>
@@ -3987,7 +3326,7 @@
                   <pic:spPr bwMode="auto">
                     <a:xfrm>
                       <a:off x="0" y="0"/>
-                      <a:ext cx="5759999" cy="2283460"/>
+                      <a:ext cx="5759999" cy="1795555"/>
                     </a:xfrm>
                     <a:prstGeom prst="rect">
                       <a:avLst/>
@@ -4006,7 +3345,7 @@
         </w:drawing>
       </w:r>
     </w:p>
-    <w:bookmarkStart w:id="50" w:name="bir-kuralın-anatomisi"/>
+    <w:bookmarkStart w:id="41" w:name="bir-kuralın-anatomisi"/>
     <w:p>
       <w:pPr>
         <w:pStyle w:val="Heading3"/>
@@ -4325,8 +3664,8 @@
         <w:t xml:space="preserve">yaygın hem de düzeltmesi ucuz olanlardır; bir kod incelemesine buradan başlanır.</w:t>
       </w:r>
     </w:p>
-    <w:bookmarkEnd w:id="50"/>
-    <w:bookmarkStart w:id="51" w:name="kategoriler"/>
+    <w:bookmarkEnd w:id="41"/>
+    <w:bookmarkStart w:id="42" w:name="kategoriler"/>
     <w:p>
       <w:pPr>
         <w:pStyle w:val="Heading3"/>
@@ -4597,18 +3936,18 @@
               <w:pStyle w:val="Compact"/>
             </w:pPr>
             <w:r>
-              <w:t xml:space="preserve">Dizgeler</w:t>
-            </w:r>
-          </w:p>
-        </w:tc>
-        <w:tc>
-          <w:tcPr/>
-          <w:p>
-            <w:pPr>
-              <w:pStyle w:val="Compact"/>
-            </w:pPr>
-            <w:r>
-              <w:t xml:space="preserve">STR31-C: dizge ve sonlandırıcı için yeterli yer ayır</w:t>
+              <w:t xml:space="preserve">Dizeler</w:t>
+            </w:r>
+          </w:p>
+        </w:tc>
+        <w:tc>
+          <w:tcPr/>
+          <w:p>
+            <w:pPr>
+              <w:pStyle w:val="Compact"/>
+            </w:pPr>
+            <w:r>
+              <w:t xml:space="preserve">STR31-C: dize ve sonlandırıcı için yeterli yer ayır</w:t>
             </w:r>
           </w:p>
         </w:tc>
@@ -4684,7 +4023,7 @@
               <w:pStyle w:val="Compact"/>
             </w:pPr>
             <w:r>
-              <w:t xml:space="preserve">FIO30-C: kullanıcı girdisini biçim dizgesinden dışla</w:t>
+              <w:t xml:space="preserve">FIO30-C: kullanıcı girdisini biçim dizesinden dışla</w:t>
             </w:r>
           </w:p>
         </w:tc>
@@ -5016,7 +4355,7 @@
         <w:t xml:space="preserve"> </w:t>
       </w:r>
       <w:r>
-        <w:t xml:space="preserve">(dizge için yeterli yer),</w:t>
+        <w:t xml:space="preserve">(dize için yeterli yer),</w:t>
       </w:r>
       <w:r>
         <w:t xml:space="preserve"> </w:t>
@@ -5055,8 +4394,8 @@
         <w:t xml:space="preserve">sonlandırma).</w:t>
       </w:r>
     </w:p>
-    <w:bookmarkEnd w:id="51"/>
-    <w:bookmarkStart w:id="52" w:name="X04ef9d4a3c2d964d97d2c4d914c2b9a1eb4f7dc"/>
+    <w:bookmarkEnd w:id="42"/>
+    <w:bookmarkStart w:id="43" w:name="X04ef9d4a3c2d964d97d2c4d914c2b9a1eb4f7dc"/>
     <w:p>
       <w:pPr>
         <w:pStyle w:val="Heading3"/>
@@ -5134,18 +4473,29 @@
               <w:pStyle w:val="Compact"/>
             </w:pPr>
             <w:r>
-              <w:t xml:space="preserve">Dizge için yeterli yer</w:t>
-            </w:r>
-          </w:p>
-        </w:tc>
-        <w:tc>
-          <w:tcPr/>
-          <w:p>
-            <w:pPr>
-              <w:pStyle w:val="Compact"/>
-            </w:pPr>
-            <w:r>
-              <w:t xml:space="preserve">1. hafta Demo 3</w:t>
+              <w:t xml:space="preserve">Dize için yeterli yer</w:t>
+            </w:r>
+          </w:p>
+        </w:tc>
+        <w:tc>
+          <w:tcPr/>
+          <w:p>
+            <w:pPr>
+              <w:pStyle w:val="Compact"/>
+            </w:pPr>
+            <w:hyperlink r:id="rId20">
+              <w:r>
+                <w:rPr>
+                  <w:rStyle w:val="Hyperlink"/>
+                </w:rPr>
+                <w:t xml:space="preserve">1. hafta</w:t>
+              </w:r>
+            </w:hyperlink>
+            <w:r>
+              <w:t xml:space="preserve"> </w:t>
+            </w:r>
+            <w:r>
+              <w:t xml:space="preserve">Demo 3</w:t>
             </w:r>
           </w:p>
         </w:tc>
@@ -5283,7 +4633,7 @@
               <w:pStyle w:val="Compact"/>
             </w:pPr>
             <w:r>
-              <w:t xml:space="preserve">Kullanıcı girdisini biçim dizgesinden dışla</w:t>
+              <w:t xml:space="preserve">Kullanıcı girdisini biçim dizesinden dışla</w:t>
             </w:r>
           </w:p>
         </w:tc>
@@ -5475,8 +4825,8 @@
         </w:tc>
       </w:tr>
     </w:tbl>
-    <w:bookmarkEnd w:id="52"/>
-    <w:bookmarkStart w:id="53" w:name="Xdc97e59d75e6d49de6555bee2d47c819209403c"/>
+    <w:bookmarkEnd w:id="43"/>
+    <w:bookmarkStart w:id="44" w:name="Xdc97e59d75e6d49de6555bee2d47c819209403c"/>
     <w:p>
       <w:pPr>
         <w:pStyle w:val="Heading3"/>
@@ -6412,9 +5762,9 @@
         </w:pict>
       </w:r>
     </w:p>
-    <w:bookmarkEnd w:id="53"/>
-    <w:bookmarkEnd w:id="54"/>
-    <w:bookmarkStart w:id="63" w:name="girdi-doğrulama-ilkeleri-tarif-3.1"/>
+    <w:bookmarkEnd w:id="44"/>
+    <w:bookmarkEnd w:id="45"/>
+    <w:bookmarkStart w:id="54" w:name="girdi-doğrulama-ilkeleri-tarif-3.1"/>
     <w:p>
       <w:pPr>
         <w:pStyle w:val="Heading2"/>
@@ -6463,20 +5813,20 @@
       <w:r>
         <w:drawing>
           <wp:inline>
-            <wp:extent cx="5759999" cy="2283460"/>
+            <wp:extent cx="5759999" cy="1628301"/>
             <wp:effectExtent b="0" l="0" r="0" t="0"/>
-            <wp:docPr descr="Güven sınırında girdi doğrulama adımları" title="" id="56" name="Picture"/>
+            <wp:docPr descr="Güven sınırında girdi doğrulama adımları" title="" id="47" name="Picture"/>
             <a:graphic>
               <a:graphicData uri="http://schemas.openxmlformats.org/drawingml/2006/picture">
                 <pic:pic>
                   <pic:nvPicPr>
-                    <pic:cNvPr descr="h04-06-girdi-dogrulama.png" id="57" name="Picture"/>
+                    <pic:cNvPr descr="h04-06-girdi-dogrulama.png" id="48" name="Picture"/>
                     <pic:cNvPicPr>
                       <a:picLocks noChangeArrowheads="1" noChangeAspect="1"/>
                     </pic:cNvPicPr>
                   </pic:nvPicPr>
                   <pic:blipFill>
-                    <a:blip r:embed="rId55"/>
+                    <a:blip r:embed="rId46"/>
                     <a:stretch>
                       <a:fillRect/>
                     </a:stretch>
@@ -6484,7 +5834,7 @@
                   <pic:spPr bwMode="auto">
                     <a:xfrm>
                       <a:off x="0" y="0"/>
-                      <a:ext cx="5759999" cy="2283460"/>
+                      <a:ext cx="5759999" cy="1628301"/>
                     </a:xfrm>
                     <a:prstGeom prst="rect">
                       <a:avLst/>
@@ -6503,7 +5853,7 @@
         </w:drawing>
       </w:r>
     </w:p>
-    <w:bookmarkStart w:id="58" w:name="girdi-nereden-gelir"/>
+    <w:bookmarkStart w:id="49" w:name="girdi-nereden-gelir"/>
     <w:p>
       <w:pPr>
         <w:pStyle w:val="Heading3"/>
@@ -6695,8 +6045,19 @@
             <w:pPr>
               <w:pStyle w:val="Compact"/>
             </w:pPr>
-            <w:r>
-              <w:t xml:space="preserve">1. haftadaki güvenli başlatma</w:t>
+            <w:hyperlink r:id="rId20">
+              <w:r>
+                <w:rPr>
+                  <w:rStyle w:val="Hyperlink"/>
+                </w:rPr>
+                <w:t xml:space="preserve">1. haftadaki</w:t>
+              </w:r>
+            </w:hyperlink>
+            <w:r>
+              <w:t xml:space="preserve"> </w:t>
+            </w:r>
+            <w:r>
+              <w:t xml:space="preserve">güvenli başlatma</w:t>
             </w:r>
           </w:p>
         </w:tc>
@@ -6895,8 +6256,8 @@
         </w:tc>
       </w:tr>
     </w:tbl>
-    <w:bookmarkEnd w:id="58"/>
-    <w:bookmarkStart w:id="59" w:name="beş-ilke"/>
+    <w:bookmarkEnd w:id="49"/>
+    <w:bookmarkStart w:id="50" w:name="beş-ilke"/>
     <w:p>
       <w:pPr>
         <w:pStyle w:val="Heading3"/>
@@ -6910,7 +6271,7 @@
         <w:pStyle w:val="Compact"/>
         <w:numPr>
           <w:ilvl w:val="0"/>
-          <w:numId w:val="1021"/>
+          <w:numId w:val="1005"/>
         </w:numPr>
       </w:pPr>
       <w:r>
@@ -6944,7 +6305,7 @@
         <w:pStyle w:val="Compact"/>
         <w:numPr>
           <w:ilvl w:val="0"/>
-          <w:numId w:val="1021"/>
+          <w:numId w:val="1005"/>
         </w:numPr>
       </w:pPr>
       <w:r>
@@ -6993,7 +6354,7 @@
         <w:pStyle w:val="Compact"/>
         <w:numPr>
           <w:ilvl w:val="0"/>
-          <w:numId w:val="1021"/>
+          <w:numId w:val="1005"/>
         </w:numPr>
       </w:pPr>
       <w:r>
@@ -7021,7 +6382,7 @@
         <w:pStyle w:val="Compact"/>
         <w:numPr>
           <w:ilvl w:val="0"/>
-          <w:numId w:val="1021"/>
+          <w:numId w:val="1005"/>
         </w:numPr>
       </w:pPr>
       <w:r>
@@ -7049,7 +6410,7 @@
         <w:pStyle w:val="Compact"/>
         <w:numPr>
           <w:ilvl w:val="0"/>
-          <w:numId w:val="1021"/>
+          <w:numId w:val="1005"/>
         </w:numPr>
       </w:pPr>
       <w:r>
@@ -7084,8 +6445,8 @@
         <w:t xml:space="preserve">da hata yapar; üstelik temizlenmiş değer, kullanıcının kastettiğinden farklı bir anlam taşıyabilir.</w:t>
       </w:r>
     </w:p>
-    <w:bookmarkEnd w:id="59"/>
-    <w:bookmarkStart w:id="60" w:name="sayıyı-doğru-okumak-atoi-yerine-strtol"/>
+    <w:bookmarkEnd w:id="50"/>
+    <w:bookmarkStart w:id="51" w:name="sayıyı-doğru-okumak-atoi-yerine-strtol"/>
     <w:p>
       <w:pPr>
         <w:pStyle w:val="Heading3"/>
@@ -8149,14 +7510,14 @@
         <w:t xml:space="preserve">(</w:t>
       </w:r>
       <w:r>
-        <w:t xml:space="preserve">“dizgeleri sayıya çevirirken hataları algıla”</w:t>
+        <w:t xml:space="preserve">“dizeleri sayıya çevirirken hataları algıla”</w:t>
       </w:r>
       <w:r>
         <w:t xml:space="preserve">) kuralıyla ister.</w:t>
       </w:r>
     </w:p>
-    <w:bookmarkEnd w:id="60"/>
-    <w:bookmarkStart w:id="61" w:name="ikili-veri-uzunluk-önekli-kayıtlar"/>
+    <w:bookmarkEnd w:id="51"/>
+    <w:bookmarkStart w:id="52" w:name="ikili-veri-uzunluk-önekli-kayıtlar"/>
     <w:p>
       <w:pPr>
         <w:pStyle w:val="Heading3"/>
@@ -9174,8 +8535,8 @@
         <w:t xml:space="preserve">da önemlidir.</w:t>
       </w:r>
     </w:p>
-    <w:bookmarkEnd w:id="61"/>
-    <w:bookmarkStart w:id="62" w:name="Xa95b12a4a0c348eecc40cb1fb24f16c99f0d036"/>
+    <w:bookmarkEnd w:id="52"/>
+    <w:bookmarkStart w:id="53" w:name="Xa95b12a4a0c348eecc40cb1fb24f16c99f0d036"/>
     <w:p>
       <w:pPr>
         <w:pStyle w:val="Heading3"/>
@@ -10386,7 +9747,7 @@
         <w:t xml:space="preserve">denetlenmelidir”</w:t>
       </w:r>
       <w:r>
-        <w:t xml:space="preserve">dir. Bir kütüphane kendisini çağıran uygulamaya da güvenmez: JNI arayüzünden gelen her dizge ve</w:t>
+        <w:t xml:space="preserve">dir. Bir kütüphane kendisini çağıran uygulamaya da güvenmez: JNI arayüzünden gelen her dize ve</w:t>
       </w:r>
       <w:r>
         <w:t xml:space="preserve"> </w:t>
@@ -10420,9 +9781,9 @@
         </w:pict>
       </w:r>
     </w:p>
-    <w:bookmarkEnd w:id="62"/>
-    <w:bookmarkEnd w:id="63"/>
-    <w:bookmarkStart w:id="72" w:name="cert-kurallarından-örnek-çiftler"/>
+    <w:bookmarkEnd w:id="53"/>
+    <w:bookmarkEnd w:id="54"/>
+    <w:bookmarkStart w:id="63" w:name="cert-kurallarından-örnek-çiftler"/>
     <w:p>
       <w:pPr>
         <w:pStyle w:val="Heading2"/>
@@ -10474,20 +9835,20 @@
       <w:r>
         <w:drawing>
           <wp:inline>
-            <wp:extent cx="5759999" cy="2748610"/>
+            <wp:extent cx="5759999" cy="5449815"/>
             <wp:effectExtent b="0" l="0" r="0" t="0"/>
-            <wp:docPr descr="Bu haftanın CERT kural çiftleri ve demoları" title="" id="65" name="Picture"/>
+            <wp:docPr descr="Bu haftanın CERT kural çiftleri ve demoları" title="" id="56" name="Picture"/>
             <a:graphic>
               <a:graphicData uri="http://schemas.openxmlformats.org/drawingml/2006/picture">
                 <pic:pic>
                   <pic:nvPicPr>
-                    <pic:cNvPr descr="h04-16-cert-kural-ciftleri.png" id="66" name="Picture"/>
+                    <pic:cNvPr descr="h04-16-cert-kural-ciftleri.png" id="57" name="Picture"/>
                     <pic:cNvPicPr>
                       <a:picLocks noChangeArrowheads="1" noChangeAspect="1"/>
                     </pic:cNvPicPr>
                   </pic:nvPicPr>
                   <pic:blipFill>
-                    <a:blip r:embed="rId64"/>
+                    <a:blip r:embed="rId55"/>
                     <a:stretch>
                       <a:fillRect/>
                     </a:stretch>
@@ -10495,7 +9856,7 @@
                   <pic:spPr bwMode="auto">
                     <a:xfrm>
                       <a:off x="0" y="0"/>
-                      <a:ext cx="5759999" cy="2748610"/>
+                      <a:ext cx="5759999" cy="5449815"/>
                     </a:xfrm>
                     <a:prstGeom prst="rect">
                       <a:avLst/>
@@ -10514,13 +9875,13 @@
         </w:drawing>
       </w:r>
     </w:p>
-    <w:bookmarkStart w:id="67" w:name="Xadd988b8f4c5df30d615cd9948b1506e0e09178"/>
+    <w:bookmarkStart w:id="58" w:name="X9c61aafae3316cf35d6d8c5802687438036d7a7"/>
     <w:p>
       <w:pPr>
         <w:pStyle w:val="Heading3"/>
       </w:pPr>
       <w:r>
-        <w:t xml:space="preserve">STR31-C: dizge ve sonlandırıcı için yeterli yer</w:t>
+        <w:t xml:space="preserve">STR31-C: dize ve sonlandırıcı için yeterli yer</w:t>
       </w:r>
     </w:p>
     <w:p>
@@ -10983,7 +10344,7 @@
         <w:t xml:space="preserve"> </w:t>
       </w:r>
       <w:r>
-        <w:t xml:space="preserve">dizgesinin uzunluğu</w:t>
+        <w:t xml:space="preserve">dizesinin uzunluğu</w:t>
       </w:r>
       <w:r>
         <w:t xml:space="preserve"> </w:t>
@@ -11126,7 +10487,7 @@
         <w:t xml:space="preserve"> </w:t>
       </w:r>
       <w:r>
-        <w:t xml:space="preserve">kullanılsaydı denetim hiç olmazdı ve 21 karakterlik dizge, 16 baytlık tampona sınır denetimi yapılmadan</w:t>
+        <w:t xml:space="preserve">kullanılsaydı denetim hiç olmazdı ve 21 karakterlik dize, 16 baytlık tampona sınır denetimi yapılmadan</w:t>
       </w:r>
       <w:r>
         <w:t xml:space="preserve"> </w:t>
@@ -11246,8 +10607,8 @@
         <w:t xml:space="preserve">: kesilme fark edilip ya reddedilmeli ya da daha büyük bir tampon ayrılmalıdır.</w:t>
       </w:r>
     </w:p>
-    <w:bookmarkEnd w:id="67"/>
-    <w:bookmarkStart w:id="68" w:name="int30-c-işaretsiz-işlemler-sarmamalı"/>
+    <w:bookmarkEnd w:id="58"/>
+    <w:bookmarkStart w:id="59" w:name="int30-c-işaretsiz-işlemler-sarmamalı"/>
     <w:p>
       <w:pPr>
         <w:pStyle w:val="Heading3"/>
@@ -11910,8 +11271,8 @@
         <w:t xml:space="preserve">boyutundan katbekat büyük bir sayıdır; sonuç aynıdır.</w:t>
       </w:r>
     </w:p>
-    <w:bookmarkEnd w:id="68"/>
-    <w:bookmarkStart w:id="69" w:name="X8709c2a371904445ced412e6309b34c84cecc41"/>
+    <w:bookmarkEnd w:id="59"/>
+    <w:bookmarkStart w:id="60" w:name="X8709c2a371904445ced412e6309b34c84cecc41"/>
     <w:p>
       <w:pPr>
         <w:pStyle w:val="Heading3"/>
@@ -12355,8 +11716,8 @@
         <w:t xml:space="preserve">bırakılmış düğümün alanını okur.</w:t>
       </w:r>
     </w:p>
-    <w:bookmarkEnd w:id="69"/>
-    <w:bookmarkStart w:id="70" w:name="exp33-c-ilklendirilmemiş-belleği-okuma"/>
+    <w:bookmarkEnd w:id="60"/>
+    <w:bookmarkStart w:id="61" w:name="exp33-c-ilklendirilmemiş-belleği-okuma"/>
     <w:p>
       <w:pPr>
         <w:pStyle w:val="Heading3"/>
@@ -12678,7 +12039,21 @@
         <w:t xml:space="preserve"> </w:t>
       </w:r>
       <w:r>
-        <w:t xml:space="preserve">anlamına gelmelidir (1. haftadaki güvenli</w:t>
+        <w:t xml:space="preserve">anlamına gelmelidir (</w:t>
+      </w:r>
+      <w:hyperlink r:id="rId20">
+        <w:r>
+          <w:rPr>
+            <w:rStyle w:val="Hyperlink"/>
+          </w:rPr>
+          <w:t xml:space="preserve">1. haftadaki</w:t>
+        </w:r>
+      </w:hyperlink>
+      <w:r>
+        <w:t xml:space="preserve"> </w:t>
+      </w:r>
+      <w:r>
+        <w:t xml:space="preserve">güvenli</w:t>
       </w:r>
       <w:r>
         <w:t xml:space="preserve"> </w:t>
@@ -12687,8 +12062,8 @@
         <w:t xml:space="preserve">varsayılan ilkesi).</w:t>
       </w:r>
     </w:p>
-    <w:bookmarkEnd w:id="70"/>
-    <w:bookmarkStart w:id="71" w:name="err33-c-kütüphane-hatalarını-algıla"/>
+    <w:bookmarkEnd w:id="61"/>
+    <w:bookmarkStart w:id="62" w:name="err33-c-kütüphane-hatalarını-algıla"/>
     <w:p>
       <w:pPr>
         <w:pStyle w:val="Heading3"/>
@@ -13420,15 +12795,15 @@
         </w:pict>
       </w:r>
     </w:p>
-    <w:bookmarkEnd w:id="71"/>
-    <w:bookmarkEnd w:id="72"/>
-    <w:bookmarkStart w:id="80" w:name="biçim-dizisi-açığı-tarif-3.2"/>
+    <w:bookmarkEnd w:id="62"/>
+    <w:bookmarkEnd w:id="63"/>
+    <w:bookmarkStart w:id="73" w:name="biçim-dizesi-açığı-tarif-3.2"/>
     <w:p>
       <w:pPr>
         <w:pStyle w:val="Heading2"/>
       </w:pPr>
       <w:r>
-        <w:t xml:space="preserve">5. Biçim dizisi açığı (Tarif 3.2)</w:t>
+        <w:t xml:space="preserve">5. Biçim dizesi açığı (Tarif 3.2)</w:t>
       </w:r>
     </w:p>
     <w:p>
@@ -13455,7 +12830,7 @@
           <w:b/>
           <w:bCs/>
         </w:rPr>
-        <w:t xml:space="preserve">biçim dizgesidir</w:t>
+        <w:t xml:space="preserve">biçim dizesidir</w:t>
       </w:r>
       <w:r>
         <w:t xml:space="preserve">: içindeki</w:t>
@@ -13522,7 +12897,7 @@
         <w:t xml:space="preserve">bilmez</w:t>
       </w:r>
       <w:r>
-        <w:t xml:space="preserve">; biçim dizgesinde ne yazıyorsa onu yapar. Biçim dizgesi kullanıcıdan geliyorsa, kullanıcı fonksiyona komut</w:t>
+        <w:t xml:space="preserve">; biçim dizesinde ne yazıyorsa onu yapar. Biçim dizesi kullanıcıdan geliyorsa, kullanıcı fonksiyona komut</w:t>
       </w:r>
       <w:r>
         <w:t xml:space="preserve"> </w:t>
@@ -13538,20 +12913,20 @@
       <w:r>
         <w:drawing>
           <wp:inline>
-            <wp:extent cx="5759999" cy="2470728"/>
+            <wp:extent cx="5759999" cy="2399690"/>
             <wp:effectExtent b="0" l="0" r="0" t="0"/>
-            <wp:docPr descr="Biçim dizisi açığı: hatalı ve doğru kullanım" title="" id="74" name="Picture"/>
+            <wp:docPr descr="Biçim dizesi açığı: hatalı ve doğru kullanım" title="" id="65" name="Picture"/>
             <a:graphic>
               <a:graphicData uri="http://schemas.openxmlformats.org/drawingml/2006/picture">
                 <pic:pic>
                   <pic:nvPicPr>
-                    <pic:cNvPr descr="h04-07-bicim-dizisi.png" id="75" name="Picture"/>
+                    <pic:cNvPr descr="h04-07-bicim-dizisi.png" id="66" name="Picture"/>
                     <pic:cNvPicPr>
                       <a:picLocks noChangeArrowheads="1" noChangeAspect="1"/>
                     </pic:cNvPicPr>
                   </pic:nvPicPr>
                   <pic:blipFill>
-                    <a:blip r:embed="rId73"/>
+                    <a:blip r:embed="rId64"/>
                     <a:stretch>
                       <a:fillRect/>
                     </a:stretch>
@@ -13559,7 +12934,7 @@
                   <pic:spPr bwMode="auto">
                     <a:xfrm>
                       <a:off x="0" y="0"/>
-                      <a:ext cx="5759999" cy="2470728"/>
+                      <a:ext cx="5759999" cy="2399690"/>
                     </a:xfrm>
                     <a:prstGeom prst="rect">
                       <a:avLst/>
@@ -13694,7 +13069,7 @@
         <w:t xml:space="preserve">/* DOĞRU: girdi yalnız veri */</w:t>
       </w:r>
     </w:p>
-    <w:bookmarkStart w:id="76" w:name="neden-tehlikeli"/>
+    <w:bookmarkStart w:id="68" w:name="neden-tehlikeli"/>
     <w:p>
       <w:pPr>
         <w:pStyle w:val="Heading3"/>
@@ -13841,7 +13216,7 @@
               <w:pStyle w:val="Compact"/>
             </w:pPr>
             <w:r>
-              <w:t xml:space="preserve">Bir işaretçinin gösterdiği dizgeyi yazar</w:t>
+              <w:t xml:space="preserve">Bir işaretçinin gösterdiği dizeyi yazar</w:t>
             </w:r>
           </w:p>
         </w:tc>
@@ -14003,7 +13378,24 @@
         <w:t xml:space="preserve"> </w:t>
       </w:r>
       <w:r>
-        <w:t xml:space="preserve">ve bir biçim dizgesi alan her fonksiyonda ortaya çıkar; 2. haftada denetim</w:t>
+        <w:t xml:space="preserve">ve bir biçim dizesi alan her fonksiyonda ortaya çıkar;</w:t>
+      </w:r>
+      <w:r>
+        <w:t xml:space="preserve"> </w:t>
+      </w:r>
+      <w:hyperlink r:id="rId67">
+        <w:r>
+          <w:rPr>
+            <w:rStyle w:val="Hyperlink"/>
+          </w:rPr>
+          <w:t xml:space="preserve">2. haftada</w:t>
+        </w:r>
+      </w:hyperlink>
+      <w:r>
+        <w:t xml:space="preserve"> </w:t>
+      </w:r>
+      <w:r>
+        <w:t xml:space="preserve">denetim</w:t>
       </w:r>
       <w:r>
         <w:t xml:space="preserve"> </w:t>
@@ -14027,8 +13419,8 @@
         <w:t xml:space="preserve">hatasını görmüştük.</w:t>
       </w:r>
     </w:p>
-    <w:bookmarkEnd w:id="76"/>
-    <w:bookmarkStart w:id="77" w:name="X1150270c78f9ed32a4d246fe0693d12f1fb1305"/>
+    <w:bookmarkEnd w:id="68"/>
+    <w:bookmarkStart w:id="70" w:name="X1150270c78f9ed32a4d246fe0693d12f1fb1305"/>
     <w:p>
       <w:pPr>
         <w:pStyle w:val="Heading3"/>
@@ -14093,7 +13485,7 @@
         <w:t xml:space="preserve"> </w:t>
       </w:r>
       <w:r>
-        <w:t xml:space="preserve">dizgesinin</w:t>
+        <w:t xml:space="preserve">dizesinin</w:t>
       </w:r>
       <w:r>
         <w:t xml:space="preserve"> </w:t>
@@ -14231,7 +13623,7 @@
         <w:t xml:space="preserve"> </w:t>
       </w:r>
       <w:r>
-        <w:t xml:space="preserve">gerçek argüman (biçim dizgesinin kendisi) verilmiştir,</w:t>
+        <w:t xml:space="preserve">gerçek argüman (biçim dizesinin kendisi) verilmiştir,</w:t>
       </w:r>
       <w:r>
         <w:t xml:space="preserve"> </w:t>
@@ -14285,7 +13677,7 @@
         <w:t xml:space="preserve"> </w:t>
       </w:r>
       <w:r>
-        <w:t xml:space="preserve">dizgesinde</w:t>
+        <w:t xml:space="preserve">dizesinde</w:t>
       </w:r>
       <w:r>
         <w:t xml:space="preserve"> </w:t>
@@ -14514,7 +13906,7 @@
         <w:t xml:space="preserve"> </w:t>
       </w:r>
       <w:r>
-        <w:t xml:space="preserve">çağrıldığında, biçim dizgesinin kendisi de zaten bu</w:t>
+        <w:t xml:space="preserve">çağrıldığında, biçim dizesinin kendisi de zaten bu</w:t>
       </w:r>
       <w:r>
         <w:t xml:space="preserve"> </w:t>
@@ -14566,7 +13958,7 @@
           <w:b/>
           <w:bCs/>
         </w:rPr>
-        <w:t xml:space="preserve">biçim dizgesi</w:t>
+        <w:t xml:space="preserve">biçim dizesi</w:t>
       </w:r>
       <w:r>
         <w:t xml:space="preserve"> </w:t>
@@ -15061,7 +14453,7 @@
         <w:t xml:space="preserve"> </w:t>
       </w:r>
       <w:r>
-        <w:t xml:space="preserve">biçim dizgesinin kendisi için ayrılmıştır) taşır; yalnız 6’dan fazlası yığına konur. Sonuç:</w:t>
+        <w:t xml:space="preserve">biçim dizesinin kendisi için ayrılmıştır) taşır; yalnız 6’dan fazlası yığına konur. Sonuç:</w:t>
       </w:r>
       <w:r>
         <w:t xml:space="preserve"> </w:t>
@@ -15499,7 +14891,7 @@
         <w:t xml:space="preserve"> </w:t>
       </w:r>
       <w:r>
-        <w:t xml:space="preserve">genellikle geçersiz bir adrestir ve program çöker. Ama saldırgan biçim dizgesini</w:t>
+        <w:t xml:space="preserve">genellikle geçersiz bir adrestir ve program çöker. Ama saldırgan biçim dizesini</w:t>
       </w:r>
       <w:r>
         <w:t xml:space="preserve"> </w:t>
@@ -15515,7 +14907,7 @@
         <w:t xml:space="preserve"> </w:t>
       </w:r>
       <w:r>
-        <w:t xml:space="preserve">yazdığı için, dizgenin</w:t>
+        <w:t xml:space="preserve">yazdığı için, dizenin</w:t>
       </w:r>
       <w:r>
         <w:t xml:space="preserve"> </w:t>
@@ -15645,7 +15037,7 @@
         <w:t xml:space="preserve"> </w:t>
       </w:r>
       <w:r>
-        <w:t xml:space="preserve">— mekanizmayı anlamak, savunmayı (biçim dizgesini sabitlemek) anlamak için yeterlidir.</w:t>
+        <w:t xml:space="preserve">— mekanizmayı anlamak, savunmayı (biçim dizesini sabitlemek) anlamak için yeterlidir.</w:t>
       </w:r>
     </w:p>
     <w:p>
@@ -15792,7 +15184,7 @@
         <w:t xml:space="preserve"> </w:t>
       </w:r>
       <w:r>
-        <w:t xml:space="preserve">değişken bir dizge asla biçim parametresi konumuna konmaz — girdinin ne içerdiği önemsizdir.</w:t>
+        <w:t xml:space="preserve">değişken bir dize asla biçim parametresi konumuna konmaz — girdinin ne içerdiği önemsizdir.</w:t>
       </w:r>
     </w:p>
     <w:p>
@@ -15822,7 +15214,7 @@
           <w:b/>
           <w:bCs/>
         </w:rPr>
-        <w:t xml:space="preserve">biçim dizgesi her zaman sabit bir metin sabiti olmalı, kullanıcı verisi</w:t>
+        <w:t xml:space="preserve">biçim dizesi her zaman sabit bir metin sabiti olmalı, kullanıcı verisi</w:t>
       </w:r>
       <w:r>
         <w:rPr>
@@ -15900,7 +15292,24 @@
         <w:pStyle w:val="FirstParagraph"/>
       </w:pPr>
       <w:r>
-        <w:t xml:space="preserve">Bu mekanizma, 1. haftada gördüğümüz</w:t>
+        <w:t xml:space="preserve">Bu mekanizma,</w:t>
+      </w:r>
+      <w:r>
+        <w:t xml:space="preserve"> </w:t>
+      </w:r>
+      <w:hyperlink r:id="rId20">
+        <w:r>
+          <w:rPr>
+            <w:rStyle w:val="Hyperlink"/>
+          </w:rPr>
+          <w:t xml:space="preserve">1. haftada</w:t>
+        </w:r>
+      </w:hyperlink>
+      <w:r>
+        <w:t xml:space="preserve"> </w:t>
+      </w:r>
+      <w:r>
+        <w:t xml:space="preserve">gördüğümüz</w:t>
       </w:r>
       <w:r>
         <w:t xml:space="preserve"> </w:t>
@@ -15977,7 +15386,24 @@
         <w:t xml:space="preserve"> </w:t>
       </w:r>
       <w:r>
-        <w:t xml:space="preserve">değil, biçim dizgesindeki belirteç sayısı olmasıdır. 5. haftada göreceğimiz enjeksiyon saldırılarıyla da aynı</w:t>
+        <w:t xml:space="preserve">değil, biçim dizesindeki belirteç sayısı olmasıdır.</w:t>
+      </w:r>
+      <w:r>
+        <w:t xml:space="preserve"> </w:t>
+      </w:r>
+      <w:hyperlink r:id="rId69">
+        <w:r>
+          <w:rPr>
+            <w:rStyle w:val="Hyperlink"/>
+          </w:rPr>
+          <w:t xml:space="preserve">5. haftada</w:t>
+        </w:r>
+      </w:hyperlink>
+      <w:r>
+        <w:t xml:space="preserve"> </w:t>
+      </w:r>
+      <w:r>
+        <w:t xml:space="preserve">göreceğimiz enjeksiyon saldırılarıyla da aynı</w:t>
       </w:r>
       <w:r>
         <w:t xml:space="preserve"> </w:t>
@@ -16008,14 +15434,14 @@
         <w:t xml:space="preserve">biçim komutu olarak yorumlanmıştır.</w:t>
       </w:r>
     </w:p>
-    <w:bookmarkEnd w:id="77"/>
-    <w:bookmarkStart w:id="78" w:name="demo-1-biçim-dizisi-açığı"/>
+    <w:bookmarkEnd w:id="70"/>
+    <w:bookmarkStart w:id="71" w:name="demo-1-biçim-dizesi-açığı"/>
     <w:p>
       <w:pPr>
         <w:pStyle w:val="Heading3"/>
       </w:pPr>
       <w:r>
-        <w:t xml:space="preserve">Demo 1 — Biçim dizisi açığı</w:t>
+        <w:t xml:space="preserve">Demo 1 — Biçim dizesi açığı</w:t>
       </w:r>
     </w:p>
     <w:p>
@@ -16703,8 +16129,8 @@
         </w:tc>
       </w:tr>
     </w:tbl>
-    <w:bookmarkEnd w:id="78"/>
-    <w:bookmarkStart w:id="79" w:name="düzeltme-ve-savunma-katmanları"/>
+    <w:bookmarkEnd w:id="71"/>
+    <w:bookmarkStart w:id="72" w:name="düzeltme-ve-savunma-katmanları"/>
     <w:p>
       <w:pPr>
         <w:pStyle w:val="Heading3"/>
@@ -16718,7 +16144,7 @@
         <w:pStyle w:val="Compact"/>
         <w:numPr>
           <w:ilvl w:val="0"/>
-          <w:numId w:val="1022"/>
+          <w:numId w:val="1006"/>
         </w:numPr>
       </w:pPr>
       <w:r>
@@ -16726,7 +16152,7 @@
           <w:b/>
           <w:bCs/>
         </w:rPr>
-        <w:t xml:space="preserve">Biçim dizgesi her zaman sabit olmalı</w:t>
+        <w:t xml:space="preserve">Biçim dizesi her zaman sabit olmalı</w:t>
       </w:r>
       <w:r>
         <w:t xml:space="preserve"> </w:t>
@@ -16752,7 +16178,7 @@
         <w:pStyle w:val="Compact"/>
         <w:numPr>
           <w:ilvl w:val="0"/>
-          <w:numId w:val="1022"/>
+          <w:numId w:val="1006"/>
         </w:numPr>
       </w:pPr>
       <w:r>
@@ -16849,7 +16275,7 @@
         <w:pStyle w:val="Compact"/>
         <w:numPr>
           <w:ilvl w:val="0"/>
-          <w:numId w:val="1022"/>
+          <w:numId w:val="1006"/>
         </w:numPr>
       </w:pPr>
       <w:r>
@@ -16875,7 +16301,7 @@
         <w:t xml:space="preserve">_FORTIFY_SOURCE=2</w:t>
       </w:r>
       <w:r>
-        <w:t xml:space="preserve">, yazılabilir bellekteki biçim dizgelerinde</w:t>
+        <w:t xml:space="preserve">, yazılabilir bellekteki biçim dizelerinde</w:t>
       </w:r>
       <w:r>
         <w:t xml:space="preserve"> </w:t>
@@ -16913,7 +16339,7 @@
         <w:pStyle w:val="Compact"/>
         <w:numPr>
           <w:ilvl w:val="0"/>
-          <w:numId w:val="1022"/>
+          <w:numId w:val="1006"/>
         </w:numPr>
       </w:pPr>
       <w:r>
@@ -16933,7 +16359,7 @@
         <w:t xml:space="preserve"> </w:t>
       </w:r>
       <w:r>
-        <w:t xml:space="preserve">argüman sayısını ya da türünü biçim dizgesinden değil, açık bir parametreden alın.</w:t>
+        <w:t xml:space="preserve">argüman sayısını ya da türünü biçim dizesinden değil, açık bir parametreden alın.</w:t>
       </w:r>
     </w:p>
     <w:p>
@@ -17411,7 +16837,7 @@
         <w:pStyle w:val="BlockText"/>
       </w:pPr>
       <w:r>
-        <w:t xml:space="preserve">Kaynak kodda biçim dizgesi olarak bir değişken alan her çağrıyı arar (</w:t>
+        <w:t xml:space="preserve">Kaynak kodda biçim dizesi olarak bir değişken alan her çağrıyı arar (</w:t>
       </w:r>
       <w:r>
         <w:rPr>
@@ -17478,9 +16904,9 @@
         </w:pict>
       </w:r>
     </w:p>
-    <w:bookmarkEnd w:id="79"/>
-    <w:bookmarkEnd w:id="80"/>
-    <w:bookmarkStart w:id="89" w:name="X2166b4ddaec31aa456de407b8e23496b976fe19"/>
+    <w:bookmarkEnd w:id="72"/>
+    <w:bookmarkEnd w:id="73"/>
+    <w:bookmarkStart w:id="83" w:name="X2166b4ddaec31aa456de407b8e23496b976fe19"/>
     <w:p>
       <w:pPr>
         <w:pStyle w:val="Heading2"/>
@@ -17493,14 +16919,34 @@
       <w:pPr>
         <w:pStyle w:val="FirstParagraph"/>
       </w:pPr>
-      <w:r>
-        <w:t xml:space="preserve">Birinci haftada bellek yönetimi hatalarının kuramını ve sahiplik kuralını gördük. Bu bölümde aynı hatayı çalışan bir</w:t>
-      </w:r>
-      <w:r>
-        <w:t xml:space="preserve"> </w:t>
-      </w:r>
-      <w:r>
-        <w:t xml:space="preserve">programda izliyoruz ve C++’ın bu hataların çoğunu nasıl</w:t>
+      <w:hyperlink r:id="rId74">
+        <w:r>
+          <w:rPr>
+            <w:rStyle w:val="Hyperlink"/>
+          </w:rPr>
+          <w:t xml:space="preserve">Birinci haftada, §17</w:t>
+        </w:r>
+      </w:hyperlink>
+      <w:r>
+        <w:t xml:space="preserve">’de bellek yönetimi hatalarının</w:t>
+      </w:r>
+      <w:r>
+        <w:t xml:space="preserve"> </w:t>
+      </w:r>
+      <w:r>
+        <w:t xml:space="preserve">kuramını, sahiplik kuralını ve serbest bıraktıktan sonra kullanmanın (use-after-free) neden tehlikeli olduğunu</w:t>
+      </w:r>
+      <w:r>
+        <w:t xml:space="preserve"> </w:t>
+      </w:r>
+      <w:r>
+        <w:t xml:space="preserve">temel düzeyde gördük. Bu bölümde aynı hatayı çalışan bir programda bayt bayt izliyoruz ve C++’ın bu hataların</w:t>
+      </w:r>
+      <w:r>
+        <w:t xml:space="preserve"> </w:t>
+      </w:r>
+      <w:r>
+        <w:t xml:space="preserve">çoğunu nasıl</w:t>
       </w:r>
       <w:r>
         <w:t xml:space="preserve"> </w:t>
@@ -17526,20 +16972,20 @@
       <w:r>
         <w:drawing>
           <wp:inline>
-            <wp:extent cx="5759999" cy="2283460"/>
+            <wp:extent cx="5759999" cy="1528290"/>
             <wp:effectExtent b="0" l="0" r="0" t="0"/>
-            <wp:docPr descr="Use-after-free zinciri" title="" id="82" name="Picture"/>
+            <wp:docPr descr="Use-after-free zinciri" title="" id="76" name="Picture"/>
             <a:graphic>
               <a:graphicData uri="http://schemas.openxmlformats.org/drawingml/2006/picture">
                 <pic:pic>
                   <pic:nvPicPr>
-                    <pic:cNvPr descr="h04-08-uaf.png" id="83" name="Picture"/>
+                    <pic:cNvPr descr="h04-08-uaf.png" id="77" name="Picture"/>
                     <pic:cNvPicPr>
                       <a:picLocks noChangeArrowheads="1" noChangeAspect="1"/>
                     </pic:cNvPicPr>
                   </pic:nvPicPr>
                   <pic:blipFill>
-                    <a:blip r:embed="rId81"/>
+                    <a:blip r:embed="rId75"/>
                     <a:stretch>
                       <a:fillRect/>
                     </a:stretch>
@@ -17547,7 +16993,7 @@
                   <pic:spPr bwMode="auto">
                     <a:xfrm>
                       <a:off x="0" y="0"/>
-                      <a:ext cx="5759999" cy="2283460"/>
+                      <a:ext cx="5759999" cy="1528290"/>
                     </a:xfrm>
                     <a:prstGeom prst="rect">
                       <a:avLst/>
@@ -17566,7 +17012,7 @@
         </w:drawing>
       </w:r>
     </w:p>
-    <w:bookmarkStart w:id="84" w:name="hatanın-üç-adımı"/>
+    <w:bookmarkStart w:id="78" w:name="hatanın-üç-adımı"/>
     <w:p>
       <w:pPr>
         <w:pStyle w:val="Heading3"/>
@@ -17580,7 +17026,7 @@
         <w:pStyle w:val="Compact"/>
         <w:numPr>
           <w:ilvl w:val="0"/>
-          <w:numId w:val="1023"/>
+          <w:numId w:val="1007"/>
         </w:numPr>
       </w:pPr>
       <w:r>
@@ -17592,7 +17038,7 @@
         <w:pStyle w:val="Compact"/>
         <w:numPr>
           <w:ilvl w:val="0"/>
-          <w:numId w:val="1023"/>
+          <w:numId w:val="1007"/>
         </w:numPr>
       </w:pPr>
       <w:r>
@@ -17629,7 +17075,7 @@
         <w:pStyle w:val="Compact"/>
         <w:numPr>
           <w:ilvl w:val="0"/>
-          <w:numId w:val="1023"/>
+          <w:numId w:val="1007"/>
         </w:numPr>
       </w:pPr>
       <w:r>
@@ -17730,8 +17176,8 @@
         <w:t xml:space="preserve">notlarının önemli bir kısmı bu sınıftandır.</w:t>
       </w:r>
     </w:p>
-    <w:bookmarkEnd w:id="84"/>
-    <w:bookmarkStart w:id="85" w:name="X1a27766d5bcffeb6b3e0a60cf8053424a20b0fb"/>
+    <w:bookmarkEnd w:id="78"/>
+    <w:bookmarkStart w:id="79" w:name="X1a27766d5bcffeb6b3e0a60cf8053424a20b0fb"/>
     <w:p>
       <w:pPr>
         <w:pStyle w:val="Heading3"/>
@@ -18081,7 +17527,7 @@
               <w:t xml:space="preserve"> </w:t>
             </w:r>
             <w:r>
-              <w:t xml:space="preserve">(dizge)</w:t>
+              <w:t xml:space="preserve">(dize)</w:t>
             </w:r>
           </w:p>
         </w:tc>
@@ -18747,8 +18193,8 @@
         <w:t xml:space="preserve">hata erken ve gürültülü biçimde ortaya çıkar, tespiti kolaylaşır.</w:t>
       </w:r>
     </w:p>
-    <w:bookmarkEnd w:id="85"/>
-    <w:bookmarkStart w:id="86" w:name="X33c247ebf6c8fe570fe57c7533dcecf8fa91e87"/>
+    <w:bookmarkEnd w:id="79"/>
+    <w:bookmarkStart w:id="80" w:name="X33c247ebf6c8fe570fe57c7533dcecf8fa91e87"/>
     <w:p>
       <w:pPr>
         <w:pStyle w:val="Heading3"/>
@@ -19381,8 +18827,8 @@
         </w:tc>
       </w:tr>
     </w:tbl>
-    <w:bookmarkEnd w:id="86"/>
-    <w:bookmarkStart w:id="87" w:name="asan-raporunu-okumak-üç-yığın-izi"/>
+    <w:bookmarkEnd w:id="80"/>
+    <w:bookmarkStart w:id="81" w:name="asan-raporunu-okumak-üç-yığın-izi"/>
     <w:p>
       <w:pPr>
         <w:pStyle w:val="Heading3"/>
@@ -19525,8 +18971,8 @@
         <w:t xml:space="preserve">kararı vermiştir. (Fonksiyon adları ve satır numaraları örnek içindir; demodaki gerçek rapor aynı yapıdadır.)</w:t>
       </w:r>
     </w:p>
-    <w:bookmarkEnd w:id="87"/>
-    <w:bookmarkStart w:id="88" w:name="c-sahipliği-türe-yazmak"/>
+    <w:bookmarkEnd w:id="81"/>
+    <w:bookmarkStart w:id="82" w:name="c-sahipliği-türe-yazmak"/>
     <w:p>
       <w:pPr>
         <w:pStyle w:val="Heading3"/>
@@ -20378,9 +19824,9 @@
         </w:pict>
       </w:r>
     </w:p>
-    <w:bookmarkEnd w:id="88"/>
-    <w:bookmarkEnd w:id="89"/>
-    <w:bookmarkStart w:id="99" w:name="X8f9f375ee91486a73702144806960a6f9f44de7"/>
+    <w:bookmarkEnd w:id="82"/>
+    <w:bookmarkEnd w:id="83"/>
+    <w:bookmarkStart w:id="94" w:name="X8f9f375ee91486a73702144806960a6f9f44de7"/>
     <w:p>
       <w:pPr>
         <w:pStyle w:val="Heading2"/>
@@ -20393,8 +19839,19 @@
       <w:pPr>
         <w:pStyle w:val="FirstParagraph"/>
       </w:pPr>
-      <w:r>
-        <w:t xml:space="preserve">Birinci haftada işaretli bir uzunluğun</w:t>
+      <w:hyperlink r:id="rId84">
+        <w:r>
+          <w:rPr>
+            <w:rStyle w:val="Hyperlink"/>
+          </w:rPr>
+          <w:t xml:space="preserve">Birinci haftada</w:t>
+        </w:r>
+      </w:hyperlink>
+      <w:r>
+        <w:t xml:space="preserve"> </w:t>
+      </w:r>
+      <w:r>
+        <w:t xml:space="preserve">işaretli bir uzunluğun</w:t>
       </w:r>
       <w:r>
         <w:t xml:space="preserve"> </w:t>
@@ -20438,20 +19895,20 @@
       <w:r>
         <w:drawing>
           <wp:inline>
-            <wp:extent cx="5759999" cy="2283460"/>
+            <wp:extent cx="5759999" cy="1530980"/>
             <wp:effectExtent b="0" l="0" r="0" t="0"/>
-            <wp:docPr descr="İşaretli -1 değerinin SIZE_MAX’e dönüşmesi" title="" id="91" name="Picture"/>
+            <wp:docPr descr="İşaretli -1 değerinin SIZE_MAX’e dönüşmesi" title="" id="86" name="Picture"/>
             <a:graphic>
               <a:graphicData uri="http://schemas.openxmlformats.org/drawingml/2006/picture">
                 <pic:pic>
                   <pic:nvPicPr>
-                    <pic:cNvPr descr="h04-09-tamsayi.png" id="92" name="Picture"/>
+                    <pic:cNvPr descr="h04-09-tamsayi.png" id="87" name="Picture"/>
                     <pic:cNvPicPr>
                       <a:picLocks noChangeArrowheads="1" noChangeAspect="1"/>
                     </pic:cNvPicPr>
                   </pic:nvPicPr>
                   <pic:blipFill>
-                    <a:blip r:embed="rId90"/>
+                    <a:blip r:embed="rId85"/>
                     <a:stretch>
                       <a:fillRect/>
                     </a:stretch>
@@ -20459,7 +19916,7 @@
                   <pic:spPr bwMode="auto">
                     <a:xfrm>
                       <a:off x="0" y="0"/>
-                      <a:ext cx="5759999" cy="2283460"/>
+                      <a:ext cx="5759999" cy="1530980"/>
                     </a:xfrm>
                     <a:prstGeom prst="rect">
                       <a:avLst/>
@@ -20478,7 +19935,7 @@
         </w:drawing>
       </w:r>
     </w:p>
-    <w:bookmarkStart w:id="93" w:name="dört-tamsayı-hatası"/>
+    <w:bookmarkStart w:id="88" w:name="dört-tamsayı-hatası"/>
     <w:p>
       <w:pPr>
         <w:pStyle w:val="Heading3"/>
@@ -21480,8 +20937,8 @@
         <w:t xml:space="preserve">başlar ve komşu bellek yapıları (ayırıcının kendi muhasebe bilgisi, başka nesneler) bozulur.</w:t>
       </w:r>
     </w:p>
-    <w:bookmarkEnd w:id="93"/>
-    <w:bookmarkStart w:id="94" w:name="Xdaa95326b4e86c3c7c2bf4a71dfb888b905f030"/>
+    <w:bookmarkEnd w:id="88"/>
+    <w:bookmarkStart w:id="89" w:name="Xdaa95326b4e86c3c7c2bf4a71dfb888b905f030"/>
     <w:p>
       <w:pPr>
         <w:pStyle w:val="Heading3"/>
@@ -22529,8 +21986,8 @@
         <w:t xml:space="preserve">yapılır.</w:t>
       </w:r>
     </w:p>
-    <w:bookmarkEnd w:id="94"/>
-    <w:bookmarkStart w:id="95" w:name="sınır-değerleri-bir-bakışta"/>
+    <w:bookmarkEnd w:id="89"/>
+    <w:bookmarkStart w:id="90" w:name="sınır-değerleri-bir-bakışta"/>
     <w:p>
       <w:pPr>
         <w:pStyle w:val="Heading3"/>
@@ -23167,8 +22624,8 @@
         <w:t xml:space="preserve">gelir (aşağıdaki kutuda gösteriliyor).</w:t>
       </w:r>
     </w:p>
-    <w:bookmarkEnd w:id="95"/>
-    <w:bookmarkStart w:id="96" w:name="tanımsız-davranış-nedir"/>
+    <w:bookmarkEnd w:id="90"/>
+    <w:bookmarkStart w:id="91" w:name="tanımsız-davranış-nedir"/>
     <w:p>
       <w:pPr>
         <w:pStyle w:val="Heading3"/>
@@ -23833,8 +23290,8 @@
         <w:t xml:space="preserve">varsayıp ona dayanan bir denetimi silebilir.</w:t>
       </w:r>
     </w:p>
-    <w:bookmarkEnd w:id="96"/>
-    <w:bookmarkStart w:id="97" w:name="X43458d89352bfb76c7a2bb37ee7bf58025fbed1"/>
+    <w:bookmarkEnd w:id="91"/>
+    <w:bookmarkStart w:id="92" w:name="X43458d89352bfb76c7a2bb37ee7bf58025fbed1"/>
     <w:p>
       <w:pPr>
         <w:pStyle w:val="Heading3"/>
@@ -24676,8 +24133,8 @@
         <w:t xml:space="preserve">çarpım taşmasını sizin yerinize denetler (1. hafta).</w:t>
       </w:r>
     </w:p>
-    <w:bookmarkEnd w:id="97"/>
-    <w:bookmarkStart w:id="98" w:name="demo-3-tanımsız-davranış-ve-ubsan"/>
+    <w:bookmarkEnd w:id="92"/>
+    <w:bookmarkStart w:id="93" w:name="demo-3-tanımsız-davranış-ve-ubsan"/>
     <w:p>
       <w:pPr>
         <w:pStyle w:val="Heading3"/>
@@ -25038,7 +24495,7 @@
         <w:pStyle w:val="Compact"/>
         <w:numPr>
           <w:ilvl w:val="0"/>
-          <w:numId w:val="1024"/>
+          <w:numId w:val="1008"/>
         </w:numPr>
       </w:pPr>
       <w:r>
@@ -25089,7 +24546,7 @@
         <w:pStyle w:val="Compact"/>
         <w:numPr>
           <w:ilvl w:val="0"/>
-          <w:numId w:val="1024"/>
+          <w:numId w:val="1008"/>
         </w:numPr>
       </w:pPr>
       <w:r>
@@ -25107,7 +24564,7 @@
         <w:pStyle w:val="Compact"/>
         <w:numPr>
           <w:ilvl w:val="0"/>
-          <w:numId w:val="1024"/>
+          <w:numId w:val="1008"/>
         </w:numPr>
       </w:pPr>
       <w:r>
@@ -25144,7 +24601,7 @@
         <w:pStyle w:val="Compact"/>
         <w:numPr>
           <w:ilvl w:val="0"/>
-          <w:numId w:val="1024"/>
+          <w:numId w:val="1008"/>
         </w:numPr>
       </w:pPr>
       <w:r>
@@ -25167,9 +24624,9 @@
         </w:pict>
       </w:r>
     </w:p>
-    <w:bookmarkEnd w:id="98"/>
-    <w:bookmarkEnd w:id="99"/>
-    <w:bookmarkStart w:id="106" w:name="X6291113b3db024c440eb7c6959bc2c5ebd9c167"/>
+    <w:bookmarkEnd w:id="93"/>
+    <w:bookmarkEnd w:id="94"/>
+    <w:bookmarkStart w:id="102" w:name="X6291113b3db024c440eb7c6959bc2c5ebd9c167"/>
     <w:p>
       <w:pPr>
         <w:pStyle w:val="Heading2"/>
@@ -25193,20 +24650,20 @@
       <w:r>
         <w:drawing>
           <wp:inline>
-            <wp:extent cx="5759999" cy="2470728"/>
+            <wp:extent cx="5759999" cy="2633739"/>
             <wp:effectExtent b="0" l="0" r="0" t="0"/>
-            <wp:docPr descr="Sinyal işleyicide güvenli ve güvensiz kullanım" title="" id="101" name="Picture"/>
+            <wp:docPr descr="Sinyal işleyicide güvenli ve güvensiz kullanım" title="" id="96" name="Picture"/>
             <a:graphic>
               <a:graphicData uri="http://schemas.openxmlformats.org/drawingml/2006/picture">
                 <pic:pic>
                   <pic:nvPicPr>
-                    <pic:cNvPr descr="h04-12-sinyal.png" id="102" name="Picture"/>
+                    <pic:cNvPr descr="h04-12-sinyal.png" id="97" name="Picture"/>
                     <pic:cNvPicPr>
                       <a:picLocks noChangeArrowheads="1" noChangeAspect="1"/>
                     </pic:cNvPicPr>
                   </pic:nvPicPr>
                   <pic:blipFill>
-                    <a:blip r:embed="rId100"/>
+                    <a:blip r:embed="rId95"/>
                     <a:stretch>
                       <a:fillRect/>
                     </a:stretch>
@@ -25214,7 +24671,7 @@
                   <pic:spPr bwMode="auto">
                     <a:xfrm>
                       <a:off x="0" y="0"/>
-                      <a:ext cx="5759999" cy="2470728"/>
+                      <a:ext cx="5759999" cy="2633739"/>
                     </a:xfrm>
                     <a:prstGeom prst="rect">
                       <a:avLst/>
@@ -25233,7 +24690,7 @@
         </w:drawing>
       </w:r>
     </w:p>
-    <w:bookmarkStart w:id="103" w:name="Xacbee12ffacbffeb82a4b7334df12004c93a8d4"/>
+    <w:bookmarkStart w:id="99" w:name="Xacbee12ffacbffeb82a4b7334df12004c93a8d4"/>
     <w:p>
       <w:pPr>
         <w:pStyle w:val="Heading3"/>
@@ -25430,7 +24887,18 @@
               <w:pStyle w:val="Compact"/>
             </w:pPr>
             <w:r>
-              <w:t xml:space="preserve">Program yetkili kalır ama bıraktığını sanır (1. hafta)</w:t>
+              <w:t xml:space="preserve">Program yetkili kalır ama bıraktığını sanır (</w:t>
+            </w:r>
+            <w:hyperlink r:id="rId20">
+              <w:r>
+                <w:rPr>
+                  <w:rStyle w:val="Hyperlink"/>
+                </w:rPr>
+                <w:t xml:space="preserve">1. hafta</w:t>
+              </w:r>
+            </w:hyperlink>
+            <w:r>
+              <w:t xml:space="preserve">)</w:t>
             </w:r>
           </w:p>
         </w:tc>
@@ -25563,7 +25031,18 @@
               <w:t xml:space="preserve"> </w:t>
             </w:r>
             <w:r>
-              <w:t xml:space="preserve">anahtar sıfırlardan oluşur (3. hafta)</w:t>
+              <w:t xml:space="preserve">anahtar sıfırlardan oluşur (</w:t>
+            </w:r>
+            <w:hyperlink r:id="rId98">
+              <w:r>
+                <w:rPr>
+                  <w:rStyle w:val="Hyperlink"/>
+                </w:rPr>
+                <w:t xml:space="preserve">3. hafta</w:t>
+              </w:r>
+            </w:hyperlink>
+            <w:r>
+              <w:t xml:space="preserve">)</w:t>
             </w:r>
           </w:p>
         </w:tc>
@@ -25673,7 +25152,7 @@
         <w:pStyle w:val="Compact"/>
         <w:numPr>
           <w:ilvl w:val="0"/>
-          <w:numId w:val="1025"/>
+          <w:numId w:val="1009"/>
         </w:numPr>
       </w:pPr>
       <w:r>
@@ -25749,7 +25228,7 @@
         <w:pStyle w:val="Compact"/>
         <w:numPr>
           <w:ilvl w:val="0"/>
-          <w:numId w:val="1025"/>
+          <w:numId w:val="1009"/>
         </w:numPr>
       </w:pPr>
       <w:r>
@@ -25786,7 +25265,7 @@
         <w:pStyle w:val="Compact"/>
         <w:numPr>
           <w:ilvl w:val="0"/>
-          <w:numId w:val="1025"/>
+          <w:numId w:val="1009"/>
         </w:numPr>
       </w:pPr>
       <w:r>
@@ -25935,8 +25414,8 @@
         <w:t xml:space="preserve">seçim, 1. haftadaki ödünleşim kaydının bir satırıdır: destek ekibi için tanı ayrı ve güvenli bir kanaldan yapılır.</w:t>
       </w:r>
     </w:p>
-    <w:bookmarkEnd w:id="103"/>
-    <w:bookmarkStart w:id="104" w:name="Xa7257ddf074c03f6931603432ec28e327ff5343"/>
+    <w:bookmarkEnd w:id="99"/>
+    <w:bookmarkStart w:id="100" w:name="Xa7257ddf074c03f6931603432ec28e327ff5343"/>
     <w:p>
       <w:pPr>
         <w:pStyle w:val="Heading3"/>
@@ -25978,7 +25457,7 @@
         <w:t xml:space="preserve"> </w:t>
       </w:r>
       <w:r>
-        <w:t xml:space="preserve">sözüne (biçim dizgesine) güvenerek öğrenir. Biçim dizgesi ile gerçek argümanlar uyuşmazsa sonuç tanımsızdır:</w:t>
+        <w:t xml:space="preserve">sözüne (biçim dizesine) güvenerek öğrenir. Biçim dizesi ile gerçek argümanlar uyuşmazsa sonuç tanımsızdır:</w:t>
       </w:r>
     </w:p>
     <w:p>
@@ -26198,7 +25677,7 @@
         <w:t xml:space="preserve"> </w:t>
       </w:r>
       <w:r>
-        <w:t xml:space="preserve">çiftini her yolda eşleştirin; biçim dizgesi</w:t>
+        <w:t xml:space="preserve">çiftini her yolda eşleştirin; biçim dizesi</w:t>
       </w:r>
       <w:r>
         <w:t xml:space="preserve"> </w:t>
@@ -26237,8 +25716,8 @@
         <w:t xml:space="preserve">, değişken şablon parametreleri) tercih edilir.</w:t>
       </w:r>
     </w:p>
-    <w:bookmarkEnd w:id="104"/>
-    <w:bookmarkStart w:id="105" w:name="sinyal-işleyiciler-tarif-13.5"/>
+    <w:bookmarkEnd w:id="100"/>
+    <w:bookmarkStart w:id="101" w:name="sinyal-işleyiciler-tarif-13.5"/>
     <w:p>
       <w:pPr>
         <w:pStyle w:val="Heading3"/>
@@ -27137,9 +26616,9 @@
         </w:pict>
       </w:r>
     </w:p>
-    <w:bookmarkEnd w:id="105"/>
-    <w:bookmarkEnd w:id="106"/>
-    <w:bookmarkStart w:id="116" w:name="Xd1e3836cd56ccfe3bd0f165bcc391b13b0f4a9e"/>
+    <w:bookmarkEnd w:id="101"/>
+    <w:bookmarkEnd w:id="102"/>
+    <w:bookmarkStart w:id="112" w:name="Xd1e3836cd56ccfe3bd0f165bcc391b13b0f4a9e"/>
     <w:p>
       <w:pPr>
         <w:pStyle w:val="Heading2"/>
@@ -27204,20 +26683,20 @@
       <w:r>
         <w:drawing>
           <wp:inline>
-            <wp:extent cx="5759999" cy="2470728"/>
+            <wp:extent cx="5759999" cy="2329220"/>
             <wp:effectExtent b="0" l="0" r="0" t="0"/>
-            <wp:docPr descr="Statik ve dinamik analizin karşılaştırması" title="" id="108" name="Picture"/>
+            <wp:docPr descr="Statik ve dinamik analizin karşılaştırması" title="" id="104" name="Picture"/>
             <a:graphic>
               <a:graphicData uri="http://schemas.openxmlformats.org/drawingml/2006/picture">
                 <pic:pic>
                   <pic:nvPicPr>
-                    <pic:cNvPr descr="h04-10-statik-dinamik.png" id="109" name="Picture"/>
+                    <pic:cNvPr descr="h04-10-statik-dinamik.png" id="105" name="Picture"/>
                     <pic:cNvPicPr>
                       <a:picLocks noChangeArrowheads="1" noChangeAspect="1"/>
                     </pic:cNvPicPr>
                   </pic:nvPicPr>
                   <pic:blipFill>
-                    <a:blip r:embed="rId107"/>
+                    <a:blip r:embed="rId103"/>
                     <a:stretch>
                       <a:fillRect/>
                     </a:stretch>
@@ -27225,7 +26704,7 @@
                   <pic:spPr bwMode="auto">
                     <a:xfrm>
                       <a:off x="0" y="0"/>
-                      <a:ext cx="5759999" cy="2470728"/>
+                      <a:ext cx="5759999" cy="2329220"/>
                     </a:xfrm>
                     <a:prstGeom prst="rect">
                       <a:avLst/>
@@ -27244,7 +26723,7 @@
         </w:drawing>
       </w:r>
     </w:p>
-    <w:bookmarkStart w:id="110" w:name="katman-katman-araçlar"/>
+    <w:bookmarkStart w:id="106" w:name="katman-katman-araçlar"/>
     <w:p>
       <w:pPr>
         <w:pStyle w:val="Heading3"/>
@@ -27363,7 +26842,7 @@
               <w:pStyle w:val="Compact"/>
             </w:pPr>
             <w:r>
-              <w:t xml:space="preserve">Şüpheli dönüşüm, biçim dizgesi, kullanılmayan değer</w:t>
+              <w:t xml:space="preserve">Şüpheli dönüşüm, biçim dizesi, kullanılmayan değer</w:t>
             </w:r>
           </w:p>
         </w:tc>
@@ -27842,8 +27321,8 @@
         <w:t xml:space="preserve">cert ayristir.c</w:t>
       </w:r>
     </w:p>
-    <w:bookmarkEnd w:id="110"/>
-    <w:bookmarkStart w:id="114" w:name="veri-akışı-analizi-kaynak-hedef"/>
+    <w:bookmarkEnd w:id="106"/>
+    <w:bookmarkStart w:id="110" w:name="veri-akışı-analizi-kaynak-hedef"/>
     <w:p>
       <w:pPr>
         <w:pStyle w:val="Heading3"/>
@@ -27911,7 +27390,7 @@
         <w:t xml:space="preserve"> </w:t>
       </w:r>
       <w:r>
-        <w:t xml:space="preserve">(memcpy uzunluğu, biçim dizgesi,</w:t>
+        <w:t xml:space="preserve">(memcpy uzunluğu, biçim dizesi,</w:t>
       </w:r>
       <w:r>
         <w:t xml:space="preserve"> </w:t>
@@ -27939,20 +27418,20 @@
       <w:r>
         <w:drawing>
           <wp:inline>
-            <wp:extent cx="5759999" cy="2377094"/>
+            <wp:extent cx="5759999" cy="2128442"/>
             <wp:effectExtent b="0" l="0" r="0" t="0"/>
-            <wp:docPr descr="Kirli veri takibi: kaynaktan hedefe, doğrulama olmadan" title="" id="112" name="Picture"/>
+            <wp:docPr descr="Kirli veri takibi: kaynaktan hedefe, doğrulama olmadan" title="" id="108" name="Picture"/>
             <a:graphic>
               <a:graphicData uri="http://schemas.openxmlformats.org/drawingml/2006/picture">
                 <pic:pic>
                   <pic:nvPicPr>
-                    <pic:cNvPr descr="h04-14-kirli-veri.png" id="113" name="Picture"/>
+                    <pic:cNvPr descr="h04-14-kirli-veri.png" id="109" name="Picture"/>
                     <pic:cNvPicPr>
                       <a:picLocks noChangeArrowheads="1" noChangeAspect="1"/>
                     </pic:cNvPicPr>
                   </pic:nvPicPr>
                   <pic:blipFill>
-                    <a:blip r:embed="rId111"/>
+                    <a:blip r:embed="rId107"/>
                     <a:stretch>
                       <a:fillRect/>
                     </a:stretch>
@@ -27960,7 +27439,7 @@
                   <pic:spPr bwMode="auto">
                     <a:xfrm>
                       <a:off x="0" y="0"/>
-                      <a:ext cx="5759999" cy="2377094"/>
+                      <a:ext cx="5759999" cy="2128442"/>
                     </a:xfrm>
                     <a:prstGeom prst="rect">
                       <a:avLst/>
@@ -27979,8 +27458,8 @@
         </w:drawing>
       </w:r>
     </w:p>
-    <w:bookmarkEnd w:id="114"/>
-    <w:bookmarkStart w:id="115" w:name="yanlış-alarmlarla-yaşamak"/>
+    <w:bookmarkEnd w:id="110"/>
+    <w:bookmarkStart w:id="111" w:name="yanlış-alarmlarla-yaşamak"/>
     <w:p>
       <w:pPr>
         <w:pStyle w:val="Heading3"/>
@@ -28002,7 +27481,7 @@
         <w:pStyle w:val="Compact"/>
         <w:numPr>
           <w:ilvl w:val="0"/>
-          <w:numId w:val="1026"/>
+          <w:numId w:val="1010"/>
         </w:numPr>
       </w:pPr>
       <w:r>
@@ -28016,7 +27495,7 @@
         <w:t xml:space="preserve"> </w:t>
       </w:r>
       <w:r>
-        <w:t xml:space="preserve">biçim dizgesi, tehlikeli fonksiyonlar, NULL erişimi.</w:t>
+        <w:t xml:space="preserve">biçim dizesi, tehlikeli fonksiyonlar, NULL erişimi.</w:t>
       </w:r>
     </w:p>
     <w:p>
@@ -28024,7 +27503,7 @@
         <w:pStyle w:val="Compact"/>
         <w:numPr>
           <w:ilvl w:val="0"/>
-          <w:numId w:val="1026"/>
+          <w:numId w:val="1010"/>
         </w:numPr>
       </w:pPr>
       <w:r>
@@ -28055,7 +27534,7 @@
         <w:pStyle w:val="Compact"/>
         <w:numPr>
           <w:ilvl w:val="0"/>
-          <w:numId w:val="1026"/>
+          <w:numId w:val="1010"/>
         </w:numPr>
       </w:pPr>
       <w:r>
@@ -28135,9 +27614,9 @@
         </w:pict>
       </w:r>
     </w:p>
-    <w:bookmarkEnd w:id="115"/>
-    <w:bookmarkEnd w:id="116"/>
-    <w:bookmarkStart w:id="123" w:name="Xbad993435e2ad760e3d94c60bfe9ca5e79621fc"/>
+    <w:bookmarkEnd w:id="111"/>
+    <w:bookmarkEnd w:id="112"/>
+    <w:bookmarkStart w:id="119" w:name="Xbad993435e2ad760e3d94c60bfe9ca5e79621fc"/>
     <w:p>
       <w:pPr>
         <w:pStyle w:val="Heading2"/>
@@ -28149,6 +27628,43 @@
     <w:p>
       <w:pPr>
         <w:pStyle w:val="FirstParagraph"/>
+      </w:pPr>
+      <w:r>
+        <w:t xml:space="preserve">Birinci haftada AddressSanitizer’ı ilk kez, bir taşmayı yakalarken kısaca görmüştük</w:t>
+      </w:r>
+      <w:r>
+        <w:t xml:space="preserve"> </w:t>
+      </w:r>
+      <w:r>
+        <w:t xml:space="preserve">(</w:t>
+      </w:r>
+      <w:hyperlink r:id="rId26">
+        <w:r>
+          <w:rPr>
+            <w:rStyle w:val="Hyperlink"/>
+          </w:rPr>
+          <w:t xml:space="preserve">Hafta 1, §14</w:t>
+        </w:r>
+      </w:hyperlink>
+      <w:r>
+        <w:t xml:space="preserve">). Bu hafta bütün</w:t>
+      </w:r>
+      <w:r>
+        <w:t xml:space="preserve"> </w:t>
+      </w:r>
+      <w:r>
+        <w:t xml:space="preserve">sanitizer ailesini, ASan’ın iç mekanizmasını (gölge bellek) ve bir raporu satır satır nasıl okuyacağımızı</w:t>
+      </w:r>
+      <w:r>
+        <w:t xml:space="preserve"> </w:t>
+      </w:r>
+      <w:r>
+        <w:t xml:space="preserve">derinlemesine işliyoruz.</w:t>
+      </w:r>
+    </w:p>
+    <w:p>
+      <w:pPr>
+        <w:pStyle w:val="BodyText"/>
       </w:pPr>
       <w:r>
         <w:rPr>
@@ -28202,20 +27718,20 @@
       <w:r>
         <w:drawing>
           <wp:inline>
-            <wp:extent cx="5759999" cy="2281967"/>
+            <wp:extent cx="5759999" cy="4178086"/>
             <wp:effectExtent b="0" l="0" r="0" t="0"/>
-            <wp:docPr descr="AddressSanitizer redzone mantığı" title="" id="118" name="Picture"/>
+            <wp:docPr descr="AddressSanitizer redzone mantığı" title="" id="114" name="Picture"/>
             <a:graphic>
               <a:graphicData uri="http://schemas.openxmlformats.org/drawingml/2006/picture">
                 <pic:pic>
                   <pic:nvPicPr>
-                    <pic:cNvPr descr="h04-11-asan.png" id="119" name="Picture"/>
+                    <pic:cNvPr descr="h04-11-asan.png" id="115" name="Picture"/>
                     <pic:cNvPicPr>
                       <a:picLocks noChangeArrowheads="1" noChangeAspect="1"/>
                     </pic:cNvPicPr>
                   </pic:nvPicPr>
                   <pic:blipFill>
-                    <a:blip r:embed="rId117"/>
+                    <a:blip r:embed="rId113"/>
                     <a:stretch>
                       <a:fillRect/>
                     </a:stretch>
@@ -28223,7 +27739,7 @@
                   <pic:spPr bwMode="auto">
                     <a:xfrm>
                       <a:off x="0" y="0"/>
-                      <a:ext cx="5759999" cy="2281967"/>
+                      <a:ext cx="5759999" cy="4178086"/>
                     </a:xfrm>
                     <a:prstGeom prst="rect">
                       <a:avLst/>
@@ -28643,7 +28159,7 @@
         </w:tc>
       </w:tr>
     </w:tbl>
-    <w:bookmarkStart w:id="120" w:name="asan-nasıl-çalışır-gölge-bellek"/>
+    <w:bookmarkStart w:id="116" w:name="asan-nasıl-çalışır-gölge-bellek"/>
     <w:p>
       <w:pPr>
         <w:pStyle w:val="Heading3"/>
@@ -28689,7 +28205,7 @@
           <w:b/>
           <w:bCs/>
         </w:rPr>
-        <w:t xml:space="preserve">zehirli bölgeler</w:t>
+        <w:t xml:space="preserve">koruma bölgesiler</w:t>
       </w:r>
       <w:r>
         <w:t xml:space="preserve"> </w:t>
@@ -28723,7 +28239,7 @@
         <w:t xml:space="preserve"> </w:t>
       </w:r>
       <w:r>
-        <w:t xml:space="preserve">önce gölge baytı denetleyen birkaç komut ekler. Taşma zehirli bölgeye değdiği, UAF ise karantinadaki bloğa eriştiği</w:t>
+        <w:t xml:space="preserve">önce gölge baytı denetleyen birkaç komut ekler. Taşma koruma bölgesiye değdiği, UAF ise karantinadaki bloğa eriştiği</w:t>
       </w:r>
       <w:r>
         <w:t xml:space="preserve"> </w:t>
@@ -28759,11 +28275,11 @@
         <w:t xml:space="preserve"> </w:t>
       </w:r>
       <w:r>
-        <w:t xml:space="preserve">alandan komşu alana), arada zehirli bölge olmadığı için ASan göremez.</w:t>
-      </w:r>
-    </w:p>
-    <w:bookmarkEnd w:id="120"/>
-    <w:bookmarkStart w:id="121" w:name="pratik-kullanım"/>
+        <w:t xml:space="preserve">alandan komşu alana), arada koruma bölgesi olmadığı için ASan göremez.</w:t>
+      </w:r>
+    </w:p>
+    <w:bookmarkEnd w:id="116"/>
+    <w:bookmarkStart w:id="117" w:name="pratik-kullanım"/>
     <w:p>
       <w:pPr>
         <w:pStyle w:val="Heading3"/>
@@ -28930,8 +28446,8 @@
         <w:t xml:space="preserve">./program_test</w:t>
       </w:r>
     </w:p>
-    <w:bookmarkEnd w:id="121"/>
-    <w:bookmarkStart w:id="122" w:name="bir-ubsan-raporunu-satır-satır-okumak"/>
+    <w:bookmarkEnd w:id="117"/>
+    <w:bookmarkStart w:id="118" w:name="bir-ubsan-raporunu-satır-satır-okumak"/>
     <w:p>
       <w:pPr>
         <w:pStyle w:val="Heading3"/>
@@ -29015,7 +28531,7 @@
         <w:pStyle w:val="Compact"/>
         <w:numPr>
           <w:ilvl w:val="0"/>
-          <w:numId w:val="1027"/>
+          <w:numId w:val="1011"/>
         </w:numPr>
       </w:pPr>
       <w:r>
@@ -29064,7 +28580,7 @@
         <w:pStyle w:val="Compact"/>
         <w:numPr>
           <w:ilvl w:val="1"/>
-          <w:numId w:val="1028"/>
+          <w:numId w:val="1012"/>
         </w:numPr>
       </w:pPr>
       <w:r>
@@ -29091,7 +28607,7 @@
         <w:pStyle w:val="Compact"/>
         <w:numPr>
           <w:ilvl w:val="0"/>
-          <w:numId w:val="1027"/>
+          <w:numId w:val="1011"/>
         </w:numPr>
       </w:pPr>
       <w:r>
@@ -29144,7 +28660,7 @@
         <w:pStyle w:val="Compact"/>
         <w:numPr>
           <w:ilvl w:val="0"/>
-          <w:numId w:val="1027"/>
+          <w:numId w:val="1011"/>
         </w:numPr>
       </w:pPr>
       <w:r>
@@ -29178,7 +28694,7 @@
         <w:pStyle w:val="Compact"/>
         <w:numPr>
           <w:ilvl w:val="0"/>
-          <w:numId w:val="1027"/>
+          <w:numId w:val="1011"/>
         </w:numPr>
       </w:pPr>
       <w:r>
@@ -29434,7 +28950,7 @@
         <w:pStyle w:val="Compact"/>
         <w:numPr>
           <w:ilvl w:val="0"/>
-          <w:numId w:val="1029"/>
+          <w:numId w:val="1013"/>
         </w:numPr>
       </w:pPr>
       <w:r>
@@ -29461,7 +28977,7 @@
         <w:pStyle w:val="Compact"/>
         <w:numPr>
           <w:ilvl w:val="0"/>
-          <w:numId w:val="1029"/>
+          <w:numId w:val="1013"/>
         </w:numPr>
       </w:pPr>
       <w:r>
@@ -29547,7 +29063,7 @@
         <w:pStyle w:val="Compact"/>
         <w:numPr>
           <w:ilvl w:val="0"/>
-          <w:numId w:val="1029"/>
+          <w:numId w:val="1013"/>
         </w:numPr>
       </w:pPr>
       <w:r>
@@ -29624,7 +29140,7 @@
         <w:pStyle w:val="Compact"/>
         <w:numPr>
           <w:ilvl w:val="0"/>
-          <w:numId w:val="1029"/>
+          <w:numId w:val="1013"/>
         </w:numPr>
       </w:pPr>
       <w:r>
@@ -30006,9 +29522,9 @@
         </w:pict>
       </w:r>
     </w:p>
-    <w:bookmarkEnd w:id="122"/>
-    <w:bookmarkEnd w:id="123"/>
-    <w:bookmarkStart w:id="130" w:name="fuzzinge-giriş"/>
+    <w:bookmarkEnd w:id="118"/>
+    <w:bookmarkEnd w:id="119"/>
+    <w:bookmarkStart w:id="126" w:name="fuzzinge-giriş"/>
     <w:p>
       <w:pPr>
         <w:pStyle w:val="Heading2"/>
@@ -30053,7 +29569,7 @@
         <w:t xml:space="preserve">açık kaynak projeler için sürdürdüğü OSS-Fuzz hizmeti, yıllar içinde on binlerce hata bulmuştur.</w:t>
       </w:r>
     </w:p>
-    <w:bookmarkStart w:id="127" w:name="kapsam-güdümlü-fuzzing-nasıl-çalışır"/>
+    <w:bookmarkStart w:id="123" w:name="kapsam-güdümlü-fuzzing-nasıl-çalışır"/>
     <w:p>
       <w:pPr>
         <w:pStyle w:val="Heading3"/>
@@ -30093,20 +29609,20 @@
       <w:r>
         <w:drawing>
           <wp:inline>
-            <wp:extent cx="5759999" cy="2561342"/>
+            <wp:extent cx="5759999" cy="1648864"/>
             <wp:effectExtent b="0" l="0" r="0" t="0"/>
-            <wp:docPr descr="Kapsam güdümlü fuzzing döngüsü" title="" id="125" name="Picture"/>
+            <wp:docPr descr="Kapsam güdümlü fuzzing döngüsü" title="" id="121" name="Picture"/>
             <a:graphic>
               <a:graphicData uri="http://schemas.openxmlformats.org/drawingml/2006/picture">
                 <pic:pic>
                   <pic:nvPicPr>
-                    <pic:cNvPr descr="h04-01-fuzzing-dongusu.png" id="126" name="Picture"/>
+                    <pic:cNvPr descr="h04-01-fuzzing-dongusu.png" id="122" name="Picture"/>
                     <pic:cNvPicPr>
                       <a:picLocks noChangeArrowheads="1" noChangeAspect="1"/>
                     </pic:cNvPicPr>
                   </pic:nvPicPr>
                   <pic:blipFill>
-                    <a:blip r:embed="rId124"/>
+                    <a:blip r:embed="rId120"/>
                     <a:stretch>
                       <a:fillRect/>
                     </a:stretch>
@@ -30114,7 +29630,7 @@
                   <pic:spPr bwMode="auto">
                     <a:xfrm>
                       <a:off x="0" y="0"/>
-                      <a:ext cx="5759999" cy="2561342"/>
+                      <a:ext cx="5759999" cy="1648864"/>
                     </a:xfrm>
                     <a:prstGeom prst="rect">
                       <a:avLst/>
@@ -30165,8 +29681,8 @@
         <w:t xml:space="preserve">durumlar da yakalanır.</w:t>
       </w:r>
     </w:p>
-    <w:bookmarkEnd w:id="127"/>
-    <w:bookmarkStart w:id="128" w:name="fuzz-hedefi-harness-yazmak"/>
+    <w:bookmarkEnd w:id="123"/>
+    <w:bookmarkStart w:id="124" w:name="fuzz-hedefi-harness-yazmak"/>
     <w:p>
       <w:pPr>
         <w:pStyle w:val="Heading3"/>
@@ -30718,8 +30234,8 @@
         <w:t xml:space="preserve">(her ayrıştırıcıya ayrı hedef).</w:t>
       </w:r>
     </w:p>
-    <w:bookmarkEnd w:id="128"/>
-    <w:bookmarkStart w:id="129" w:name="demo-4-fuzzing-ile-hata-bulmak"/>
+    <w:bookmarkEnd w:id="124"/>
+    <w:bookmarkStart w:id="125" w:name="demo-4-fuzzing-ile-hata-bulmak"/>
     <w:p>
       <w:pPr>
         <w:pStyle w:val="Heading3"/>
@@ -31393,9 +30909,9 @@
         </w:pict>
       </w:r>
     </w:p>
-    <w:bookmarkEnd w:id="129"/>
-    <w:bookmarkEnd w:id="130"/>
-    <w:bookmarkStart w:id="139" w:name="derleyici-ve-işletim-sistemi-korumaları"/>
+    <w:bookmarkEnd w:id="125"/>
+    <w:bookmarkEnd w:id="126"/>
+    <w:bookmarkStart w:id="135" w:name="derleyici-ve-işletim-sistemi-korumaları"/>
     <w:p>
       <w:pPr>
         <w:pStyle w:val="Heading2"/>
@@ -31409,7 +30925,42 @@
         <w:pStyle w:val="FirstParagraph"/>
       </w:pPr>
       <w:r>
-        <w:t xml:space="preserve">Güvenli kodlama hataları</w:t>
+        <w:t xml:space="preserve">Birinci haftada</w:t>
+      </w:r>
+      <w:r>
+        <w:t xml:space="preserve"> </w:t>
+      </w:r>
+      <w:r>
+        <w:t xml:space="preserve">“Taşmayı kim yakalar?”</w:t>
+      </w:r>
+      <w:r>
+        <w:t xml:space="preserve"> </w:t>
+      </w:r>
+      <w:r>
+        <w:t xml:space="preserve">bölümünde bu korumaların listesini kısaca görmüştük</w:t>
+      </w:r>
+      <w:r>
+        <w:t xml:space="preserve"> </w:t>
+      </w:r>
+      <w:r>
+        <w:t xml:space="preserve">(</w:t>
+      </w:r>
+      <w:hyperlink r:id="rId26">
+        <w:r>
+          <w:rPr>
+            <w:rStyle w:val="Hyperlink"/>
+          </w:rPr>
+          <w:t xml:space="preserve">Hafta 1, §14</w:t>
+        </w:r>
+      </w:hyperlink>
+      <w:r>
+        <w:t xml:space="preserve">); bu hafta her</w:t>
+      </w:r>
+      <w:r>
+        <w:t xml:space="preserve"> </w:t>
+      </w:r>
+      <w:r>
+        <w:t xml:space="preserve">birinin iç mekanizmasını, neyi durdurup neyi durdurmadığını tek tek açıyoruz. Güvenli kodlama hataları</w:t>
       </w:r>
       <w:r>
         <w:t xml:space="preserve"> </w:t>
@@ -31422,34 +30973,32 @@
         <w:t xml:space="preserve">önler</w:t>
       </w:r>
       <w:r>
-        <w:t xml:space="preserve">; derleyici ve işletim sistemi korumaları ise bir hata kaçtığında</w:t>
-      </w:r>
-      <w:r>
-        <w:t xml:space="preserve"> </w:t>
-      </w:r>
-      <w:r>
-        <w:rPr>
-          <w:b/>
-          <w:bCs/>
-        </w:rPr>
-        <w:t xml:space="preserve">sömürülmesini</w:t>
-      </w:r>
-      <w:r>
-        <w:rPr>
-          <w:b/>
-          <w:bCs/>
-        </w:rPr>
-        <w:t xml:space="preserve"> </w:t>
-      </w:r>
-      <w:r>
-        <w:rPr>
-          <w:b/>
-          <w:bCs/>
-        </w:rPr>
-        <w:t xml:space="preserve">zorlaştırır</w:t>
-      </w:r>
-      <w:r>
-        <w:t xml:space="preserve">. Kitap bunlardan yalnız yığın koruyucuyu (StackGuard, ProPolice, MSVC</w:t>
+        <w:t xml:space="preserve">;</w:t>
+      </w:r>
+      <w:r>
+        <w:t xml:space="preserve"> </w:t>
+      </w:r>
+      <w:r>
+        <w:t xml:space="preserve">derleyici ve işletim sistemi korumaları ise bir hata kaçtığında</w:t>
+      </w:r>
+      <w:r>
+        <w:t xml:space="preserve"> </w:t>
+      </w:r>
+      <w:r>
+        <w:rPr>
+          <w:b/>
+          <w:bCs/>
+        </w:rPr>
+        <w:t xml:space="preserve">sömürülmesini zorlaştırır</w:t>
+      </w:r>
+      <w:r>
+        <w:t xml:space="preserve">. Kitap bunlardan</w:t>
+      </w:r>
+      <w:r>
+        <w:t xml:space="preserve"> </w:t>
+      </w:r>
+      <w:r>
+        <w:t xml:space="preserve">yalnız yığın koruyucuyu (StackGuard, ProPolice, MSVC</w:t>
       </w:r>
       <w:r>
         <w:t xml:space="preserve"> </w:t>
@@ -31461,13 +31010,13 @@
         <w:t xml:space="preserve">/GS</w:t>
       </w:r>
       <w:r>
-        <w:t xml:space="preserve">) anar (Tarif 3.3); ASLR,</w:t>
-      </w:r>
-      <w:r>
-        <w:t xml:space="preserve"> </w:t>
-      </w:r>
-      <w:r>
-        <w:t xml:space="preserve">DEP/NX, RELRO ve kontrol akışı bütünlüğü kitabın yazılmasından sonra yaygınlaştı.</w:t>
+        <w:t xml:space="preserve">) anar (Tarif 3.3); ASLR, DEP/NX, RELRO ve kontrol akışı</w:t>
+      </w:r>
+      <w:r>
+        <w:t xml:space="preserve"> </w:t>
+      </w:r>
+      <w:r>
+        <w:t xml:space="preserve">bütünlüğü kitabın yazılmasından sonra yaygınlaştı.</w:t>
       </w:r>
     </w:p>
     <w:p>
@@ -31477,20 +31026,20 @@
       <w:r>
         <w:drawing>
           <wp:inline>
-            <wp:extent cx="5759999" cy="2786354"/>
+            <wp:extent cx="5759999" cy="4243274"/>
             <wp:effectExtent b="0" l="0" r="0" t="0"/>
-            <wp:docPr descr="Derleyici ve işletim sistemi koruma katmanları" title="" id="132" name="Picture"/>
+            <wp:docPr descr="Derleyici ve işletim sistemi koruma katmanları" title="" id="128" name="Picture"/>
             <a:graphic>
               <a:graphicData uri="http://schemas.openxmlformats.org/drawingml/2006/picture">
                 <pic:pic>
                   <pic:nvPicPr>
-                    <pic:cNvPr descr="h04-02-derleyici-os-korumalari.png" id="133" name="Picture"/>
+                    <pic:cNvPr descr="h04-02-derleyici-os-korumalari.png" id="129" name="Picture"/>
                     <pic:cNvPicPr>
                       <a:picLocks noChangeArrowheads="1" noChangeAspect="1"/>
                     </pic:cNvPicPr>
                   </pic:nvPicPr>
                   <pic:blipFill>
-                    <a:blip r:embed="rId131"/>
+                    <a:blip r:embed="rId127"/>
                     <a:stretch>
                       <a:fillRect/>
                     </a:stretch>
@@ -31498,7 +31047,7 @@
                   <pic:spPr bwMode="auto">
                     <a:xfrm>
                       <a:off x="0" y="0"/>
-                      <a:ext cx="5759999" cy="2786354"/>
+                      <a:ext cx="5759999" cy="4243274"/>
                     </a:xfrm>
                     <a:prstGeom prst="rect">
                       <a:avLst/>
@@ -31544,7 +31093,7 @@
         <w:t xml:space="preserve">ortadan kalkar.</w:t>
       </w:r>
     </w:p>
-    <w:bookmarkStart w:id="134" w:name="korumalar-ve-bayraklar"/>
+    <w:bookmarkStart w:id="130" w:name="korumalar-ve-bayraklar"/>
     <w:p>
       <w:pPr>
         <w:pStyle w:val="Heading3"/>
@@ -32129,8 +31678,8 @@
         </w:tc>
       </w:tr>
     </w:tbl>
-    <w:bookmarkEnd w:id="134"/>
-    <w:bookmarkStart w:id="135" w:name="her-koruma-neyi-durdurur-neyi-durdurmaz"/>
+    <w:bookmarkEnd w:id="130"/>
+    <w:bookmarkStart w:id="131" w:name="her-koruma-neyi-durdurur-neyi-durdurmaz"/>
     <w:p>
       <w:pPr>
         <w:pStyle w:val="Heading3"/>
@@ -32292,7 +31841,7 @@
               <w:pStyle w:val="Compact"/>
             </w:pPr>
             <w:r>
-              <w:t xml:space="preserve">Bir adresin sızdırıldığı durumlar (biçim dizisi açığı!)</w:t>
+              <w:t xml:space="preserve">Bir adresin sızdırıldığı durumlar (biçim dizesi açığı!)</w:t>
             </w:r>
           </w:p>
         </w:tc>
@@ -32427,7 +31976,7 @@
         <w:t xml:space="preserve"> </w:t>
       </w:r>
       <w:r>
-        <w:t xml:space="preserve">Korumalar birbirini tamamlar; örneğin ASLR bir bilgi sızıntısıyla zayıflar, bu yüzden biçim dizisi açığı gibi</w:t>
+        <w:t xml:space="preserve">Korumalar birbirini tamamlar; örneğin ASLR bir bilgi sızıntısıyla zayıflar, bu yüzden biçim dizesi açığı gibi</w:t>
       </w:r>
       <w:r>
         <w:t xml:space="preserve"> </w:t>
@@ -32448,8 +31997,8 @@
         <w:t xml:space="preserve">bozulması gibi) durdurmaz.</w:t>
       </w:r>
     </w:p>
-    <w:bookmarkEnd w:id="135"/>
-    <w:bookmarkStart w:id="136" w:name="her-korumayı-tek-tek-açalım"/>
+    <w:bookmarkEnd w:id="131"/>
+    <w:bookmarkStart w:id="132" w:name="her-korumayı-tek-tek-açalım"/>
     <w:p>
       <w:pPr>
         <w:pStyle w:val="Heading3"/>
@@ -32905,7 +32454,7 @@
         <w:pStyle w:val="Compact"/>
         <w:numPr>
           <w:ilvl w:val="0"/>
-          <w:numId w:val="1030"/>
+          <w:numId w:val="1014"/>
         </w:numPr>
       </w:pPr>
       <w:r>
@@ -33008,7 +32557,7 @@
         <w:pStyle w:val="Compact"/>
         <w:numPr>
           <w:ilvl w:val="0"/>
-          <w:numId w:val="1030"/>
+          <w:numId w:val="1014"/>
         </w:numPr>
       </w:pPr>
       <w:r>
@@ -33073,7 +32622,7 @@
         <w:pStyle w:val="Compact"/>
         <w:numPr>
           <w:ilvl w:val="0"/>
-          <w:numId w:val="1030"/>
+          <w:numId w:val="1014"/>
         </w:numPr>
       </w:pPr>
       <w:r>
@@ -33093,7 +32642,7 @@
         <w:t xml:space="preserve"> </w:t>
       </w:r>
       <w:r>
-        <w:t xml:space="preserve">biridir: Bölüm 5’teki biçim dizisi açığı,</w:t>
+        <w:t xml:space="preserve">biridir: Bölüm 5’teki biçim dizesi açığı,</w:t>
       </w:r>
       <w:r>
         <w:t xml:space="preserve"> </w:t>
@@ -33186,7 +32735,7 @@
         <w:t xml:space="preserve"> </w:t>
       </w:r>
       <w:r>
-        <w:t xml:space="preserve">ile biçim dizisi açığı arasındaki bu bağ, neden</w:t>
+        <w:t xml:space="preserve">ile biçim dizesi açığı arasındaki bu bağ, neden</w:t>
       </w:r>
       <w:r>
         <w:t xml:space="preserve"> </w:t>
@@ -33324,7 +32873,7 @@
         <w:t xml:space="preserve"> </w:t>
       </w:r>
       <w:r>
-        <w:t xml:space="preserve">bilgi sızıntısı (ör. biçim dizisi açığı, bir işaretçinin ekrana yanlışlıkla yazdırılması)</w:t>
+        <w:t xml:space="preserve">bilgi sızıntısı (ör. biçim dizesi açığı, bir işaretçinin ekrana yanlışlıkla yazdırılması)</w:t>
       </w:r>
       <w:r>
         <w:t xml:space="preserve"> </w:t>
@@ -34303,8 +33852,8 @@
         <w:t xml:space="preserve">dur.</w:t>
       </w:r>
     </w:p>
-    <w:bookmarkEnd w:id="136"/>
-    <w:bookmarkStart w:id="137" w:name="demo-5-korumaları-açıp-kapatmak"/>
+    <w:bookmarkEnd w:id="132"/>
+    <w:bookmarkStart w:id="133" w:name="demo-5-korumaları-açıp-kapatmak"/>
     <w:p>
       <w:pPr>
         <w:pStyle w:val="Heading3"/>
@@ -34626,8 +34175,8 @@
         <w:t xml:space="preserve">ele geçirilmemiştir.</w:t>
       </w:r>
     </w:p>
-    <w:bookmarkEnd w:id="137"/>
-    <w:bookmarkStart w:id="138" w:name="X6380cdeaeea016256a222d4242f72d8a0a56d3d"/>
+    <w:bookmarkEnd w:id="133"/>
+    <w:bookmarkStart w:id="134" w:name="X6380cdeaeea016256a222d4242f72d8a0a56d3d"/>
     <w:p>
       <w:pPr>
         <w:pStyle w:val="Heading3"/>
@@ -35356,9 +34905,9 @@
         </w:pict>
       </w:r>
     </w:p>
-    <w:bookmarkEnd w:id="138"/>
-    <w:bookmarkEnd w:id="139"/>
-    <w:bookmarkStart w:id="146" w:name="X7ce36a0c6c30cef9b4ca4bc96b5bc0faa0b38e6"/>
+    <w:bookmarkEnd w:id="134"/>
+    <w:bookmarkEnd w:id="135"/>
+    <w:bookmarkStart w:id="142" w:name="X7ce36a0c6c30cef9b4ca4bc96b5bc0faa0b38e6"/>
     <w:p>
       <w:pPr>
         <w:pStyle w:val="Heading2"/>
@@ -35403,7 +34952,7 @@
         <w:t xml:space="preserve">çıkar. Sürekli entegrasyon (CI) hattı bu gerilemeyi yakalamanın yoludur.</w:t>
       </w:r>
     </w:p>
-    <w:bookmarkStart w:id="143" w:name="örnek-bir-hat"/>
+    <w:bookmarkStart w:id="139" w:name="örnek-bir-hat"/>
     <w:p>
       <w:pPr>
         <w:pStyle w:val="Heading3"/>
@@ -35419,20 +34968,20 @@
       <w:r>
         <w:drawing>
           <wp:inline>
-            <wp:extent cx="5759999" cy="2748610"/>
+            <wp:extent cx="5759999" cy="1882970"/>
             <wp:effectExtent b="0" l="0" r="0" t="0"/>
-            <wp:docPr descr="Güvenli derleme hattının yedi adımı" title="" id="141" name="Picture"/>
+            <wp:docPr descr="Güvenli derleme hattının yedi adımı" title="" id="137" name="Picture"/>
             <a:graphic>
               <a:graphicData uri="http://schemas.openxmlformats.org/drawingml/2006/picture">
                 <pic:pic>
                   <pic:nvPicPr>
-                    <pic:cNvPr descr="h04-03-ci-hatti.png" id="142" name="Picture"/>
+                    <pic:cNvPr descr="h04-03-ci-hatti.png" id="138" name="Picture"/>
                     <pic:cNvPicPr>
                       <a:picLocks noChangeArrowheads="1" noChangeAspect="1"/>
                     </pic:cNvPicPr>
                   </pic:nvPicPr>
                   <pic:blipFill>
-                    <a:blip r:embed="rId140"/>
+                    <a:blip r:embed="rId136"/>
                     <a:stretch>
                       <a:fillRect/>
                     </a:stretch>
@@ -35440,7 +34989,7 @@
                   <pic:spPr bwMode="auto">
                     <a:xfrm>
                       <a:off x="0" y="0"/>
-                      <a:ext cx="5759999" cy="2748610"/>
+                      <a:ext cx="5759999" cy="1882970"/>
                     </a:xfrm>
                     <a:prstGeom prst="rect">
                       <a:avLst/>
@@ -35685,7 +35234,7 @@
               <w:t xml:space="preserve"> </w:t>
             </w:r>
             <w:r>
-              <w:t xml:space="preserve">çıktısında günlük dizgesi ya da yasaklı bir sabit; sembol tablosunun silinmemiş olması</w:t>
+              <w:t xml:space="preserve">çıktısında günlük dizesi ya da yasaklı bir sabit; sembol tablosunun silinmemiş olması</w:t>
             </w:r>
           </w:p>
         </w:tc>
@@ -35732,8 +35281,8 @@
         <w:t xml:space="preserve">ve her derlemede çalıştırılır. Böylece aynı hata bir daha kod tabanına giremez.</w:t>
       </w:r>
     </w:p>
-    <w:bookmarkEnd w:id="143"/>
-    <w:bookmarkStart w:id="144" w:name="dersin-cmake-yapısında-kipler"/>
+    <w:bookmarkEnd w:id="139"/>
+    <w:bookmarkStart w:id="140" w:name="dersin-cmake-yapısında-kipler"/>
     <w:p>
       <w:pPr>
         <w:pStyle w:val="Heading3"/>
@@ -35932,7 +35481,21 @@
               <w:pStyle w:val="Compact"/>
             </w:pPr>
             <w:r>
-              <w:t xml:space="preserve">Derleyici iyileştirmesinin etkisini göstermek (1. hafta Demo 2)</w:t>
+              <w:t xml:space="preserve">Derleyici iyileştirmesinin etkisini göstermek (</w:t>
+            </w:r>
+            <w:hyperlink r:id="rId20">
+              <w:r>
+                <w:rPr>
+                  <w:rStyle w:val="Hyperlink"/>
+                </w:rPr>
+                <w:t xml:space="preserve">1. hafta</w:t>
+              </w:r>
+            </w:hyperlink>
+            <w:r>
+              <w:t xml:space="preserve"> </w:t>
+            </w:r>
+            <w:r>
+              <w:t xml:space="preserve">Demo 2)</w:t>
             </w:r>
           </w:p>
         </w:tc>
@@ -36161,8 +35724,8 @@
         <w:t xml:space="preserve">sürüm için korumalar açık ve günlük kapalı.</w:t>
       </w:r>
     </w:p>
-    <w:bookmarkEnd w:id="144"/>
-    <w:bookmarkStart w:id="145" w:name="X418169906745994f1e5d1b571c7c7f1b5aec62d"/>
+    <w:bookmarkEnd w:id="140"/>
+    <w:bookmarkStart w:id="141" w:name="X418169906745994f1e5d1b571c7c7f1b5aec62d"/>
     <w:p>
       <w:pPr>
         <w:pStyle w:val="Heading3"/>
@@ -36200,7 +35763,7 @@
         <w:pStyle w:val="Compact"/>
         <w:numPr>
           <w:ilvl w:val="0"/>
-          <w:numId w:val="1031"/>
+          <w:numId w:val="1015"/>
         </w:numPr>
       </w:pPr>
       <w:r>
@@ -36212,11 +35775,25 @@
         <w:pStyle w:val="Compact"/>
         <w:numPr>
           <w:ilvl w:val="0"/>
-          <w:numId w:val="1031"/>
+          <w:numId w:val="1015"/>
         </w:numPr>
       </w:pPr>
       <w:r>
-        <w:t xml:space="preserve">Bağımlılıklar sürüm ve özet değeriyle sabitlenmeli (5. haftada SBOM).</w:t>
+        <w:t xml:space="preserve">Bağımlılıklar sürüm ve özet değeriyle sabitlenmeli (</w:t>
+      </w:r>
+      <w:hyperlink r:id="rId69">
+        <w:r>
+          <w:rPr>
+            <w:rStyle w:val="Hyperlink"/>
+          </w:rPr>
+          <w:t xml:space="preserve">5. haftada</w:t>
+        </w:r>
+      </w:hyperlink>
+      <w:r>
+        <w:t xml:space="preserve"> </w:t>
+      </w:r>
+      <w:r>
+        <w:t xml:space="preserve">SBOM).</w:t>
       </w:r>
     </w:p>
     <w:p>
@@ -36224,7 +35801,7 @@
         <w:pStyle w:val="Compact"/>
         <w:numPr>
           <w:ilvl w:val="0"/>
-          <w:numId w:val="1031"/>
+          <w:numId w:val="1015"/>
         </w:numPr>
       </w:pPr>
       <w:r>
@@ -36236,7 +35813,7 @@
         <w:pStyle w:val="Compact"/>
         <w:numPr>
           <w:ilvl w:val="0"/>
-          <w:numId w:val="1031"/>
+          <w:numId w:val="1015"/>
         </w:numPr>
       </w:pPr>
       <w:r>
@@ -36266,9 +35843,9 @@
         </w:pict>
       </w:r>
     </w:p>
-    <w:bookmarkEnd w:id="145"/>
-    <w:bookmarkEnd w:id="146"/>
-    <w:bookmarkStart w:id="152" w:name="kod-gizlemeye-giriş-tarif-12.1-12.3"/>
+    <w:bookmarkEnd w:id="141"/>
+    <w:bookmarkEnd w:id="142"/>
+    <w:bookmarkStart w:id="150" w:name="kod-gizlemeye-giriş-tarif-12.1-12.3"/>
     <w:p>
       <w:pPr>
         <w:pStyle w:val="Heading2"/>
@@ -36282,7 +35859,24 @@
         <w:pStyle w:val="FirstParagraph"/>
       </w:pPr>
       <w:r>
-        <w:t xml:space="preserve">Buraya kadar anlattıklarımız, uzaktan girdi gönderen bir saldırgana karşı yeterlidir. Ama 1. haftada gördüğümüz</w:t>
+        <w:t xml:space="preserve">Buraya kadar anlattıklarımız, uzaktan girdi gönderen bir saldırgana karşı yeterlidir. Ama</w:t>
+      </w:r>
+      <w:r>
+        <w:t xml:space="preserve"> </w:t>
+      </w:r>
+      <w:hyperlink r:id="rId20">
+        <w:r>
+          <w:rPr>
+            <w:rStyle w:val="Hyperlink"/>
+          </w:rPr>
+          <w:t xml:space="preserve">1. haftada</w:t>
+        </w:r>
+      </w:hyperlink>
+      <w:r>
+        <w:t xml:space="preserve"> </w:t>
+      </w:r>
+      <w:r>
+        <w:t xml:space="preserve">gördüğümüz</w:t>
       </w:r>
       <w:r>
         <w:t xml:space="preserve"> </w:t>
@@ -36298,7 +35892,7 @@
         <w:t xml:space="preserve"> </w:t>
       </w:r>
       <w:r>
-        <w:t xml:space="preserve">programın kendisine sahiptir: ikili dosyayı bir tersine derleyicide açabilir, dizgelerini</w:t>
+        <w:t xml:space="preserve">programın kendisine sahiptir: ikili dosyayı bir tersine derleyicide açabilir, dizelerini</w:t>
       </w:r>
       <w:r>
         <w:t xml:space="preserve"> </w:t>
@@ -36349,6 +35943,73 @@
       </w:r>
       <w:r>
         <w:t xml:space="preserve">dönüşümlerin genel adıdır.</w:t>
+      </w:r>
+    </w:p>
+    <w:p>
+      <w:pPr>
+        <w:pStyle w:val="BodyText"/>
+      </w:pPr>
+      <w:r>
+        <w:t xml:space="preserve">Bu hafta gizlemeye yalnız</w:t>
+      </w:r>
+      <w:r>
+        <w:t xml:space="preserve"> </w:t>
+      </w:r>
+      <w:r>
+        <w:rPr>
+          <w:b/>
+          <w:bCs/>
+        </w:rPr>
+        <w:t xml:space="preserve">giriş</w:t>
+      </w:r>
+      <w:r>
+        <w:t xml:space="preserve"> </w:t>
+      </w:r>
+      <w:r>
+        <w:t xml:space="preserve">yapıyoruz: ne verdiğini, ne vermediğini ve üç basit önlemi görüyoruz. Gizleme</w:t>
+      </w:r>
+      <w:r>
+        <w:t xml:space="preserve"> </w:t>
+      </w:r>
+      <w:r>
+        <w:t xml:space="preserve">kurallarının tam kataloğu ve ölçülmesi</w:t>
+      </w:r>
+      <w:r>
+        <w:t xml:space="preserve"> </w:t>
+      </w:r>
+      <w:hyperlink r:id="rId143">
+        <w:r>
+          <w:rPr>
+            <w:rStyle w:val="Hyperlink"/>
+          </w:rPr>
+          <w:t xml:space="preserve">9. haftada</w:t>
+        </w:r>
+      </w:hyperlink>
+      <w:r>
+        <w:t xml:space="preserve">, aynı</w:t>
+      </w:r>
+      <w:r>
+        <w:t xml:space="preserve"> </w:t>
+      </w:r>
+      <w:r>
+        <w:t xml:space="preserve">kuralların bir araçla otomatik uygulanması</w:t>
+      </w:r>
+      <w:r>
+        <w:t xml:space="preserve"> </w:t>
+      </w:r>
+      <w:hyperlink r:id="rId144">
+        <w:r>
+          <w:rPr>
+            <w:rStyle w:val="Hyperlink"/>
+          </w:rPr>
+          <w:t xml:space="preserve">14. haftada</w:t>
+        </w:r>
+      </w:hyperlink>
+      <w:r>
+        <w:t xml:space="preserve"> </w:t>
+      </w:r>
+      <w:r>
+        <w:t xml:space="preserve">işlenir.</w:t>
       </w:r>
     </w:p>
     <w:p>
@@ -36358,20 +36019,20 @@
       <w:r>
         <w:drawing>
           <wp:inline>
-            <wp:extent cx="5759999" cy="2574688"/>
+            <wp:extent cx="5759999" cy="2583758"/>
             <wp:effectExtent b="0" l="0" r="0" t="0"/>
-            <wp:docPr descr="Uzak saldırgan ile cihazın sahibi arasındaki fark" title="" id="148" name="Picture"/>
+            <wp:docPr descr="Uzak saldırgan ile cihazın sahibi arasındaki fark" title="" id="146" name="Picture"/>
             <a:graphic>
               <a:graphicData uri="http://schemas.openxmlformats.org/drawingml/2006/picture">
                 <pic:pic>
                   <pic:nvPicPr>
-                    <pic:cNvPr descr="h04-17-iki-saldirgan-modeli.png" id="149" name="Picture"/>
+                    <pic:cNvPr descr="h04-17-iki-saldirgan-modeli.png" id="147" name="Picture"/>
                     <pic:cNvPicPr>
                       <a:picLocks noChangeArrowheads="1" noChangeAspect="1"/>
                     </pic:cNvPicPr>
                   </pic:nvPicPr>
                   <pic:blipFill>
-                    <a:blip r:embed="rId147"/>
+                    <a:blip r:embed="rId145"/>
                     <a:stretch>
                       <a:fillRect/>
                     </a:stretch>
@@ -36379,7 +36040,7 @@
                   <pic:spPr bwMode="auto">
                     <a:xfrm>
                       <a:off x="0" y="0"/>
-                      <a:ext cx="5759999" cy="2574688"/>
+                      <a:ext cx="5759999" cy="2583758"/>
                     </a:xfrm>
                     <a:prstGeom prst="rect">
                       <a:avLst/>
@@ -36398,7 +36059,7 @@
         </w:drawing>
       </w:r>
     </w:p>
-    <w:bookmarkStart w:id="150" w:name="gizleme-ne-verir-ne-vermez"/>
+    <w:bookmarkStart w:id="148" w:name="gizleme-ne-verir-ne-vermez"/>
     <w:p>
       <w:pPr>
         <w:pStyle w:val="Heading3"/>
@@ -36439,7 +36100,7 @@
         <w:pStyle w:val="Compact"/>
         <w:numPr>
           <w:ilvl w:val="0"/>
-          <w:numId w:val="1032"/>
+          <w:numId w:val="1016"/>
         </w:numPr>
       </w:pPr>
       <w:r>
@@ -36451,7 +36112,7 @@
         <w:pStyle w:val="Compact"/>
         <w:numPr>
           <w:ilvl w:val="0"/>
-          <w:numId w:val="1032"/>
+          <w:numId w:val="1016"/>
         </w:numPr>
       </w:pPr>
       <w:r>
@@ -36482,7 +36143,7 @@
         <w:pStyle w:val="Compact"/>
         <w:numPr>
           <w:ilvl w:val="0"/>
-          <w:numId w:val="1032"/>
+          <w:numId w:val="1016"/>
         </w:numPr>
       </w:pPr>
       <w:r>
@@ -36552,8 +36213,8 @@
         <w:t xml:space="preserve">hassas bölümlere uygulanır.</w:t>
       </w:r>
     </w:p>
-    <w:bookmarkEnd w:id="150"/>
-    <w:bookmarkStart w:id="151" w:name="gizleme-teknikleri-bir-harita"/>
+    <w:bookmarkEnd w:id="148"/>
+    <w:bookmarkStart w:id="149" w:name="gizleme-teknikleri-bir-harita"/>
     <w:p>
       <w:pPr>
         <w:pStyle w:val="Heading3"/>
@@ -36697,18 +36358,18 @@
               <w:pStyle w:val="Compact"/>
             </w:pPr>
             <w:r>
-              <w:t xml:space="preserve">Sabitleri, dizgeleri, değişkenleri</w:t>
-            </w:r>
-          </w:p>
-        </w:tc>
-        <w:tc>
-          <w:tcPr/>
-          <w:p>
-            <w:pPr>
-              <w:pStyle w:val="Compact"/>
-            </w:pPr>
-            <w:r>
-              <w:t xml:space="preserve">Dizge şifreleme, sabit dönüşümleri, değişken bölme/birleştirme, opak boolean</w:t>
+              <w:t xml:space="preserve">Sabitleri, dizeleri, değişkenleri</w:t>
+            </w:r>
+          </w:p>
+        </w:tc>
+        <w:tc>
+          <w:tcPr/>
+          <w:p>
+            <w:pPr>
+              <w:pStyle w:val="Compact"/>
+            </w:pPr>
+            <w:r>
+              <w:t xml:space="preserve">Dize şifreleme, sabit dönüşümleri, değişken bölme/birleştirme, opak boolean</w:t>
             </w:r>
           </w:p>
         </w:tc>
@@ -36910,7 +36571,7 @@
         <w:t xml:space="preserve"> </w:t>
       </w:r>
       <w:r>
-        <w:t xml:space="preserve">dönüşümlerle gizlenmesi; statik dizgelerin derleme öncesinde şifrelenip kullanım anında çözülmesi ve hemen</w:t>
+        <w:t xml:space="preserve">dönüşümlerle gizlenmesi; statik dizelerin derleme öncesinde şifrelenip kullanım anında çözülmesi ve hemen</w:t>
       </w:r>
       <w:r>
         <w:t xml:space="preserve"> </w:t>
@@ -36972,8 +36633,8 @@
         </w:pict>
       </w:r>
     </w:p>
-    <w:bookmarkEnd w:id="151"/>
-    <w:bookmarkEnd w:id="152"/>
+    <w:bookmarkEnd w:id="149"/>
+    <w:bookmarkEnd w:id="150"/>
     <w:bookmarkStart w:id="158" w:name="sembol-dize-ve-günlük-gizleme"/>
     <w:p>
       <w:pPr>
@@ -37064,7 +36725,7 @@
         <w:t xml:space="preserve"> </w:t>
       </w:r>
       <w:r>
-        <w:t xml:space="preserve">dizgesi, saldırgana nereye bakacağını</w:t>
+        <w:t xml:space="preserve">dizesi, saldırgana nereye bakacağını</w:t>
       </w:r>
       <w:r>
         <w:t xml:space="preserve"> </w:t>
@@ -37080,20 +36741,20 @@
       <w:r>
         <w:drawing>
           <wp:inline>
-            <wp:extent cx="5759999" cy="2283460"/>
+            <wp:extent cx="5759999" cy="1843470"/>
             <wp:effectExtent b="0" l="0" r="0" t="0"/>
-            <wp:docPr descr="Sembol, dize ve günlük gizleme" title="" id="154" name="Picture"/>
+            <wp:docPr descr="Sembol, dize ve günlük gizleme" title="" id="152" name="Picture"/>
             <a:graphic>
               <a:graphicData uri="http://schemas.openxmlformats.org/drawingml/2006/picture">
                 <pic:pic>
                   <pic:nvPicPr>
-                    <pic:cNvPr descr="h04-18-sembol-dize-gizleme.png" id="155" name="Picture"/>
+                    <pic:cNvPr descr="h04-18-sembol-dize-gizleme.png" id="153" name="Picture"/>
                     <pic:cNvPicPr>
                       <a:picLocks noChangeArrowheads="1" noChangeAspect="1"/>
                     </pic:cNvPicPr>
                   </pic:nvPicPr>
                   <pic:blipFill>
-                    <a:blip r:embed="rId153"/>
+                    <a:blip r:embed="rId151"/>
                     <a:stretch>
                       <a:fillRect/>
                     </a:stretch>
@@ -37101,7 +36762,7 @@
                   <pic:spPr bwMode="auto">
                     <a:xfrm>
                       <a:off x="0" y="0"/>
-                      <a:ext cx="5759999" cy="2283460"/>
+                      <a:ext cx="5759999" cy="1843470"/>
                     </a:xfrm>
                     <a:prstGeom prst="rect">
                       <a:avLst/>
@@ -37321,7 +36982,7 @@
                 <w:b/>
                 <w:bCs/>
               </w:rPr>
-              <w:t xml:space="preserve">Hassas dizgeleri gizle</w:t>
+              <w:t xml:space="preserve">Hassas dizeleri gizle</w:t>
             </w:r>
           </w:p>
         </w:tc>
@@ -37655,7 +37316,7 @@
         <w:t xml:space="preserve">if (hata_ayiklama) printf(...)</w:t>
       </w:r>
       <w:r>
-        <w:t xml:space="preserve">) yetmez: dizge ikili dosyada kalır ve</w:t>
+        <w:t xml:space="preserve">) yetmez: dize ikili dosyada kalır ve</w:t>
       </w:r>
       <w:r>
         <w:t xml:space="preserve"> </w:t>
@@ -37687,7 +37348,7 @@
         <w:pStyle w:val="BlockText"/>
       </w:pPr>
       <w:r>
-        <w:t xml:space="preserve">Şifrelenmiş bir dizge, program çalışırken kullanım anında çözülür; o anda bellekte açıktır ve çözme anahtarı da</w:t>
+        <w:t xml:space="preserve">Şifrelenmiş bir dize, program çalışırken kullanım anında çözülür; o anda bellekte açıktır ve çözme anahtarı da</w:t>
       </w:r>
       <w:r>
         <w:t xml:space="preserve"> </w:t>
@@ -37730,7 +37391,29 @@
         <w:t xml:space="preserve"> </w:t>
       </w:r>
       <w:r>
-        <w:t xml:space="preserve">saldırgana karşı RASP (6. hafta), gerçek anahtarlar için ise whitebox kriptografi (11. hafta) gerekir. Sahada dize</w:t>
+        <w:t xml:space="preserve">saldırgana karşı RASP (</w:t>
+      </w:r>
+      <w:hyperlink r:id="rId154">
+        <w:r>
+          <w:rPr>
+            <w:rStyle w:val="Hyperlink"/>
+          </w:rPr>
+          <w:t xml:space="preserve">6. hafta</w:t>
+        </w:r>
+      </w:hyperlink>
+      <w:r>
+        <w:t xml:space="preserve">), gerçek anahtarlar için ise whitebox kriptografi (</w:t>
+      </w:r>
+      <w:hyperlink r:id="rId155">
+        <w:r>
+          <w:rPr>
+            <w:rStyle w:val="Hyperlink"/>
+          </w:rPr>
+          <w:t xml:space="preserve">11. hafta</w:t>
+        </w:r>
+      </w:hyperlink>
+      <w:r>
+        <w:t xml:space="preserve">) gerekir. Sahada dize</w:t>
       </w:r>
       <w:r>
         <w:t xml:space="preserve"> </w:t>
@@ -37810,7 +37493,7 @@
         <w:t xml:space="preserve"> </w:t>
       </w:r>
       <w:r>
-        <w:t xml:space="preserve">(semboller, günlük dizgeleri ve sentetik lisans anahtarı</w:t>
+        <w:t xml:space="preserve">(semboller, günlük dizeleri ve sentetik lisans anahtarı</w:t>
       </w:r>
       <w:r>
         <w:t xml:space="preserve"> </w:t>
@@ -37831,7 +37514,7 @@
         <w:t xml:space="preserve"> </w:t>
       </w:r>
       <w:r>
-        <w:t xml:space="preserve">(günlük derleme dışı, dizge derleme anında karıştırılmış, semboller silinmiş). İkisi de aynı</w:t>
+        <w:t xml:space="preserve">(günlük derleme dışı, dize derleme anında karıştırılmış, semboller silinmiş). İkisi de aynı</w:t>
       </w:r>
       <w:r>
         <w:t xml:space="preserve"> </w:t>
@@ -38045,7 +37728,7 @@
               <w:t xml:space="preserve">strings</w:t>
             </w:r>
             <w:r>
-              <w:t xml:space="preserve">: açık sürümde lisans dizgesi ve</w:t>
+              <w:t xml:space="preserve">: açık sürümde lisans dizesi ve</w:t>
             </w:r>
             <w:r>
               <w:t xml:space="preserve"> </w:t>
@@ -38129,7 +37812,7 @@
               <w:pStyle w:val="Compact"/>
             </w:pPr>
             <w:r>
-              <w:t xml:space="preserve">Windows: fonksiyon adları EXE’de değil PDB dosyasındadır; kapalı sürüm PDB üretmez, dizgeler gizlidir</w:t>
+              <w:t xml:space="preserve">Windows: fonksiyon adları EXE’de değil PDB dosyasındadır; kapalı sürüm PDB üretmez, dizeler gizlidir</w:t>
             </w:r>
           </w:p>
         </w:tc>
@@ -38144,7 +37827,7 @@
     </w:p>
     <w:bookmarkEnd w:id="157"/>
     <w:bookmarkEnd w:id="158"/>
-    <w:bookmarkStart w:id="164" w:name="X5b6e33f8c903112dabd407d5094f3585b1a15ec"/>
+    <w:bookmarkStart w:id="167" w:name="X5b6e33f8c903112dabd407d5094f3585b1a15ec"/>
     <w:p>
       <w:pPr>
         <w:pStyle w:val="Heading2"/>
@@ -38223,7 +37906,30 @@
         <w:t xml:space="preserve"> </w:t>
       </w:r>
       <w:r>
-        <w:t xml:space="preserve">değerinden anlaşılır.</w:t>
+        <w:t xml:space="preserve">değerinden anlaşılır. Burada tekniğin fikrini ve</w:t>
+      </w:r>
+      <w:r>
+        <w:t xml:space="preserve"> </w:t>
+      </w:r>
+      <w:r>
+        <w:t xml:space="preserve">küçük bir demosunu görüyoruz; derin hâli</w:t>
+      </w:r>
+      <w:r>
+        <w:t xml:space="preserve"> </w:t>
+      </w:r>
+      <w:hyperlink r:id="rId159">
+        <w:r>
+          <w:rPr>
+            <w:rStyle w:val="Hyperlink"/>
+          </w:rPr>
+          <w:t xml:space="preserve">9. haftada kural K-04</w:t>
+        </w:r>
+      </w:hyperlink>
+      <w:r>
+        <w:t xml:space="preserve"> </w:t>
+      </w:r>
+      <w:r>
+        <w:t xml:space="preserve">olarak gelir.</w:t>
       </w:r>
     </w:p>
     <w:p>
@@ -38233,20 +37939,20 @@
       <w:r>
         <w:drawing>
           <wp:inline>
-            <wp:extent cx="5759999" cy="2574688"/>
+            <wp:extent cx="5759999" cy="2606032"/>
             <wp:effectExtent b="0" l="0" r="0" t="0"/>
-            <wp:docPr descr="Düzleştirme öncesi ve sonrası kontrol akışı" title="" id="160" name="Picture"/>
+            <wp:docPr descr="Düzleştirme öncesi ve sonrası kontrol akışı" title="" id="161" name="Picture"/>
             <a:graphic>
               <a:graphicData uri="http://schemas.openxmlformats.org/drawingml/2006/picture">
                 <pic:pic>
                   <pic:nvPicPr>
-                    <pic:cNvPr descr="h04-19-duzlestirme-giris.png" id="161" name="Picture"/>
+                    <pic:cNvPr descr="h04-19-duzlestirme-giris.png" id="162" name="Picture"/>
                     <pic:cNvPicPr>
                       <a:picLocks noChangeArrowheads="1" noChangeAspect="1"/>
                     </pic:cNvPicPr>
                   </pic:nvPicPr>
                   <pic:blipFill>
-                    <a:blip r:embed="rId159"/>
+                    <a:blip r:embed="rId160"/>
                     <a:stretch>
                       <a:fillRect/>
                     </a:stretch>
@@ -38254,7 +37960,7 @@
                   <pic:spPr bwMode="auto">
                     <a:xfrm>
                       <a:off x="0" y="0"/>
-                      <a:ext cx="5759999" cy="2574688"/>
+                      <a:ext cx="5759999" cy="2606032"/>
                     </a:xfrm>
                     <a:prstGeom prst="rect">
                       <a:avLst/>
@@ -38906,7 +38612,7 @@
         <w:pStyle w:val="Compact"/>
         <w:numPr>
           <w:ilvl w:val="0"/>
-          <w:numId w:val="1033"/>
+          <w:numId w:val="1017"/>
         </w:numPr>
       </w:pPr>
       <w:r>
@@ -38955,7 +38661,7 @@
         <w:pStyle w:val="Compact"/>
         <w:numPr>
           <w:ilvl w:val="0"/>
-          <w:numId w:val="1033"/>
+          <w:numId w:val="1017"/>
         </w:numPr>
       </w:pPr>
       <w:r>
@@ -38983,7 +38689,7 @@
         <w:pStyle w:val="Compact"/>
         <w:numPr>
           <w:ilvl w:val="0"/>
-          <w:numId w:val="1033"/>
+          <w:numId w:val="1017"/>
         </w:numPr>
       </w:pPr>
       <w:r>
@@ -39042,7 +38748,7 @@
         <w:pStyle w:val="Compact"/>
         <w:numPr>
           <w:ilvl w:val="0"/>
-          <w:numId w:val="1033"/>
+          <w:numId w:val="1017"/>
         </w:numPr>
       </w:pPr>
       <w:r>
@@ -39113,7 +38819,7 @@
         <w:t xml:space="preserve">dönüş değerlerinin de temelidir.</w:t>
       </w:r>
     </w:p>
-    <w:bookmarkStart w:id="162" w:name="demo-7-kontrol-akışı-düzleştirme"/>
+    <w:bookmarkStart w:id="164" w:name="demo-7-kontrol-akışı-düzleştirme"/>
     <w:p>
       <w:pPr>
         <w:pStyle w:val="Heading3"/>
@@ -39502,7 +39208,24 @@
         <w:pStyle w:val="BodyText"/>
       </w:pPr>
       <w:r>
-        <w:t xml:space="preserve">Bu demo, 14. haftada Tigress’in</w:t>
+        <w:t xml:space="preserve">Bu demo,</w:t>
+      </w:r>
+      <w:r>
+        <w:t xml:space="preserve"> </w:t>
+      </w:r>
+      <w:hyperlink r:id="rId163">
+        <w:r>
+          <w:rPr>
+            <w:rStyle w:val="Hyperlink"/>
+          </w:rPr>
+          <w:t xml:space="preserve">14. haftada</w:t>
+        </w:r>
+      </w:hyperlink>
+      <w:r>
+        <w:t xml:space="preserve"> </w:t>
+      </w:r>
+      <w:r>
+        <w:t xml:space="preserve">Tigress’in</w:t>
       </w:r>
       <w:r>
         <w:t xml:space="preserve"> </w:t>
@@ -39542,8 +39265,8 @@
         <w:t xml:space="preserve">Gizlemenin etkinliğini nasıl ölçeceğimizi (güç, dayanıklılık, maliyet) 9. haftada işleyeceğiz.</w:t>
       </w:r>
     </w:p>
-    <w:bookmarkEnd w:id="162"/>
-    <w:bookmarkStart w:id="163" w:name="Xb7b64981878235e9fbba81aa615bc1468bbe477"/>
+    <w:bookmarkEnd w:id="164"/>
+    <w:bookmarkStart w:id="166" w:name="Xb7b64981878235e9fbba81aa615bc1468bbe477"/>
     <w:p>
       <w:pPr>
         <w:pStyle w:val="Heading3"/>
@@ -39565,7 +39288,7 @@
         <w:pStyle w:val="Compact"/>
         <w:numPr>
           <w:ilvl w:val="0"/>
-          <w:numId w:val="1034"/>
+          <w:numId w:val="1018"/>
         </w:numPr>
       </w:pPr>
       <w:r>
@@ -39599,7 +39322,7 @@
         <w:pStyle w:val="Compact"/>
         <w:numPr>
           <w:ilvl w:val="0"/>
-          <w:numId w:val="1034"/>
+          <w:numId w:val="1018"/>
         </w:numPr>
       </w:pPr>
       <w:r>
@@ -39636,7 +39359,7 @@
         <w:pStyle w:val="Compact"/>
         <w:numPr>
           <w:ilvl w:val="0"/>
-          <w:numId w:val="1034"/>
+          <w:numId w:val="1018"/>
         </w:numPr>
       </w:pPr>
       <w:r>
@@ -39749,7 +39472,18 @@
         <w:t xml:space="preserve"> </w:t>
       </w:r>
       <w:r>
-        <w:t xml:space="preserve">yazılır; saldırı potansiyeli puanlamasında (13. hafta)</w:t>
+        <w:t xml:space="preserve">yazılır; saldırı potansiyeli puanlamasında (</w:t>
+      </w:r>
+      <w:hyperlink r:id="rId165">
+        <w:r>
+          <w:rPr>
+            <w:rStyle w:val="Hyperlink"/>
+          </w:rPr>
+          <w:t xml:space="preserve">13. hafta</w:t>
+        </w:r>
+      </w:hyperlink>
+      <w:r>
+        <w:t xml:space="preserve">)</w:t>
       </w:r>
       <w:r>
         <w:t xml:space="preserve"> </w:t>
@@ -39783,9 +39517,9 @@
         </w:pict>
       </w:r>
     </w:p>
-    <w:bookmarkEnd w:id="163"/>
-    <w:bookmarkEnd w:id="164"/>
-    <w:bookmarkStart w:id="165" w:name="dönem-projesi-bu-hafta"/>
+    <w:bookmarkEnd w:id="166"/>
+    <w:bookmarkEnd w:id="167"/>
+    <w:bookmarkStart w:id="168" w:name="dönem-projesi-bu-hafta"/>
     <w:p>
       <w:pPr>
         <w:pStyle w:val="Heading2"/>
@@ -39837,7 +39571,7 @@
         <w:pStyle w:val="Compact"/>
         <w:numPr>
           <w:ilvl w:val="0"/>
-          <w:numId w:val="1035"/>
+          <w:numId w:val="1019"/>
         </w:numPr>
       </w:pPr>
       <w:r>
@@ -39891,7 +39625,7 @@
         <w:pStyle w:val="Compact"/>
         <w:numPr>
           <w:ilvl w:val="0"/>
-          <w:numId w:val="1036"/>
+          <w:numId w:val="1020"/>
         </w:numPr>
       </w:pPr>
       <w:r>
@@ -39939,7 +39673,7 @@
         <w:pStyle w:val="Compact"/>
         <w:numPr>
           <w:ilvl w:val="0"/>
-          <w:numId w:val="1037"/>
+          <w:numId w:val="1021"/>
         </w:numPr>
       </w:pPr>
       <w:r>
@@ -39951,7 +39685,7 @@
         <w:pStyle w:val="Compact"/>
         <w:numPr>
           <w:ilvl w:val="0"/>
-          <w:numId w:val="1038"/>
+          <w:numId w:val="1022"/>
         </w:numPr>
       </w:pPr>
       <w:r>
@@ -39963,11 +39697,11 @@
         <w:pStyle w:val="Compact"/>
         <w:numPr>
           <w:ilvl w:val="0"/>
-          <w:numId w:val="1039"/>
+          <w:numId w:val="1023"/>
         </w:numPr>
       </w:pPr>
       <w:r>
-        <w:t xml:space="preserve">Sürüm derlemesinde günlüğün kaldırıldığını ve hassas dizgelerin</w:t>
+        <w:t xml:space="preserve">Sürüm derlemesinde günlüğün kaldırıldığını ve hassas dizelerin</w:t>
       </w:r>
       <w:r>
         <w:t xml:space="preserve"> </w:t>
@@ -40051,8 +39785,8 @@
         </w:pict>
       </w:r>
     </w:p>
-    <w:bookmarkEnd w:id="165"/>
-    <w:bookmarkStart w:id="166" w:name="kendi-başına-çalış"/>
+    <w:bookmarkEnd w:id="168"/>
+    <w:bookmarkStart w:id="169" w:name="kendi-başına-çalış"/>
     <w:p>
       <w:pPr>
         <w:pStyle w:val="Heading2"/>
@@ -40123,7 +39857,7 @@
           <w:b/>
           <w:bCs/>
         </w:rPr>
-        <w:t xml:space="preserve">Alıştırma 2 — Kolay: Biçim dizgesi avı</w:t>
+        <w:t xml:space="preserve">Alıştırma 2 — Kolay: Biçim dizesi avı</w:t>
       </w:r>
     </w:p>
     <w:p>
@@ -40131,7 +39865,7 @@
         <w:pStyle w:val="BlockText"/>
       </w:pPr>
       <w:r>
-        <w:t xml:space="preserve">Kendi kodunuzda biçim dizgesi olarak değişken alan her çağrıyı bulun (</w:t>
+        <w:t xml:space="preserve">Kendi kodunuzda biçim dizesi olarak değişken alan her çağrıyı bulun (</w:t>
       </w:r>
       <w:r>
         <w:rPr>
@@ -40570,8 +40304,8 @@
         </w:pict>
       </w:r>
     </w:p>
-    <w:bookmarkEnd w:id="166"/>
-    <w:bookmarkStart w:id="167" w:name="kendini-sınama"/>
+    <w:bookmarkEnd w:id="169"/>
+    <w:bookmarkStart w:id="170" w:name="kendini-sınama"/>
     <w:p>
       <w:pPr>
         <w:pStyle w:val="Heading2"/>
@@ -40734,7 +40468,7 @@
         <w:pStyle w:val="BlockText"/>
       </w:pPr>
       <w:r>
-        <w:t xml:space="preserve">Girdi biçim dizgesi olarak yorumlanır;</w:t>
+        <w:t xml:space="preserve">Girdi biçim dizesi olarak yorumlanır;</w:t>
       </w:r>
       <w:r>
         <w:t xml:space="preserve"> </w:t>
@@ -40956,7 +40690,7 @@
         <w:pStyle w:val="BlockText"/>
       </w:pPr>
       <w:r>
-        <w:t xml:space="preserve">ASan zehirli bölgeleri nesnelerin arasına koyar; yapının alanları arasında zehirli bölge yoktur.</w:t>
+        <w:t xml:space="preserve">ASan koruma bölgesileri nesnelerin arasına koyar; yapının alanları arasında koruma bölgesi yoktur.</w:t>
       </w:r>
     </w:p>
     <w:p>
@@ -41022,7 +40756,7 @@
         <w:pStyle w:val="BlockText"/>
       </w:pPr>
       <w:r>
-        <w:t xml:space="preserve">ASLR adresleri gizli tutmaya dayanır; biçim dizisi açığı gibi bir sızıntı gerçek bir adresi açığa çıkarırsa diğer</w:t>
+        <w:t xml:space="preserve">ASLR adresleri gizli tutmaya dayanır; biçim dizesi açığı gibi bir sızıntı gerçek bir adresi açığa çıkarırsa diğer</w:t>
       </w:r>
       <w:r>
         <w:t xml:space="preserve"> </w:t>
@@ -41048,7 +40782,7 @@
         <w:pStyle w:val="BlockText"/>
       </w:pPr>
       <w:r>
-        <w:t xml:space="preserve">Günlük dizgeleri ikili dosyada kalır ve bayrak değiştirilerek günlük yeniden açılabilir. Doğrusu derleme anında</w:t>
+        <w:t xml:space="preserve">Günlük dizeleri ikili dosyada kalır ve bayrak değiştirilerek günlük yeniden açılabilir. Doğrusu derleme anında</w:t>
       </w:r>
       <w:r>
         <w:t xml:space="preserve"> </w:t>
@@ -41344,7 +41078,7 @@
         <w:t xml:space="preserve"> </w:t>
       </w:r>
       <w:r>
-        <w:t xml:space="preserve">biçim dizgesini kendisi yazdığından bu</w:t>
+        <w:t xml:space="preserve">biçim dizesini kendisi yazdığından bu</w:t>
       </w:r>
       <w:r>
         <w:t xml:space="preserve"> </w:t>
@@ -42180,7 +41914,7 @@
           <w:b/>
           <w:bCs/>
         </w:rPr>
-        <w:t xml:space="preserve">21. Kanarya neden bu haftanın biçim dizisi açığıyla birlikte düşünülmelidir?</w:t>
+        <w:t xml:space="preserve">21. Kanarya neden bu haftanın biçim dizesi açığıyla birlikte düşünülmelidir?</w:t>
       </w:r>
     </w:p>
     <w:p>
@@ -42188,7 +41922,7 @@
         <w:pStyle w:val="BlockText"/>
       </w:pPr>
       <w:r>
-        <w:t xml:space="preserve">Kanarya da yığında duran 8 baytlık bir değerdir; bir biçim dizisi açığı</w:t>
+        <w:t xml:space="preserve">Kanarya da yığında duran 8 baytlık bir değerdir; bir biçim dizesi açığı</w:t>
       </w:r>
       <w:r>
         <w:t xml:space="preserve"> </w:t>
@@ -42524,8 +42258,8 @@
         </w:pict>
       </w:r>
     </w:p>
-    <w:bookmarkEnd w:id="167"/>
-    <w:bookmarkStart w:id="168" w:name="kaynaklar-ve-ileri-okuma"/>
+    <w:bookmarkEnd w:id="170"/>
+    <w:bookmarkStart w:id="172" w:name="kaynaklar-ve-ileri-okuma"/>
     <w:p>
       <w:pPr>
         <w:pStyle w:val="Heading2"/>
@@ -42570,7 +42304,7 @@
         <w:pStyle w:val="Compact"/>
         <w:numPr>
           <w:ilvl w:val="0"/>
-          <w:numId w:val="1040"/>
+          <w:numId w:val="1024"/>
         </w:numPr>
       </w:pPr>
       <w:r>
@@ -42588,7 +42322,7 @@
         <w:pStyle w:val="Compact"/>
         <w:numPr>
           <w:ilvl w:val="0"/>
-          <w:numId w:val="1040"/>
+          <w:numId w:val="1024"/>
         </w:numPr>
       </w:pPr>
       <w:r>
@@ -42600,7 +42334,7 @@
         <w:pStyle w:val="Compact"/>
         <w:numPr>
           <w:ilvl w:val="0"/>
-          <w:numId w:val="1040"/>
+          <w:numId w:val="1024"/>
         </w:numPr>
       </w:pPr>
       <w:r>
@@ -42610,7 +42344,7 @@
         <w:t xml:space="preserve"> </w:t>
       </w:r>
       <w:r>
-        <w:t xml:space="preserve">gizleme), 12.11 (dizgeleri gizleme)</w:t>
+        <w:t xml:space="preserve">gizleme), 12.11 (dizeleri gizleme)</w:t>
       </w:r>
     </w:p>
     <w:p>
@@ -42630,7 +42364,7 @@
         <w:pStyle w:val="Compact"/>
         <w:numPr>
           <w:ilvl w:val="0"/>
-          <w:numId w:val="1041"/>
+          <w:numId w:val="1025"/>
         </w:numPr>
       </w:pPr>
       <w:r>
@@ -42642,7 +42376,7 @@
         <w:pStyle w:val="Compact"/>
         <w:numPr>
           <w:ilvl w:val="0"/>
-          <w:numId w:val="1041"/>
+          <w:numId w:val="1025"/>
         </w:numPr>
       </w:pPr>
       <w:r>
@@ -42667,7 +42401,7 @@
         <w:pStyle w:val="Compact"/>
         <w:numPr>
           <w:ilvl w:val="0"/>
-          <w:numId w:val="1041"/>
+          <w:numId w:val="1025"/>
         </w:numPr>
       </w:pPr>
       <w:r>
@@ -42715,7 +42449,7 @@
         <w:pStyle w:val="Compact"/>
         <w:numPr>
           <w:ilvl w:val="0"/>
-          <w:numId w:val="1041"/>
+          <w:numId w:val="1025"/>
         </w:numPr>
       </w:pPr>
       <w:r>
@@ -42727,11 +42461,11 @@
         <w:pStyle w:val="Compact"/>
         <w:numPr>
           <w:ilvl w:val="0"/>
-          <w:numId w:val="1041"/>
+          <w:numId w:val="1025"/>
         </w:numPr>
       </w:pPr>
       <w:r>
-        <w:t xml:space="preserve">MITRE CWE: CWE-134 (denetlenmeyen biçim dizgesi), CWE-190 (tamsayı taşması), CWE-252 (denetlenmeyen dönüş değeri),</w:t>
+        <w:t xml:space="preserve">MITRE CWE: CWE-134 (denetlenmeyen biçim dizesi), CWE-190 (tamsayı taşması), CWE-252 (denetlenmeyen dönüş değeri),</w:t>
       </w:r>
       <w:r>
         <w:t xml:space="preserve"> </w:t>
@@ -42751,7 +42485,7 @@
         <w:pStyle w:val="Compact"/>
         <w:numPr>
           <w:ilvl w:val="0"/>
-          <w:numId w:val="1041"/>
+          <w:numId w:val="1025"/>
         </w:numPr>
       </w:pPr>
       <w:r>
@@ -42768,7 +42502,24 @@
         <w:t xml:space="preserve">Surreptitious Software</w:t>
       </w:r>
       <w:r>
-        <w:t xml:space="preserve">, Addison-Wesley, 2009 (gizleme taksonomisi; 9. haftada ayrıntılı).</w:t>
+        <w:t xml:space="preserve">, Addison-Wesley, 2009 (gizleme taksonomisi;</w:t>
+      </w:r>
+      <w:r>
+        <w:t xml:space="preserve"> </w:t>
+      </w:r>
+      <w:hyperlink r:id="rId171">
+        <w:r>
+          <w:rPr>
+            <w:rStyle w:val="Hyperlink"/>
+          </w:rPr>
+          <w:t xml:space="preserve">9. haftada</w:t>
+        </w:r>
+      </w:hyperlink>
+      <w:r>
+        <w:t xml:space="preserve"> </w:t>
+      </w:r>
+      <w:r>
+        <w:t xml:space="preserve">ayrıntılı).</w:t>
       </w:r>
     </w:p>
     <w:p>
@@ -42887,7 +42638,7 @@
               <w:pStyle w:val="Compact"/>
             </w:pPr>
             <w:r>
-              <w:t xml:space="preserve">Biçim dizgesi</w:t>
+              <w:t xml:space="preserve">Biçim dizesi</w:t>
             </w:r>
           </w:p>
         </w:tc>
@@ -43383,8 +43134,79 @@
         </w:tc>
       </w:tr>
     </w:tbl>
-    <w:bookmarkEnd w:id="168"/>
-    <w:bookmarkEnd w:id="169"/>
+    <w:p>
+      <w:pPr>
+        <w:pStyle w:val="BlockText"/>
+      </w:pPr>
+      <w:r>
+        <w:rPr>
+          <w:b/>
+          <w:bCs/>
+        </w:rPr>
+        <w:t xml:space="preserve">Bir sonraki hafta</w:t>
+      </w:r>
+    </w:p>
+    <w:p>
+      <w:pPr>
+        <w:pStyle w:val="BlockText"/>
+      </w:pPr>
+      <w:hyperlink r:id="rId69">
+        <w:r>
+          <w:rPr>
+            <w:rStyle w:val="Hyperlink"/>
+            <w:b/>
+            <w:bCs/>
+          </w:rPr>
+          <w:t xml:space="preserve">5. hafta</w:t>
+        </w:r>
+      </w:hyperlink>
+      <w:r>
+        <w:rPr>
+          <w:b/>
+          <w:bCs/>
+        </w:rPr>
+        <w:t xml:space="preserve"> </w:t>
+      </w:r>
+      <w:r>
+        <w:rPr>
+          <w:b/>
+          <w:bCs/>
+        </w:rPr>
+        <w:t xml:space="preserve">— Java ve yorumlanan diller.</w:t>
+      </w:r>
+      <w:r>
+        <w:t xml:space="preserve"> </w:t>
+      </w:r>
+      <w:r>
+        <w:t xml:space="preserve">Bu hafta C/C++’ta elle yönetilen bellek ile derleyici ve işletim</w:t>
+      </w:r>
+      <w:r>
+        <w:t xml:space="preserve"> </w:t>
+      </w:r>
+      <w:r>
+        <w:t xml:space="preserve">sistemi korumalarıyla uğraştık; 5. hafta, Java’nın çalışma zamanının (JVM) bu hafta gördüğümüz bellek</w:t>
+      </w:r>
+      <w:r>
+        <w:t xml:space="preserve"> </w:t>
+      </w:r>
+      <w:r>
+        <w:t xml:space="preserve">hatalarının çoğunu (taşma, serbest bırakılmış belleğin kullanımı, tanımsız davranış) nasıl ortadan kaldırdığını,</w:t>
+      </w:r>
+      <w:r>
+        <w:t xml:space="preserve"> </w:t>
+      </w:r>
+      <w:r>
+        <w:t xml:space="preserve">ama enjeksiyon gibi yeni bir hata sınıfını nasıl açtığını gösterir. SEI CERT Java kuralları, bugün işlediğimiz</w:t>
+      </w:r>
+      <w:r>
+        <w:t xml:space="preserve"> </w:t>
+      </w:r>
+      <w:r>
+        <w:t xml:space="preserve">SEI CERT C/C++ kurallarıyla karşılaştırılacak.</w:t>
+      </w:r>
+    </w:p>
+    <w:bookmarkEnd w:id="172"/>
+    <w:bookmarkEnd w:id="173"/>
     <w:sectPr>
       <w:headerReference r:id="rId9" w:type="default"/>
       <w:footerReference r:id="rId10" w:type="default"/>
@@ -43790,91 +43612,6 @@
       </w:rPr>
     </w:lvl>
   </w:abstractNum>
-  <w:abstractNum w:abstractNumId="994116">
-    <w:nsid w:val="0A994116"/>
-    <w:multiLevelType w:val="multilevel"/>
-    <w:lvl w:ilvl="0">
-      <w:start w:val="16"/>
-      <w:numFmt w:val="decimal"/>
-      <w:lvlText w:val="%1."/>
-      <w:lvlJc w:val="left"/>
-      <w:pPr>
-        <w:ind w:left="720" w:hanging="360"/>
-      </w:pPr>
-    </w:lvl>
-    <w:lvl w:ilvl="1">
-      <w:start w:val="16"/>
-      <w:numFmt w:val="decimal"/>
-      <w:lvlText w:val="%2."/>
-      <w:lvlJc w:val="left"/>
-      <w:pPr>
-        <w:ind w:left="1440" w:hanging="360"/>
-      </w:pPr>
-    </w:lvl>
-    <w:lvl w:ilvl="2">
-      <w:start w:val="16"/>
-      <w:numFmt w:val="decimal"/>
-      <w:lvlText w:val="%3."/>
-      <w:lvlJc w:val="left"/>
-      <w:pPr>
-        <w:ind w:left="2160" w:hanging="360"/>
-      </w:pPr>
-    </w:lvl>
-    <w:lvl w:ilvl="3">
-      <w:start w:val="16"/>
-      <w:numFmt w:val="decimal"/>
-      <w:lvlText w:val="%4."/>
-      <w:lvlJc w:val="left"/>
-      <w:pPr>
-        <w:ind w:left="2880" w:hanging="360"/>
-      </w:pPr>
-    </w:lvl>
-    <w:lvl w:ilvl="4">
-      <w:start w:val="16"/>
-      <w:numFmt w:val="decimal"/>
-      <w:lvlText w:val="%5."/>
-      <w:lvlJc w:val="left"/>
-      <w:pPr>
-        <w:ind w:left="3600" w:hanging="360"/>
-      </w:pPr>
-    </w:lvl>
-    <w:lvl w:ilvl="5">
-      <w:start w:val="16"/>
-      <w:numFmt w:val="decimal"/>
-      <w:lvlText w:val="%6."/>
-      <w:lvlJc w:val="left"/>
-      <w:pPr>
-        <w:ind w:left="4320" w:hanging="360"/>
-      </w:pPr>
-    </w:lvl>
-    <w:lvl w:ilvl="6">
-      <w:start w:val="16"/>
-      <w:numFmt w:val="decimal"/>
-      <w:lvlText w:val="%7."/>
-      <w:lvlJc w:val="left"/>
-      <w:pPr>
-        <w:ind w:left="5040" w:hanging="360"/>
-      </w:pPr>
-    </w:lvl>
-    <w:lvl w:ilvl="7">
-      <w:start w:val="16"/>
-      <w:numFmt w:val="decimal"/>
-      <w:lvlText w:val="%8."/>
-      <w:lvlJc w:val="left"/>
-      <w:pPr>
-        <w:ind w:left="5760" w:hanging="360"/>
-      </w:pPr>
-    </w:lvl>
-    <w:lvl w:ilvl="8">
-      <w:start w:val="16"/>
-      <w:numFmt w:val="decimal"/>
-      <w:lvlText w:val="%9."/>
-      <w:lvlJc w:val="left"/>
-      <w:pPr>
-        <w:ind w:left="6480" w:hanging="360"/>
-      </w:pPr>
-    </w:lvl>
-  </w:abstractNum>
   <w:abstractNum w:abstractNumId="994115">
     <w:nsid w:val="0A994115"/>
     <w:multiLevelType w:val="multilevel"/>
@@ -44079,81 +43816,6 @@
     <w:abstractNumId w:val="991"/>
   </w:num>
   <w:num w:numId="1005">
-    <w:abstractNumId w:val="991"/>
-  </w:num>
-  <w:num w:numId="1006">
-    <w:abstractNumId w:val="991"/>
-  </w:num>
-  <w:num w:numId="1007">
-    <w:abstractNumId w:val="991"/>
-  </w:num>
-  <w:num w:numId="1008">
-    <w:abstractNumId w:val="991"/>
-  </w:num>
-  <w:num w:numId="1009">
-    <w:abstractNumId w:val="991"/>
-  </w:num>
-  <w:num w:numId="1010">
-    <w:abstractNumId w:val="991"/>
-  </w:num>
-  <w:num w:numId="1011">
-    <w:abstractNumId w:val="991"/>
-  </w:num>
-  <w:num w:numId="1012">
-    <w:abstractNumId w:val="991"/>
-  </w:num>
-  <w:num w:numId="1013">
-    <w:abstractNumId w:val="991"/>
-  </w:num>
-  <w:num w:numId="1014">
-    <w:abstractNumId w:val="991"/>
-  </w:num>
-  <w:num w:numId="1015">
-    <w:abstractNumId w:val="991"/>
-  </w:num>
-  <w:num w:numId="1016">
-    <w:abstractNumId w:val="991"/>
-  </w:num>
-  <w:num w:numId="1017">
-    <w:abstractNumId w:val="994116"/>
-    <w:lvlOverride w:ilvl="0">
-      <w:startOverride w:val="16"/>
-    </w:lvlOverride>
-    <w:lvlOverride w:ilvl="1">
-      <w:startOverride w:val="16"/>
-    </w:lvlOverride>
-    <w:lvlOverride w:ilvl="2">
-      <w:startOverride w:val="16"/>
-    </w:lvlOverride>
-    <w:lvlOverride w:ilvl="3">
-      <w:startOverride w:val="16"/>
-    </w:lvlOverride>
-    <w:lvlOverride w:ilvl="4">
-      <w:startOverride w:val="16"/>
-    </w:lvlOverride>
-    <w:lvlOverride w:ilvl="5">
-      <w:startOverride w:val="16"/>
-    </w:lvlOverride>
-    <w:lvlOverride w:ilvl="6">
-      <w:startOverride w:val="16"/>
-    </w:lvlOverride>
-    <w:lvlOverride w:ilvl="7">
-      <w:startOverride w:val="16"/>
-    </w:lvlOverride>
-    <w:lvlOverride w:ilvl="8">
-      <w:startOverride w:val="16"/>
-    </w:lvlOverride>
-  </w:num>
-  <w:num w:numId="1018">
-    <w:abstractNumId w:val="991"/>
-  </w:num>
-  <w:num w:numId="1019">
-    <w:abstractNumId w:val="991"/>
-  </w:num>
-  <w:num w:numId="1020">
-    <w:abstractNumId w:val="991"/>
-  </w:num>
-  <w:num w:numId="1021">
     <w:abstractNumId w:val="99411"/>
     <w:lvlOverride w:ilvl="0">
       <w:startOverride w:val="1"/>
@@ -44183,7 +43845,7 @@
       <w:startOverride w:val="1"/>
     </w:lvlOverride>
   </w:num>
-  <w:num w:numId="1022">
+  <w:num w:numId="1006">
     <w:abstractNumId w:val="99411"/>
     <w:lvlOverride w:ilvl="0">
       <w:startOverride w:val="1"/>
@@ -44213,7 +43875,7 @@
       <w:startOverride w:val="1"/>
     </w:lvlOverride>
   </w:num>
-  <w:num w:numId="1023">
+  <w:num w:numId="1007">
     <w:abstractNumId w:val="99411"/>
     <w:lvlOverride w:ilvl="0">
       <w:startOverride w:val="1"/>
@@ -44243,10 +43905,10 @@
       <w:startOverride w:val="1"/>
     </w:lvlOverride>
   </w:num>
-  <w:num w:numId="1024">
+  <w:num w:numId="1008">
     <w:abstractNumId w:val="991"/>
   </w:num>
-  <w:num w:numId="1025">
+  <w:num w:numId="1009">
     <w:abstractNumId w:val="99411"/>
     <w:lvlOverride w:ilvl="0">
       <w:startOverride w:val="1"/>
@@ -44276,7 +43938,7 @@
       <w:startOverride w:val="1"/>
     </w:lvlOverride>
   </w:num>
-  <w:num w:numId="1026">
+  <w:num w:numId="1010">
     <w:abstractNumId w:val="99411"/>
     <w:lvlOverride w:ilvl="0">
       <w:startOverride w:val="1"/>
@@ -44306,10 +43968,10 @@
       <w:startOverride w:val="1"/>
     </w:lvlOverride>
   </w:num>
-  <w:num w:numId="1027">
+  <w:num w:numId="1011">
     <w:abstractNumId w:val="991"/>
   </w:num>
-  <w:num w:numId="1028">
+  <w:num w:numId="1012">
     <w:abstractNumId w:val="994115"/>
     <w:lvlOverride w:ilvl="0">
       <w:startOverride w:val="15"/>
@@ -44339,10 +44001,10 @@
       <w:startOverride w:val="15"/>
     </w:lvlOverride>
   </w:num>
-  <w:num w:numId="1029">
+  <w:num w:numId="1013">
     <w:abstractNumId w:val="991"/>
   </w:num>
-  <w:num w:numId="1030">
+  <w:num w:numId="1014">
     <w:abstractNumId w:val="99411"/>
     <w:lvlOverride w:ilvl="0">
       <w:startOverride w:val="1"/>
@@ -44372,37 +44034,37 @@
       <w:startOverride w:val="1"/>
     </w:lvlOverride>
   </w:num>
-  <w:num w:numId="1031">
+  <w:num w:numId="1015">
     <w:abstractNumId w:val="991"/>
   </w:num>
-  <w:num w:numId="1032">
+  <w:num w:numId="1016">
     <w:abstractNumId w:val="991"/>
   </w:num>
-  <w:num w:numId="1033">
+  <w:num w:numId="1017">
     <w:abstractNumId w:val="991"/>
   </w:num>
-  <w:num w:numId="1034">
+  <w:num w:numId="1018">
     <w:abstractNumId w:val="991"/>
   </w:num>
-  <w:num w:numId="1035">
+  <w:num w:numId="1019">
     <w:abstractNumId w:val="992"/>
   </w:num>
-  <w:num w:numId="1036">
+  <w:num w:numId="1020">
     <w:abstractNumId w:val="992"/>
   </w:num>
-  <w:num w:numId="1037">
+  <w:num w:numId="1021">
     <w:abstractNumId w:val="992"/>
   </w:num>
-  <w:num w:numId="1038">
+  <w:num w:numId="1022">
     <w:abstractNumId w:val="992"/>
   </w:num>
-  <w:num w:numId="1039">
+  <w:num w:numId="1023">
     <w:abstractNumId w:val="992"/>
   </w:num>
-  <w:num w:numId="1040">
+  <w:num w:numId="1024">
     <w:abstractNumId w:val="991"/>
   </w:num>
-  <w:num w:numId="1041">
+  <w:num w:numId="1025">
     <w:abstractNumId w:val="991"/>
   </w:num>
 </w:numbering>
